--- a/downloads/student/ai-5-week-20.docx
+++ b/downloads/student/ai-5-week-20.docx
@@ -1130,6 +1130,16 @@
     <w:p>
       <w:r>
         <w:t>Shape consistency does not prove correct colour order or value range; document channel names and preprocessing.</w:t>
+      </w:r>
+    </w:p>
+    <w:p>
+      <w:r>
+        <w:t>Read the labelled picture: Where is the bottom green pixel in the first batched image? Point to the relevant step in the picture, then write the changed result and the rule or evidence that supports it.</w:t>
+      </w:r>
+    </w:p>
+    <w:p>
+      <w:r>
+        <w:t>Change one thing: Add a batch containing three identical images in NHWC layout. Predict the result before checking the explanation. What remains the same?</w:t>
       </w:r>
     </w:p>
     <w:p>
@@ -2292,6 +2302,187 @@
         <w:t>Attempt the independent case before hints. Record whether you worked alone, used a hint or followed a model. After feedback, fix the first unsupported step and explain why it changed. A later check uses a changed case, not a copied answer.</w:t>
       </w:r>
     </w:p>
+    <w:p>
+      <w:pPr>
+        <w:pStyle w:val="Heading1"/>
+      </w:pPr>
+      <w:r>
+        <w:t>15. Your lesson route</w:t>
+      </w:r>
+    </w:p>
+    <w:p>
+      <w:r>
+        <w:t>Start with this question: Move colour values between tensor layouts without changing the pixels.</w:t>
+      </w:r>
+    </w:p>
+    <w:tbl>
+      <w:tblPr>
+        <w:tblStyle w:val="LightShading-Accent1"/>
+        <w:tblW w:type="auto" w:w="0"/>
+        <w:tblLook w:firstColumn="1" w:firstRow="1" w:lastColumn="0" w:lastRow="0" w:noHBand="0" w:noVBand="1" w:val="04A0"/>
+      </w:tblPr>
+      <w:tblGrid>
+        <w:gridCol w:w="5112"/>
+        <w:gridCol w:w="5112"/>
+      </w:tblGrid>
+      <w:tr>
+        <w:trPr>
+          <w:tblHeader/>
+        </w:trPr>
+        <w:tc>
+          <w:tcPr>
+            <w:tcW w:type="dxa" w:w="5112"/>
+          </w:tcPr>
+          <w:p>
+            <w:r>
+              <w:t>By the end, I can</w:t>
+            </w:r>
+          </w:p>
+        </w:tc>
+        <w:tc>
+          <w:tcPr>
+            <w:tcW w:type="dxa" w:w="5112"/>
+          </w:tcPr>
+          <w:p>
+            <w:r>
+              <w:t>How I will show it</w:t>
+            </w:r>
+          </w:p>
+        </w:tc>
+      </w:tr>
+      <w:tr>
+        <w:tc>
+          <w:tcPr>
+            <w:tcW w:type="dxa" w:w="5112"/>
+          </w:tcPr>
+          <w:p>
+            <w:r>
+              <w:t>Read a pixel using declared row column and channel axes</w:t>
+            </w:r>
+          </w:p>
+        </w:tc>
+        <w:tc>
+          <w:tcPr>
+            <w:tcW w:type="dxa" w:w="5112"/>
+          </w:tcPr>
+          <w:p>
+            <w:r>
+              <w:t>Explain the deciding step, show a trace or test, and state one limit.</w:t>
+            </w:r>
+          </w:p>
+        </w:tc>
+      </w:tr>
+      <w:tr>
+        <w:tc>
+          <w:tcPr>
+            <w:tcW w:type="dxa" w:w="5112"/>
+          </w:tcPr>
+          <w:p>
+            <w:r>
+              <w:t>Convert channel layout without changing pixel meaning</w:t>
+            </w:r>
+          </w:p>
+        </w:tc>
+        <w:tc>
+          <w:tcPr>
+            <w:tcW w:type="dxa" w:w="5112"/>
+          </w:tcPr>
+          <w:p>
+            <w:r>
+              <w:t>Explain the deciding step, show a trace or test, and state one limit.</w:t>
+            </w:r>
+          </w:p>
+        </w:tc>
+      </w:tr>
+      <w:tr>
+        <w:tc>
+          <w:tcPr>
+            <w:tcW w:type="dxa" w:w="5112"/>
+          </w:tcPr>
+          <w:p>
+            <w:r>
+              <w:t>Distinguish fixed value scaling from information losing transformations</w:t>
+            </w:r>
+          </w:p>
+        </w:tc>
+        <w:tc>
+          <w:tcPr>
+            <w:tcW w:type="dxa" w:w="5112"/>
+          </w:tcPr>
+          <w:p>
+            <w:r>
+              <w:t>Explain the deciding step, show a trace or test, and state one limit.</w:t>
+            </w:r>
+          </w:p>
+        </w:tc>
+      </w:tr>
+    </w:tbl>
+    <w:p>
+      <w:r>
+        <w:t>Remember → watch and explain → try with help → investigate → try independently → keep project evidence. Your teacher may spread this lesson across several classes.</w:t>
+      </w:r>
+    </w:p>
+    <w:p>
+      <w:r>
+        <w:t>Keep your first prediction. Compare it with what the evidence shows and explain any change.</w:t>
+      </w:r>
+    </w:p>
+    <w:p>
+      <w:pPr>
+        <w:pStyle w:val="Heading1"/>
+      </w:pPr>
+      <w:r>
+        <w:t>16. Finish and return</w:t>
+      </w:r>
+    </w:p>
+    <w:p>
+      <w:r>
+        <w:t>Close your notes. Explain this goal in your own words: Read a pixel using declared row column and channel axes</w:t>
+      </w:r>
+    </w:p>
+    <w:p>
+      <w:pPr>
+        <w:pStyle w:val="Heading3"/>
+      </w:pPr>
+      <w:r>
+        <w:t>My deciding step, evidence and one remaining question</w:t>
+      </w:r>
+    </w:p>
+    <w:p>
+      <w:r>
+        <w:t>________________________________________________________________</w:t>
+      </w:r>
+    </w:p>
+    <w:p>
+      <w:r>
+        <w:t>________________________________________________________________</w:t>
+      </w:r>
+    </w:p>
+    <w:p>
+      <w:r>
+        <w:t>________________________________________________________________</w:t>
+      </w:r>
+    </w:p>
+    <w:p>
+      <w:r>
+        <w:t>________________________________________________________________</w:t>
+      </w:r>
+    </w:p>
+    <w:p>
+      <w:r>
+        <w:t>________________________________________________________________</w:t>
+      </w:r>
+    </w:p>
+    <w:p>
+      <w:r>
+        <w:t>If you are unsure, return to the worked picture and explain one arrow. If you are ready, change an input or assumption and justify your prediction.</w:t>
+      </w:r>
+    </w:p>
+    <w:p>
+      <w:r>
+        <w:t>Save your workbook evidence. At the next review, try a different case before opening your old answer.</w:t>
+      </w:r>
+    </w:p>
     <w:sectPr>
       <w:pgSz w:w="12240" w:h="15840"/>
       <w:pgMar w:top="936" w:right="1008" w:bottom="936" w:left="1008" w:header="720" w:footer="720" w:gutter="0"/>

--- a/downloads/student/ai-5-week-20.docx
+++ b/downloads/student/ai-5-week-20.docx
@@ -2483,6 +2483,215 @@
         <w:t>Save your workbook evidence. At the next review, try a different case before opening your old answer.</w:t>
       </w:r>
     </w:p>
+    <w:p>
+      <w:pPr>
+        <w:pStyle w:val="Heading1"/>
+      </w:pPr>
+      <w:r>
+        <w:t>17. Supported practice, repair and portfolio</w:t>
+      </w:r>
+    </w:p>
+    <w:p>
+      <w:r>
+        <w:t>Use this supported practice once, in the browser or on paper. Keep the reserved independent assessment for a separate first attempt before teacher feedback.</w:t>
+      </w:r>
+    </w:p>
+    <w:p>
+      <w:r>
+        <w:t>Move colour values between tensor layouts without changing the pixels.</w:t>
+      </w:r>
+    </w:p>
+    <w:p>
+      <w:pPr>
+        <w:pStyle w:val="Heading3"/>
+      </w:pPr>
+      <w:r>
+        <w:t>Practice 1: explain the deciding evidence</w:t>
+      </w:r>
+    </w:p>
+    <w:p>
+      <w:r>
+        <w:t>Which labelled step matches this detail? Bottom green is HWC [1, 0, 1]=5 and CHW [1, 1, 0]=5.</w:t>
+      </w:r>
+    </w:p>
+    <w:p>
+      <w:r>
+        <w:t>1. Record HWC shape</w:t>
+      </w:r>
+    </w:p>
+    <w:p>
+      <w:r>
+        <w:t>2. Reorder to CHW</w:t>
+      </w:r>
+    </w:p>
+    <w:p>
+      <w:r>
+        <w:t>3. Check same pixel</w:t>
+      </w:r>
+    </w:p>
+    <w:p>
+      <w:pPr>
+        <w:pStyle w:val="Heading3"/>
+      </w:pPr>
+      <w:r>
+        <w:t>My selected conclusion, deciding fact and explanation</w:t>
+      </w:r>
+    </w:p>
+    <w:p>
+      <w:r>
+        <w:t>________________________________________________________________</w:t>
+      </w:r>
+    </w:p>
+    <w:p>
+      <w:r>
+        <w:t>________________________________________________________________</w:t>
+      </w:r>
+    </w:p>
+    <w:p>
+      <w:r>
+        <w:t>________________________________________________________________</w:t>
+      </w:r>
+    </w:p>
+    <w:p>
+      <w:r>
+        <w:t>________________________________________________________________</w:t>
+      </w:r>
+    </w:p>
+    <w:p>
+      <w:r>
+        <w:t>________________________________________________________________</w:t>
+      </w:r>
+    </w:p>
+    <w:p>
+      <w:r>
+        <w:t>Hint if needed: Read the steps in the pictorial case. Match the supplied detail to the stage that performs or records it.</w:t>
+      </w:r>
+    </w:p>
+    <w:p>
+      <w:r>
+        <w:t>After your attempt, compare with the supported explanation: Check same pixel Bottom green is HWC [1, 0, 1]=5 and CHW [1, 1, 0]=5. A tensor is an array with named dimensions. HWC orders height, width and colour; CHW puts colour first. Rearranging the layout changes where values are stored, not the colour measurement itself. Trace a named pixel through both layouts using zero-based indices. Adding a batch dimension counts images and does not add a new colour channel.</w:t>
+      </w:r>
+    </w:p>
+    <w:p>
+      <w:pPr>
+        <w:pStyle w:val="Heading3"/>
+      </w:pPr>
+      <w:r>
+        <w:t>Practice 2: explain the deciding evidence</w:t>
+      </w:r>
+    </w:p>
+    <w:p>
+      <w:r>
+        <w:t>Changed-case practice: Add a batch containing three identical images in NHWC layout. Which conclusion is supported by the supplied facts?</w:t>
+      </w:r>
+    </w:p>
+    <w:p>
+      <w:r>
+        <w:t>1. Batch shape is [3, 2, 1, 3].</w:t>
+      </w:r>
+    </w:p>
+    <w:p>
+      <w:r>
+        <w:t>2. We can decide the result without examining the changed input or the procedure.</w:t>
+      </w:r>
+    </w:p>
+    <w:p>
+      <w:r>
+        <w:t>3. This one example guarantees correct results for every future input.</w:t>
+      </w:r>
+    </w:p>
+    <w:p>
+      <w:pPr>
+        <w:pStyle w:val="Heading3"/>
+      </w:pPr>
+      <w:r>
+        <w:t>My selected conclusion, deciding fact and explanation</w:t>
+      </w:r>
+    </w:p>
+    <w:p>
+      <w:r>
+        <w:t>________________________________________________________________</w:t>
+      </w:r>
+    </w:p>
+    <w:p>
+      <w:r>
+        <w:t>________________________________________________________________</w:t>
+      </w:r>
+    </w:p>
+    <w:p>
+      <w:r>
+        <w:t>________________________________________________________________</w:t>
+      </w:r>
+    </w:p>
+    <w:p>
+      <w:r>
+        <w:t>________________________________________________________________</w:t>
+      </w:r>
+    </w:p>
+    <w:p>
+      <w:r>
+        <w:t>________________________________________________________________</w:t>
+      </w:r>
+    </w:p>
+    <w:p>
+      <w:r>
+        <w:t>Hint if needed: Use the changed condition and the deciding step in the pictorial trace. The answer must say what follows from those facts.</w:t>
+      </w:r>
+    </w:p>
+    <w:p>
+      <w:r>
+        <w:t>After your attempt, compare with the supported explanation: Batch shape is [3, 2, 1, 3]. The new first dimension counts images; it does not add a fourth colour channel.</w:t>
+      </w:r>
+    </w:p>
+    <w:p>
+      <w:pPr>
+        <w:pStyle w:val="Heading3"/>
+      </w:pPr>
+      <w:r>
+        <w:t>Repair a missing building block</w:t>
+      </w:r>
+    </w:p>
+    <w:p>
+      <w:r>
+        <w:t>Review Learned representations (ai-5/19). Goal: Trace an input through a hidden representation and a decision rule. Short practice: Why can no deterministic head using only the sum classify both correctly? Point to the relevant step in the picture, then write the changed result and the rule or evidence that supports it.. Return to this week and explain what you changed.</w:t>
+      </w:r>
+    </w:p>
+    <w:p>
+      <w:r>
+        <w:t>Review Initialisation and reproducibility (ai-5/17). Goal: Trace how starting values affect a fixed training budget. Short practice: Does the matching final loss mean the parameter values are equal? Point to the relevant step in the picture, then write the changed result and the rule or evidence that supports it.. Return to this week and explain what you changed.</w:t>
+      </w:r>
+    </w:p>
+    <w:p>
+      <w:r>
+        <w:t>Review Learning rate experiments (ai-5/14). Goal: Run a controlled comparison of learning rates. Short practice: What should a fair rate comparison hold fixed? Point to the relevant step in the picture, then write the changed result and the rule or evidence that supports it.. Return to this week and explain what you changed.</w:t>
+      </w:r>
+    </w:p>
+    <w:p>
+      <w:pPr>
+        <w:pStyle w:val="Heading3"/>
+      </w:pPr>
+      <w:r>
+        <w:t>Predict, run and debug</w:t>
+      </w:r>
+    </w:p>
+    <w:p>
+      <w:r>
+        <w:t>The browser lab lets you edit the supported Python examples already included in this lesson. Predict first, run, inspect the actual output or error, change one input, then run again. Keep code, predictions, actual results and a reasoned revision together. On paper, label your result as a trace rather than an execution.</w:t>
+      </w:r>
+    </w:p>
+    <w:p>
+      <w:pPr>
+        <w:pStyle w:val="Heading3"/>
+      </w:pPr>
+      <w:r>
+        <w:t>Keep your completed work</w:t>
+      </w:r>
+    </w:p>
+    <w:p>
+      <w:r>
+        <w:t>Use Download completed work in the hosted lesson to export your answers, reflections, practice feedback and code-run evidence. Open the HTML copy to read or print it. Drafts stay in this browser when storage is available; clear drafts on a shared device.</w:t>
+      </w:r>
+    </w:p>
     <w:sectPr>
       <w:pgSz w:w="12240" w:h="15840"/>
       <w:pgMar w:top="936" w:right="1008" w:bottom="936" w:left="1008" w:header="720" w:footer="720" w:gutter="0"/>

--- a/downloads/student/ai-5-week-20.docx
+++ b/downloads/student/ai-5-week-20.docx
@@ -42,6 +42,11 @@
       </w:r>
     </w:p>
     <w:p>
+      <w:r>
+        <w:t>Start with the target: Read a pixel using declared row column and channel axes. Try the recall before opening notes.</w:t>
+      </w:r>
+    </w:p>
+    <w:p>
       <w:pPr>
         <w:pStyle w:val="Heading3"/>
       </w:pPr>
@@ -50,18 +55,72 @@
       </w:r>
     </w:p>
     <w:p>
-      <w:r>
-        <w:t>I can read a pixel using declared row column and channel axes.</w:t>
-      </w:r>
-    </w:p>
-    <w:p>
-      <w:r>
-        <w:t>I can convert channel layout without changing pixel meaning.</w:t>
-      </w:r>
-    </w:p>
-    <w:p>
-      <w:r>
-        <w:t>I can distinguish fixed value scaling from information losing transformations.</w:t>
+      <w:pPr>
+        <w:spacing w:line="336" w:lineRule="auto" w:after="180"/>
+      </w:pPr>
+      <w:r>
+        <w:rPr>
+          <w:b w:val="0"/>
+        </w:rPr>
+        <w:t xml:space="preserve">I can read a pixel using declared row column and </w:t>
+      </w:r>
+      <w:r>
+        <w:rPr>
+          <w:b/>
+        </w:rPr>
+        <w:t>channel</w:t>
+      </w:r>
+      <w:r>
+        <w:rPr>
+          <w:b w:val="0"/>
+        </w:rPr>
+        <w:t xml:space="preserve"> axes.</w:t>
+      </w:r>
+    </w:p>
+    <w:p>
+      <w:pPr>
+        <w:spacing w:line="336" w:lineRule="auto" w:after="180"/>
+      </w:pPr>
+      <w:r>
+        <w:rPr>
+          <w:b w:val="0"/>
+        </w:rPr>
+        <w:t xml:space="preserve">I can convert </w:t>
+      </w:r>
+      <w:r>
+        <w:rPr>
+          <w:b/>
+        </w:rPr>
+        <w:t>channel</w:t>
+      </w:r>
+      <w:r>
+        <w:rPr>
+          <w:b w:val="0"/>
+        </w:rPr>
+        <w:t xml:space="preserve"> layout without changing pixel meaning.</w:t>
+      </w:r>
+    </w:p>
+    <w:p>
+      <w:pPr>
+        <w:spacing w:line="336" w:lineRule="auto" w:after="180"/>
+      </w:pPr>
+      <w:r>
+        <w:rPr>
+          <w:b w:val="0"/>
+        </w:rPr>
+        <w:t xml:space="preserve">I can distinguish fixed </w:t>
+      </w:r>
+      <w:r>
+        <w:rPr>
+          <w:b/>
+        </w:rPr>
+        <w:t>value scaling</w:t>
+      </w:r>
+      <w:r>
+        <w:rPr>
+          <w:b w:val="0"/>
+        </w:rPr>
+        <w:t xml:space="preserve"> from information losing transformations.</w:t>
       </w:r>
     </w:p>
     <w:p>
@@ -73,48 +132,150 @@
       </w:r>
     </w:p>
     <w:p>
-      <w:r>
+      <w:pPr>
+        <w:spacing w:line="336" w:lineRule="auto" w:after="180"/>
+      </w:pPr>
+      <w:r>
+        <w:rPr>
+          <w:b w:val="0"/>
+        </w:rPr>
         <w:t>Close your notes first. A rough first answer helps us choose the right starting point; it is not a score for your ability.</w:t>
       </w:r>
     </w:p>
     <w:p>
-      <w:r>
+      <w:pPr>
+        <w:spacing w:line="336" w:lineRule="auto" w:after="180"/>
+      </w:pPr>
+      <w:r>
+        <w:rPr>
+          <w:b w:val="0"/>
+        </w:rPr>
         <w:t>Without opening the old lesson, explain one key idea from Learned representations. Give an example and a mistake that the idea helps you avoid.</w:t>
       </w:r>
     </w:p>
     <w:p>
-      <w:r>
+      <w:pPr>
+        <w:spacing w:line="336" w:lineRule="auto" w:after="180"/>
+      </w:pPr>
+      <w:r>
+        <w:rPr>
+          <w:b w:val="0"/>
+        </w:rPr>
         <w:t>Without opening the old lesson, explain one key idea from Initialisation and reproducibility. Give an example and a mistake that the idea helps you avoid.</w:t>
       </w:r>
     </w:p>
     <w:p>
-      <w:r>
+      <w:pPr>
+        <w:spacing w:line="336" w:lineRule="auto" w:after="180"/>
+      </w:pPr>
+      <w:r>
+        <w:rPr>
+          <w:b w:val="0"/>
+        </w:rPr>
         <w:t>Without opening the old lesson, explain one key idea from Learning rate experiments. Give an example and a mistake that the idea helps you avoid.</w:t>
       </w:r>
     </w:p>
     <w:p>
-      <w:r>
-        <w:t>After trying, check the relevant lesson or ask your teacher. Change the part of your explanation that the evidence shows was wrong.</w:t>
-      </w:r>
-    </w:p>
-    <w:p>
-      <w:r>
+      <w:pPr>
+        <w:spacing w:line="336" w:lineRule="auto" w:after="180"/>
+      </w:pPr>
+      <w:r>
+        <w:rPr>
+          <w:b w:val="0"/>
+        </w:rPr>
+        <w:t xml:space="preserve">After trying, check the relevant lesson or ask your teacher. Change the part of your explanation that the </w:t>
+      </w:r>
+      <w:r>
+        <w:rPr>
+          <w:b/>
+        </w:rPr>
+        <w:t>evidence</w:t>
+      </w:r>
+      <w:r>
+        <w:rPr>
+          <w:b w:val="0"/>
+        </w:rPr>
+        <w:t xml:space="preserve"> shows was wrong.</w:t>
+      </w:r>
+    </w:p>
+    <w:p>
+      <w:pPr>
+        <w:spacing w:line="336" w:lineRule="auto" w:after="180"/>
+      </w:pPr>
+      <w:r>
+        <w:rPr>
+          <w:b w:val="0"/>
+        </w:rPr>
         <w:t>This week you will practise:</w:t>
       </w:r>
     </w:p>
     <w:p>
-      <w:r>
-        <w:t>Read a pixel using declared row column and channel axes</w:t>
-      </w:r>
-    </w:p>
-    <w:p>
-      <w:r>
-        <w:t>Convert channel layout without changing pixel meaning</w:t>
-      </w:r>
-    </w:p>
-    <w:p>
-      <w:r>
-        <w:t>Distinguish fixed value scaling from information losing transformations</w:t>
+      <w:pPr>
+        <w:spacing w:line="336" w:lineRule="auto" w:after="180"/>
+      </w:pPr>
+      <w:r>
+        <w:rPr>
+          <w:b w:val="0"/>
+        </w:rPr>
+        <w:t xml:space="preserve">Read a pixel using declared row column and </w:t>
+      </w:r>
+      <w:r>
+        <w:rPr>
+          <w:b/>
+        </w:rPr>
+        <w:t>channel</w:t>
+      </w:r>
+      <w:r>
+        <w:rPr>
+          <w:b w:val="0"/>
+        </w:rPr>
+        <w:t xml:space="preserve"> axes</w:t>
+      </w:r>
+    </w:p>
+    <w:p>
+      <w:pPr>
+        <w:spacing w:line="336" w:lineRule="auto" w:after="180"/>
+      </w:pPr>
+      <w:r>
+        <w:rPr>
+          <w:b w:val="0"/>
+        </w:rPr>
+        <w:t xml:space="preserve">Convert </w:t>
+      </w:r>
+      <w:r>
+        <w:rPr>
+          <w:b/>
+        </w:rPr>
+        <w:t>channel</w:t>
+      </w:r>
+      <w:r>
+        <w:rPr>
+          <w:b w:val="0"/>
+        </w:rPr>
+        <w:t xml:space="preserve"> layout without changing pixel meaning</w:t>
+      </w:r>
+    </w:p>
+    <w:p>
+      <w:pPr>
+        <w:spacing w:line="336" w:lineRule="auto" w:after="180"/>
+      </w:pPr>
+      <w:r>
+        <w:rPr>
+          <w:b w:val="0"/>
+        </w:rPr>
+        <w:t xml:space="preserve">Distinguish fixed </w:t>
+      </w:r>
+      <w:r>
+        <w:rPr>
+          <w:b/>
+        </w:rPr>
+        <w:t>value scaling</w:t>
+      </w:r>
+      <w:r>
+        <w:rPr>
+          <w:b w:val="0"/>
+        </w:rPr>
+        <w:t xml:space="preserve"> from information losing transformations</w:t>
       </w:r>
     </w:p>
     <w:p>
@@ -126,7 +287,14 @@
       </w:r>
     </w:p>
     <w:p>
-      <w:r>
+      <w:pPr>
+        <w:spacing w:line="336" w:lineRule="auto" w:after="180"/>
+        <w:shd w:fill="F5F1FB"/>
+      </w:pPr>
+      <w:r>
+        <w:rPr>
+          <w:b w:val="0"/>
+        </w:rPr>
         <w:t>Why does a representation with two components not necessarily preserve two original measurements?</w:t>
       </w:r>
     </w:p>
@@ -162,8 +330,38 @@
       </w:r>
     </w:p>
     <w:p>
-      <w:r>
-        <w:t>By the end, I can explain image tensors and channels using a traced example and a stated limitation.</w:t>
+      <w:pPr>
+        <w:spacing w:line="336" w:lineRule="auto" w:after="180"/>
+      </w:pPr>
+      <w:r>
+        <w:rPr>
+          <w:b w:val="0"/>
+        </w:rPr>
+        <w:t xml:space="preserve">By the end, I can explain image </w:t>
+      </w:r>
+      <w:r>
+        <w:rPr>
+          <w:b/>
+        </w:rPr>
+        <w:t>tensor</w:t>
+      </w:r>
+      <w:r>
+        <w:rPr>
+          <w:b w:val="0"/>
+        </w:rPr>
+        <w:t xml:space="preserve">s and </w:t>
+      </w:r>
+      <w:r>
+        <w:rPr>
+          <w:b/>
+        </w:rPr>
+        <w:t>channel</w:t>
+      </w:r>
+      <w:r>
+        <w:rPr>
+          <w:b w:val="0"/>
+        </w:rPr>
+        <w:t>s using a traced example and a stated limitation.</w:t>
       </w:r>
     </w:p>
     <w:p>
@@ -176,7 +374,65 @@
     </w:p>
     <w:p>
       <w:r>
-        <w:t>A small fictional RGB image has height 2 pixels, width 2 pixels and three channels ordered red, green, blue. Store it as image[row][column][channel], abbreviated HWC. Use zero-based indices: the top row is 0, the left column is 0, and red, green and blue are channels 0, 1 and 2. Each stored component is an integer from 0 to 255.</w:t>
+        <w:t>Investigate the supplied Image tensors and channels case. Separate observations, given facts and assumptions before choosing an explanation.</w:t>
+      </w:r>
+    </w:p>
+    <w:p>
+      <w:pPr>
+        <w:spacing w:line="336" w:lineRule="auto" w:after="180"/>
+      </w:pPr>
+      <w:r>
+        <w:rPr>
+          <w:b w:val="0"/>
+        </w:rPr>
+        <w:t xml:space="preserve">A small fictional RGB image has height 2 pixels, width 2 pixels and three </w:t>
+      </w:r>
+      <w:r>
+        <w:rPr>
+          <w:b/>
+        </w:rPr>
+        <w:t>channel</w:t>
+      </w:r>
+      <w:r>
+        <w:rPr>
+          <w:b w:val="0"/>
+        </w:rPr>
+        <w:t>s ordered red, green, blue. Store it as image[row][column][</w:t>
+      </w:r>
+      <w:r>
+        <w:rPr>
+          <w:b/>
+        </w:rPr>
+        <w:t>channel</w:t>
+      </w:r>
+      <w:r>
+        <w:rPr>
+          <w:b w:val="0"/>
+        </w:rPr>
+        <w:t>], abbreviated HWC.</w:t>
+      </w:r>
+    </w:p>
+    <w:p>
+      <w:pPr>
+        <w:spacing w:line="336" w:lineRule="auto" w:after="180"/>
+      </w:pPr>
+      <w:r>
+        <w:rPr>
+          <w:b w:val="0"/>
+        </w:rPr>
+        <w:t xml:space="preserve">Use zero-based indices: the top row is 0, the left column is 0, and red, green and blue are </w:t>
+      </w:r>
+      <w:r>
+        <w:rPr>
+          <w:b/>
+        </w:rPr>
+        <w:t>channel</w:t>
+      </w:r>
+      <w:r>
+        <w:rPr>
+          <w:b w:val="0"/>
+        </w:rPr>
+        <w:t>s 0, 1 and 2. Each stored component is an integer from 0 to 255.</w:t>
       </w:r>
     </w:p>
     <w:tbl>
@@ -355,13 +611,95 @@
       </w:tr>
     </w:tbl>
     <w:p>
-      <w:r>
-        <w:t>The shape is 2 by 2 by 3. There are four pixels and twelve channel values. The blue component of the bottom-left pixel is image[1][0][2] = 255. A single channel is a plane of values across positions; it is not a separate photograph or a label.</w:t>
-      </w:r>
-    </w:p>
-    <w:p>
-      <w:r>
-        <w:t>Shape needs a schema. A grayscale image might be stored as H by W or H by W by 1. An RGB image uses three channels here; other formats can include additional channels. Declare the format instead of assuming every three-dimensional array means the same thing.</w:t>
+      <w:pPr>
+        <w:spacing w:line="336" w:lineRule="auto" w:after="180"/>
+      </w:pPr>
+      <w:r>
+        <w:rPr>
+          <w:b w:val="0"/>
+        </w:rPr>
+        <w:t xml:space="preserve">The shape is 2 by 2 by 3. There are four pixels and twelve </w:t>
+      </w:r>
+      <w:r>
+        <w:rPr>
+          <w:b/>
+        </w:rPr>
+        <w:t>channel</w:t>
+      </w:r>
+      <w:r>
+        <w:rPr>
+          <w:b w:val="0"/>
+        </w:rPr>
+        <w:t xml:space="preserve"> values. The blue component of the bottom-left pixel is image[1][0][2] = 255.</w:t>
+      </w:r>
+    </w:p>
+    <w:p>
+      <w:pPr>
+        <w:spacing w:line="336" w:lineRule="auto" w:after="180"/>
+      </w:pPr>
+      <w:r>
+        <w:rPr>
+          <w:b w:val="0"/>
+        </w:rPr>
+        <w:t xml:space="preserve">A single </w:t>
+      </w:r>
+      <w:r>
+        <w:rPr>
+          <w:b/>
+        </w:rPr>
+        <w:t>channel</w:t>
+      </w:r>
+      <w:r>
+        <w:rPr>
+          <w:b w:val="0"/>
+        </w:rPr>
+        <w:t xml:space="preserve"> is a plane of values across positions; it is not a separate photograph or a label.</w:t>
+      </w:r>
+    </w:p>
+    <w:p>
+      <w:pPr>
+        <w:spacing w:line="336" w:lineRule="auto" w:after="180"/>
+      </w:pPr>
+      <w:r>
+        <w:rPr>
+          <w:b w:val="0"/>
+        </w:rPr>
+        <w:t xml:space="preserve">Shape needs a schema. A grayscale image might be stored as H by W or H by W by 1. An RGB image uses three </w:t>
+      </w:r>
+      <w:r>
+        <w:rPr>
+          <w:b/>
+        </w:rPr>
+        <w:t>channel</w:t>
+      </w:r>
+      <w:r>
+        <w:rPr>
+          <w:b w:val="0"/>
+        </w:rPr>
+        <w:t xml:space="preserve">s here; other formats can include additional </w:t>
+      </w:r>
+      <w:r>
+        <w:rPr>
+          <w:b/>
+        </w:rPr>
+        <w:t>channel</w:t>
+      </w:r>
+      <w:r>
+        <w:rPr>
+          <w:b w:val="0"/>
+        </w:rPr>
+        <w:t>s.</w:t>
+      </w:r>
+    </w:p>
+    <w:p>
+      <w:pPr>
+        <w:spacing w:line="336" w:lineRule="auto" w:after="180"/>
+      </w:pPr>
+      <w:r>
+        <w:rPr>
+          <w:b w:val="0"/>
+        </w:rPr>
+        <w:t>Declare the format instead of assuming every three-dimensional array means the same thing.</w:t>
       </w:r>
     </w:p>
     <w:p>
@@ -397,7 +735,53 @@
     </w:p>
     <w:p>
       <w:r>
-        <w:t>A channel-first layout uses image[channel][row][column], abbreviated CHW. Our image then has shape 3 by 2 by 2. A correct conversion preserves the rule chw[c][r][k] = hwc[r][k][c]. The code assumes a nonempty rectangular image with exactly three values per pixel.</w:t>
+        <w:t>Follow the mechanism for Image tensors and channels. Connect each labelled input, deciding step and result.</w:t>
+      </w:r>
+    </w:p>
+    <w:p>
+      <w:pPr>
+        <w:spacing w:line="336" w:lineRule="auto" w:after="180"/>
+      </w:pPr>
+      <w:r>
+        <w:rPr>
+          <w:b w:val="0"/>
+        </w:rPr>
+        <w:t xml:space="preserve">A </w:t>
+      </w:r>
+      <w:r>
+        <w:rPr>
+          <w:b/>
+        </w:rPr>
+        <w:t>channel</w:t>
+      </w:r>
+      <w:r>
+        <w:rPr>
+          <w:b w:val="0"/>
+        </w:rPr>
+        <w:t>-first layout uses image[</w:t>
+      </w:r>
+      <w:r>
+        <w:rPr>
+          <w:b/>
+        </w:rPr>
+        <w:t>channel</w:t>
+      </w:r>
+      <w:r>
+        <w:rPr>
+          <w:b w:val="0"/>
+        </w:rPr>
+        <w:t>][row][column], abbreviated CHW. Our image then has shape 3 by 2 by 2. A correct conversion preserves the rule chw[c][r][k] = hwc[r][k][c].</w:t>
+      </w:r>
+    </w:p>
+    <w:p>
+      <w:pPr>
+        <w:spacing w:line="336" w:lineRule="auto" w:after="180"/>
+      </w:pPr>
+      <w:r>
+        <w:rPr>
+          <w:b w:val="0"/>
+        </w:rPr>
+        <w:t>The code assumes a nonempty rectangular image with exactly three values per pixel.</w:t>
       </w:r>
     </w:p>
     <w:p>
@@ -434,8 +818,37 @@
       </w:r>
     </w:p>
     <w:p>
-      <w:r>
-        <w:t>Reading nested values in order and merely regrouping them into a new shape does not perform this axis conversion. The first four flattened HWC values are [255, 0, 0, 0]. A naive regrouping makes these the first channel plane, but the correct red plane is [[255, 0], [0, 255]]. Shape agreement alone cannot detect this mistake.</w:t>
+      <w:pPr>
+        <w:spacing w:line="336" w:lineRule="auto" w:after="180"/>
+      </w:pPr>
+      <w:r>
+        <w:rPr>
+          <w:b w:val="0"/>
+        </w:rPr>
+        <w:t>Reading nested values in order and merely regrouping them into a new shape does not perform this axis conversion. The first four flattened HWC values are [255, 0, 0, 0].</w:t>
+      </w:r>
+    </w:p>
+    <w:p>
+      <w:pPr>
+        <w:spacing w:line="336" w:lineRule="auto" w:after="180"/>
+      </w:pPr>
+      <w:r>
+        <w:rPr>
+          <w:b w:val="0"/>
+        </w:rPr>
+        <w:t xml:space="preserve">A naive regrouping makes these the first </w:t>
+      </w:r>
+      <w:r>
+        <w:rPr>
+          <w:b/>
+        </w:rPr>
+        <w:t>channel</w:t>
+      </w:r>
+      <w:r>
+        <w:rPr>
+          <w:b w:val="0"/>
+        </w:rPr>
+        <w:t xml:space="preserve"> plane, but the correct red plane is [[255, 0], [0, 255]]. Shape agreement alone cannot detect this mistake.</w:t>
       </w:r>
     </w:p>
     <w:p>
@@ -447,8 +860,26 @@
       </w:r>
     </w:p>
     <w:p>
-      <w:r>
-        <w:t>Point to the input, the deciding step and the result in this week’s visual. Explain the same step in ordinary words. A picture helps when you can say what each part represents.</w:t>
+      <w:pPr>
+        <w:spacing w:line="336" w:lineRule="auto" w:after="180"/>
+      </w:pPr>
+      <w:r>
+        <w:rPr>
+          <w:b w:val="0"/>
+        </w:rPr>
+        <w:t xml:space="preserve">Point to the </w:t>
+      </w:r>
+      <w:r>
+        <w:rPr>
+          <w:b/>
+        </w:rPr>
+        <w:t>input</w:t>
+      </w:r>
+      <w:r>
+        <w:rPr>
+          <w:b w:val="0"/>
+        </w:rPr>
+        <w:t>, the deciding step and the result in this week’s visual. Explain the same step in ordinary words. A picture helps when you can say what each part represents.</w:t>
       </w:r>
     </w:p>
     <w:p>
@@ -460,6 +891,11 @@
       </w:r>
     </w:p>
     <w:p>
+      <w:r>
+        <w:t>Compare the supplied cases for Image tensors and channels. Identify the detail that changes the conclusion.</w:t>
+      </w:r>
+    </w:p>
+    <w:p>
       <w:pPr>
         <w:pStyle w:val="Heading3"/>
       </w:pPr>
@@ -468,7 +904,13 @@
       </w:r>
     </w:p>
     <w:p>
-      <w:r>
+      <w:pPr>
+        <w:spacing w:line="336" w:lineRule="auto" w:after="180"/>
+      </w:pPr>
+      <w:r>
+        <w:rPr>
+          <w:b w:val="0"/>
+        </w:rPr>
         <w:t>A program flattens the lesson HWC array and groups the first four values into a 2 by 2 red plane. Give that incorrect plane and the correct plane. Identify a position where they disagree.</w:t>
       </w:r>
     </w:p>
@@ -514,18 +956,81 @@
       </w:r>
     </w:p>
     <w:p>
-      <w:r>
+      <w:pPr>
+        <w:pStyle w:val="Heading3"/>
+      </w:pPr>
+      <w:r>
+        <w:t>Change one thing</w:t>
+      </w:r>
+    </w:p>
+    <w:p>
+      <w:pPr>
+        <w:spacing w:line="336" w:lineRule="auto" w:after="180"/>
+        <w:shd w:fill="F5F1FB"/>
+      </w:pPr>
+      <w:r>
+        <w:rPr>
+          <w:b w:val="0"/>
+        </w:rPr>
         <w:t>Change: Add a batch containing three identical images in NHWC layout.</w:t>
       </w:r>
     </w:p>
     <w:p>
-      <w:r>
-        <w:t>Prediction: Batch shape is [3, 2, 1, 3].</w:t>
-      </w:r>
-    </w:p>
-    <w:p>
-      <w:r>
-        <w:t>Reason: The new first dimension counts images; it does not add a fourth colour channel.</w:t>
+      <w:pPr>
+        <w:pStyle w:val="Heading3"/>
+      </w:pPr>
+      <w:r>
+        <w:t>Predicted result</w:t>
+      </w:r>
+    </w:p>
+    <w:p>
+      <w:pPr>
+        <w:spacing w:line="336" w:lineRule="auto" w:after="180"/>
+        <w:shd w:fill="F1F6FC"/>
+      </w:pPr>
+      <w:r>
+        <w:rPr>
+          <w:b/>
+        </w:rPr>
+        <w:t>Prediction</w:t>
+      </w:r>
+      <w:r>
+        <w:rPr>
+          <w:b w:val="0"/>
+        </w:rPr>
+        <w:t>: Batch shape is [3, 2, 1, 3].</w:t>
+      </w:r>
+    </w:p>
+    <w:p>
+      <w:pPr>
+        <w:pStyle w:val="Heading3"/>
+      </w:pPr>
+      <w:r>
+        <w:t>Why the result follows</w:t>
+      </w:r>
+    </w:p>
+    <w:p>
+      <w:pPr>
+        <w:spacing w:line="336" w:lineRule="auto" w:after="180"/>
+        <w:shd w:fill="F1F6FC"/>
+      </w:pPr>
+      <w:r>
+        <w:rPr>
+          <w:b w:val="0"/>
+        </w:rPr>
+        <w:t xml:space="preserve">Reason: The new first dimension counts images; it does not add a fourth colour </w:t>
+      </w:r>
+      <w:r>
+        <w:rPr>
+          <w:b/>
+        </w:rPr>
+        <w:t>channel</w:t>
+      </w:r>
+      <w:r>
+        <w:rPr>
+          <w:b w:val="0"/>
+        </w:rPr>
+        <w:t>.</w:t>
       </w:r>
     </w:p>
     <w:p>
@@ -534,6 +1039,11 @@
       </w:pPr>
       <w:r>
         <w:t>05. Words that unlock the idea</w:t>
+      </w:r>
+    </w:p>
+    <w:p>
+      <w:r>
+        <w:t>Use the vocabulary of Image tensors and channels to explain a concrete decision, rather than only memorising definitions.</w:t>
       </w:r>
     </w:p>
     <w:tbl>
@@ -689,6 +1199,11 @@
       </w:pPr>
       <w:r>
         <w:t>06. Follow a worked example</w:t>
+      </w:r>
+    </w:p>
+    <w:p>
+      <w:r>
+        <w:t>Follow the worked trace for Image tensors and channels, predict a step, then compare with its explanation.</w:t>
       </w:r>
     </w:p>
     <w:p>
@@ -884,7 +1399,13 @@
       </w:r>
     </w:p>
     <w:p>
-      <w:r>
+      <w:pPr>
+        <w:spacing w:line="336" w:lineRule="auto" w:after="180"/>
+      </w:pPr>
+      <w:r>
+        <w:rPr>
+          <w:b w:val="0"/>
+        </w:rPr>
         <w:t>Cover the result before checking it. Say what is given, choose the procedure, and follow one step at a time. Then uncover the result and explain your first mismatch. Ask why a step is allowed, not only what number it produces.</w:t>
       </w:r>
     </w:p>
@@ -897,8 +1418,26 @@
       </w:r>
     </w:p>
     <w:p>
-      <w:r>
-        <w:t>Move colour values between tensor layouts without changing the pixels.</w:t>
+      <w:pPr>
+        <w:spacing w:line="336" w:lineRule="auto" w:after="180"/>
+      </w:pPr>
+      <w:r>
+        <w:rPr>
+          <w:b w:val="0"/>
+        </w:rPr>
+        <w:t xml:space="preserve">Move colour values between </w:t>
+      </w:r>
+      <w:r>
+        <w:rPr>
+          <w:b/>
+        </w:rPr>
+        <w:t>tensor</w:t>
+      </w:r>
+      <w:r>
+        <w:rPr>
+          <w:b w:val="0"/>
+        </w:rPr>
+        <w:t xml:space="preserve"> layouts without changing the pixels.</w:t>
       </w:r>
     </w:p>
     <w:p>
@@ -910,13 +1449,67 @@
       </w:r>
     </w:p>
     <w:p>
-      <w:r>
-        <w:t>Toy RGB image has 2 rows, 1 column. Top pixel [1, 4, 7]; bottom [2, 5, 8]. HWC means height, width, channel.</w:t>
-      </w:r>
-    </w:p>
-    <w:p>
-      <w:r>
-        <w:t>All inputs and outcomes in this worked example are invented classroom data; no real model run is claimed.</w:t>
+      <w:pPr>
+        <w:pStyle w:val="Heading3"/>
+      </w:pPr>
+      <w:r>
+        <w:t>Supplied facts</w:t>
+      </w:r>
+    </w:p>
+    <w:p>
+      <w:pPr>
+        <w:spacing w:line="336" w:lineRule="auto" w:after="180"/>
+        <w:shd w:fill="F1F6FC"/>
+      </w:pPr>
+      <w:r>
+        <w:rPr>
+          <w:b w:val="0"/>
+        </w:rPr>
+        <w:t xml:space="preserve">Toy RGB image has 2 rows, 1 column. Top pixel [1, 4, 7]; bottom [2, 5, 8]. HWC means height, width, </w:t>
+      </w:r>
+      <w:r>
+        <w:rPr>
+          <w:b/>
+        </w:rPr>
+        <w:t>channel</w:t>
+      </w:r>
+      <w:r>
+        <w:rPr>
+          <w:b w:val="0"/>
+        </w:rPr>
+        <w:t>.</w:t>
+      </w:r>
+    </w:p>
+    <w:p>
+      <w:pPr>
+        <w:pStyle w:val="Heading3"/>
+      </w:pPr>
+      <w:r>
+        <w:t>Supplied facts</w:t>
+      </w:r>
+    </w:p>
+    <w:p>
+      <w:pPr>
+        <w:spacing w:line="336" w:lineRule="auto" w:after="180"/>
+        <w:shd w:fill="F1F6FC"/>
+      </w:pPr>
+      <w:r>
+        <w:rPr>
+          <w:b w:val="0"/>
+        </w:rPr>
+        <w:t xml:space="preserve">All </w:t>
+      </w:r>
+      <w:r>
+        <w:rPr>
+          <w:b/>
+        </w:rPr>
+        <w:t>input</w:t>
+      </w:r>
+      <w:r>
+        <w:rPr>
+          <w:b w:val="0"/>
+        </w:rPr>
+        <w:t>s and outcomes in this worked example are invented classroom data; no real model run is claimed.</w:t>
       </w:r>
     </w:p>
     <w:p>
@@ -1115,30 +1708,162 @@
       </w:r>
     </w:p>
     <w:p>
-      <w:r>
-        <w:t>A tensor is an array with named dimensions. HWC orders height, width and colour; CHW puts colour first. Rearranging the layout changes where values are stored, not the colour measurement itself. Trace a named pixel through both layouts using zero-based indices. Adding a batch dimension counts images and does not add a new colour channel.</w:t>
-      </w:r>
-    </w:p>
-    <w:p>
       <w:pPr>
         <w:pStyle w:val="Heading3"/>
       </w:pPr>
       <w:r>
+        <w:t>Why the result follows</w:t>
+      </w:r>
+    </w:p>
+    <w:p>
+      <w:pPr>
+        <w:spacing w:line="336" w:lineRule="auto" w:after="180"/>
+        <w:shd w:fill="F1F6FC"/>
+      </w:pPr>
+      <w:r>
+        <w:rPr>
+          <w:b w:val="0"/>
+        </w:rPr>
+        <w:t xml:space="preserve">A </w:t>
+      </w:r>
+      <w:r>
+        <w:rPr>
+          <w:b/>
+        </w:rPr>
+        <w:t>tensor</w:t>
+      </w:r>
+      <w:r>
+        <w:rPr>
+          <w:b w:val="0"/>
+        </w:rPr>
+        <w:t xml:space="preserve"> is an array with named dimensions. HWC orders height, width and colour; CHW puts colour first. Rearranging the layout changes where values are stored, not the colour measurement itself.</w:t>
+      </w:r>
+    </w:p>
+    <w:p>
+      <w:pPr>
+        <w:spacing w:line="336" w:lineRule="auto" w:after="180"/>
+        <w:shd w:fill="F1F6FC"/>
+      </w:pPr>
+      <w:r>
+        <w:rPr>
+          <w:b w:val="0"/>
+        </w:rPr>
+        <w:t xml:space="preserve">Trace a named pixel through both layouts using zero-based indices. Adding a batch dimension counts images and does not add a new colour </w:t>
+      </w:r>
+      <w:r>
+        <w:rPr>
+          <w:b/>
+        </w:rPr>
+        <w:t>channel</w:t>
+      </w:r>
+      <w:r>
+        <w:rPr>
+          <w:b w:val="0"/>
+        </w:rPr>
+        <w:t>.</w:t>
+      </w:r>
+    </w:p>
+    <w:p>
+      <w:pPr>
+        <w:pStyle w:val="Heading3"/>
+      </w:pPr>
+      <w:r>
         <w:t>What this example does not establish</w:t>
       </w:r>
     </w:p>
     <w:p>
-      <w:r>
-        <w:t>Shape consistency does not prove correct colour order or value range; document channel names and preprocessing.</w:t>
-      </w:r>
-    </w:p>
-    <w:p>
-      <w:r>
-        <w:t>Read the labelled picture: Where is the bottom green pixel in the first batched image? Point to the relevant step in the picture, then write the changed result and the rule or evidence that supports it.</w:t>
-      </w:r>
-    </w:p>
-    <w:p>
-      <w:r>
+      <w:pPr>
+        <w:pStyle w:val="Heading3"/>
+      </w:pPr>
+      <w:r>
+        <w:t>Keep the stated limit</w:t>
+      </w:r>
+    </w:p>
+    <w:p>
+      <w:pPr>
+        <w:spacing w:line="336" w:lineRule="auto" w:after="180"/>
+        <w:shd w:fill="FFF5E6"/>
+      </w:pPr>
+      <w:r>
+        <w:rPr>
+          <w:b w:val="0"/>
+        </w:rPr>
+        <w:t xml:space="preserve">Shape consistency does not prove correct colour order or value range; document </w:t>
+      </w:r>
+      <w:r>
+        <w:rPr>
+          <w:b/>
+        </w:rPr>
+        <w:t>channel</w:t>
+      </w:r>
+      <w:r>
+        <w:rPr>
+          <w:b w:val="0"/>
+        </w:rPr>
+        <w:t xml:space="preserve"> names and pre</w:t>
+      </w:r>
+      <w:r>
+        <w:rPr>
+          <w:b/>
+        </w:rPr>
+        <w:t>process</w:t>
+      </w:r>
+      <w:r>
+        <w:rPr>
+          <w:b w:val="0"/>
+        </w:rPr>
+        <w:t>ing.</w:t>
+      </w:r>
+    </w:p>
+    <w:p>
+      <w:pPr>
+        <w:pStyle w:val="Heading3"/>
+      </w:pPr>
+      <w:r>
+        <w:t>Keep the stated limit</w:t>
+      </w:r>
+    </w:p>
+    <w:p>
+      <w:pPr>
+        <w:spacing w:line="336" w:lineRule="auto" w:after="180"/>
+        <w:shd w:fill="FFF5E6"/>
+      </w:pPr>
+      <w:r>
+        <w:rPr>
+          <w:b w:val="0"/>
+        </w:rPr>
+        <w:t xml:space="preserve">Read the labelled picture: Where is the bottom green pixel in the first batched image? Point to the relevant step in the picture, then write the changed result and the rule or </w:t>
+      </w:r>
+      <w:r>
+        <w:rPr>
+          <w:b/>
+        </w:rPr>
+        <w:t>evidence</w:t>
+      </w:r>
+      <w:r>
+        <w:rPr>
+          <w:b w:val="0"/>
+        </w:rPr>
+        <w:t xml:space="preserve"> that supports it.</w:t>
+      </w:r>
+    </w:p>
+    <w:p>
+      <w:pPr>
+        <w:pStyle w:val="Heading3"/>
+      </w:pPr>
+      <w:r>
+        <w:t>Keep the stated limit</w:t>
+      </w:r>
+    </w:p>
+    <w:p>
+      <w:pPr>
+        <w:spacing w:line="336" w:lineRule="auto" w:after="180"/>
+        <w:shd w:fill="FFF5E6"/>
+      </w:pPr>
+      <w:r>
+        <w:rPr>
+          <w:b w:val="0"/>
+        </w:rPr>
         <w:t>Change one thing: Add a batch containing three identical images in NHWC layout. Predict the result before checking the explanation. What remains the same?</w:t>
       </w:r>
     </w:p>
@@ -1152,17 +1877,7 @@
     </w:p>
     <w:p>
       <w:r>
-        <w:t>For this lesson, divide every channel value by 255 to obtain floating-point values from 0 to 1. Thus [255, 128, 0] becomes [1, 128/255, 0], with the middle value approximately 0.502. This fixed conversion does not fit a statistic from data. Apply the same conversion during training and later use, and record whether an input is already scaled.</w:t>
-      </w:r>
-    </w:p>
-    <w:p>
-      <w:r>
-        <w:t>Dividing twice makes a raw value of 255 become 1/255, approximately 0.00392, instead of 1. Integer rounding after scaling can also erase distinctions. In exact arithmetic the declared division is reversible by multiplication; finite precision or deliberate rounding can limit exact recovery.</w:t>
-      </w:r>
-    </w:p>
-    <w:p>
-      <w:r>
-        <w:t>Averaging RGB channels is a different operation. The classroom mean gives red [255, 0, 0] and green [0, 255, 0] the same value 85, losing their colour distinction. It is a simple illustration, not a perceptual brightness formula. If preprocessing instead estimates means or spreads from a dataset, fit those statistics using training data only.</w:t>
+        <w:t>Find the unsupported step in the Image tensors and channels claim and explain a repair using the supplied evidence.</w:t>
       </w:r>
     </w:p>
     <w:p>
@@ -1170,11 +1885,186 @@
         <w:pStyle w:val="Heading3"/>
       </w:pPr>
       <w:r>
+        <w:t>Check the claim against the facts</w:t>
+      </w:r>
+    </w:p>
+    <w:p>
+      <w:pPr>
+        <w:spacing w:line="336" w:lineRule="auto" w:after="180"/>
+        <w:shd w:fill="FFF5E6"/>
+      </w:pPr>
+      <w:r>
+        <w:rPr>
+          <w:b w:val="0"/>
+        </w:rPr>
+        <w:t xml:space="preserve">For this lesson, divide every </w:t>
+      </w:r>
+      <w:r>
+        <w:rPr>
+          <w:b/>
+        </w:rPr>
+        <w:t>channel</w:t>
+      </w:r>
+      <w:r>
+        <w:rPr>
+          <w:b w:val="0"/>
+        </w:rPr>
+        <w:t xml:space="preserve"> value by 255 to obtain floating-point values from 0 to 1. Thus [255, 128, 0] becomes [1, 128/255, 0], with the middle value approximately 0.502.</w:t>
+      </w:r>
+    </w:p>
+    <w:p>
+      <w:pPr>
+        <w:spacing w:line="336" w:lineRule="auto" w:after="180"/>
+        <w:shd w:fill="FFF5E6"/>
+      </w:pPr>
+      <w:r>
+        <w:rPr>
+          <w:b w:val="0"/>
+        </w:rPr>
+        <w:t xml:space="preserve">This fixed conversion does not fit a statistic from data. Apply the same conversion during </w:t>
+      </w:r>
+      <w:r>
+        <w:rPr>
+          <w:b/>
+        </w:rPr>
+        <w:t>training</w:t>
+      </w:r>
+      <w:r>
+        <w:rPr>
+          <w:b w:val="0"/>
+        </w:rPr>
+        <w:t xml:space="preserve"> and later use, and record whether an </w:t>
+      </w:r>
+      <w:r>
+        <w:rPr>
+          <w:b/>
+        </w:rPr>
+        <w:t>input</w:t>
+      </w:r>
+      <w:r>
+        <w:rPr>
+          <w:b w:val="0"/>
+        </w:rPr>
+        <w:t xml:space="preserve"> is already scaled.</w:t>
+      </w:r>
+    </w:p>
+    <w:p>
+      <w:pPr>
+        <w:pStyle w:val="Heading3"/>
+      </w:pPr>
+      <w:r>
+        <w:t>Check the claim against the facts</w:t>
+      </w:r>
+    </w:p>
+    <w:p>
+      <w:pPr>
+        <w:spacing w:line="336" w:lineRule="auto" w:after="180"/>
+        <w:shd w:fill="FFF5E6"/>
+      </w:pPr>
+      <w:r>
+        <w:rPr>
+          <w:b w:val="0"/>
+        </w:rPr>
+        <w:t>Dividing twice makes a raw value of 255 become 1/255, approximately 0.00392, instead of 1. Integer rounding after scaling can also erase distinctions.</w:t>
+      </w:r>
+    </w:p>
+    <w:p>
+      <w:pPr>
+        <w:spacing w:line="336" w:lineRule="auto" w:after="180"/>
+        <w:shd w:fill="FFF5E6"/>
+      </w:pPr>
+      <w:r>
+        <w:rPr>
+          <w:b w:val="0"/>
+        </w:rPr>
+        <w:t>In exact arithmetic the declared division is reversible by multiplication; finite precision or deliberate rounding can limit exact recovery.</w:t>
+      </w:r>
+    </w:p>
+    <w:p>
+      <w:pPr>
+        <w:pStyle w:val="Heading3"/>
+      </w:pPr>
+      <w:r>
+        <w:t>Check the claim against the facts</w:t>
+      </w:r>
+    </w:p>
+    <w:p>
+      <w:pPr>
+        <w:spacing w:line="336" w:lineRule="auto" w:after="180"/>
+        <w:shd w:fill="FFF5E6"/>
+      </w:pPr>
+      <w:r>
+        <w:rPr>
+          <w:b w:val="0"/>
+        </w:rPr>
+        <w:t xml:space="preserve">Averaging RGB </w:t>
+      </w:r>
+      <w:r>
+        <w:rPr>
+          <w:b/>
+        </w:rPr>
+        <w:t>channel</w:t>
+      </w:r>
+      <w:r>
+        <w:rPr>
+          <w:b w:val="0"/>
+        </w:rPr>
+        <w:t>s is a different operation. The classroom mean gives red [255, 0, 0] and green [0, 255, 0] the same value 85, losing their colour distinction.</w:t>
+      </w:r>
+    </w:p>
+    <w:p>
+      <w:pPr>
+        <w:spacing w:line="336" w:lineRule="auto" w:after="180"/>
+        <w:shd w:fill="FFF5E6"/>
+      </w:pPr>
+      <w:r>
+        <w:rPr>
+          <w:b w:val="0"/>
+        </w:rPr>
+        <w:t>It is a simple illustration, not a perceptual brightness formula. If pre</w:t>
+      </w:r>
+      <w:r>
+        <w:rPr>
+          <w:b/>
+        </w:rPr>
+        <w:t>process</w:t>
+      </w:r>
+      <w:r>
+        <w:rPr>
+          <w:b w:val="0"/>
+        </w:rPr>
+        <w:t xml:space="preserve">ing instead estimates means or spreads from a dataset, fit those statistics using </w:t>
+      </w:r>
+      <w:r>
+        <w:rPr>
+          <w:b/>
+        </w:rPr>
+        <w:t>training</w:t>
+      </w:r>
+      <w:r>
+        <w:rPr>
+          <w:b w:val="0"/>
+        </w:rPr>
+        <w:t xml:space="preserve"> data only.</w:t>
+      </w:r>
+    </w:p>
+    <w:p>
+      <w:pPr>
+        <w:pStyle w:val="Heading3"/>
+      </w:pPr>
+      <w:r>
         <w:t>Locate the earliest unsupported step</w:t>
       </w:r>
     </w:p>
     <w:p>
-      <w:r>
+      <w:pPr>
+        <w:spacing w:line="336" w:lineRule="auto" w:after="180"/>
+        <w:shd w:fill="F5F1FB"/>
+      </w:pPr>
+      <w:r>
+        <w:rPr>
+          <w:b w:val="0"/>
+        </w:rPr>
         <w:t>Scale [255, 128, 0] by 255, keeping the middle value as a fraction. Then calculate the classroom RGB means of pure red and pure green. Which operation loses the distinction between those colours?</w:t>
       </w:r>
     </w:p>
@@ -1226,7 +2116,30 @@
     </w:p>
     <w:p>
       <w:r>
-        <w:t>For the lesson image, give image[1][0], image[1][0][2], the HWC shape, pixel count and number of channel values.</w:t>
+        <w:t>Practise Image tensors and channels with support, then explain the deciding step in your own words.</w:t>
+      </w:r>
+    </w:p>
+    <w:p>
+      <w:pPr>
+        <w:spacing w:line="336" w:lineRule="auto" w:after="180"/>
+      </w:pPr>
+      <w:r>
+        <w:rPr>
+          <w:b w:val="0"/>
+        </w:rPr>
+        <w:t xml:space="preserve">For the lesson image, give image[1][0], image[1][0][2], the HWC shape, pixel count and number of </w:t>
+      </w:r>
+      <w:r>
+        <w:rPr>
+          <w:b/>
+        </w:rPr>
+        <w:t>channel</w:t>
+      </w:r>
+      <w:r>
+        <w:rPr>
+          <w:b w:val="0"/>
+        </w:rPr>
+        <w:t xml:space="preserve"> values.</w:t>
       </w:r>
     </w:p>
     <w:p>
@@ -1294,8 +2207,50 @@
       </w:r>
     </w:p>
     <w:p>
-      <w:r>
-        <w:t>Use workbook W2 for the connected example “Image tensors and channels”. First fill the input and rule boxes. Try the middle steps before asking for a hint. After a hint, try the next step yourself.</w:t>
+      <w:pPr>
+        <w:spacing w:line="336" w:lineRule="auto" w:after="180"/>
+      </w:pPr>
+      <w:r>
+        <w:rPr>
+          <w:b w:val="0"/>
+        </w:rPr>
+        <w:t xml:space="preserve">Use workbook W2 for the connected example “Image </w:t>
+      </w:r>
+      <w:r>
+        <w:rPr>
+          <w:b/>
+        </w:rPr>
+        <w:t>tensor</w:t>
+      </w:r>
+      <w:r>
+        <w:rPr>
+          <w:b w:val="0"/>
+        </w:rPr>
+        <w:t xml:space="preserve">s and </w:t>
+      </w:r>
+      <w:r>
+        <w:rPr>
+          <w:b/>
+        </w:rPr>
+        <w:t>channel</w:t>
+      </w:r>
+      <w:r>
+        <w:rPr>
+          <w:b w:val="0"/>
+        </w:rPr>
+        <w:t xml:space="preserve">s”. First fill the </w:t>
+      </w:r>
+      <w:r>
+        <w:rPr>
+          <w:b/>
+        </w:rPr>
+        <w:t>input</w:t>
+      </w:r>
+      <w:r>
+        <w:rPr>
+          <w:b w:val="0"/>
+        </w:rPr>
+        <w:t xml:space="preserve"> and rule boxes. Try the middle steps before asking for a hint. After a hint, try the next step yourself.</w:t>
       </w:r>
     </w:p>
     <w:tbl>
@@ -1378,7 +2333,13 @@
       </w:tr>
     </w:tbl>
     <w:p>
-      <w:r>
+      <w:pPr>
+        <w:spacing w:line="336" w:lineRule="auto" w:after="180"/>
+      </w:pPr>
+      <w:r>
+        <w:rPr>
+          <w:b w:val="0"/>
+        </w:rPr>
         <w:t>Explain your trace to a partner. Your partner points to one step to check. Swap roles on the next case. Each person writes their own explanation.</w:t>
       </w:r>
     </w:p>
@@ -1391,12 +2352,71 @@
       </w:r>
     </w:p>
     <w:p>
-      <w:r>
-        <w:t>Use the worked case for Image tensors and channels. Proposed explanation: “Three channels mean three images”. Decide whether this explanation is supported. Point to the step or supplied fact that decides; explain your repair if needed.</w:t>
-      </w:r>
-    </w:p>
-    <w:p>
-      <w:r>
+      <w:pPr>
+        <w:spacing w:line="336" w:lineRule="auto" w:after="180"/>
+      </w:pPr>
+      <w:r>
+        <w:rPr>
+          <w:b w:val="0"/>
+        </w:rPr>
+        <w:t xml:space="preserve">Use the worked case for Image </w:t>
+      </w:r>
+      <w:r>
+        <w:rPr>
+          <w:b/>
+        </w:rPr>
+        <w:t>tensor</w:t>
+      </w:r>
+      <w:r>
+        <w:rPr>
+          <w:b w:val="0"/>
+        </w:rPr>
+        <w:t xml:space="preserve">s and </w:t>
+      </w:r>
+      <w:r>
+        <w:rPr>
+          <w:b/>
+        </w:rPr>
+        <w:t>channel</w:t>
+      </w:r>
+      <w:r>
+        <w:rPr>
+          <w:b w:val="0"/>
+        </w:rPr>
+        <w:t xml:space="preserve">s. Proposed explanation: “Three </w:t>
+      </w:r>
+      <w:r>
+        <w:rPr>
+          <w:b/>
+        </w:rPr>
+        <w:t>channel</w:t>
+      </w:r>
+      <w:r>
+        <w:rPr>
+          <w:b w:val="0"/>
+        </w:rPr>
+        <w:t>s mean three images”. Decide whether this explanation is supported.</w:t>
+      </w:r>
+    </w:p>
+    <w:p>
+      <w:pPr>
+        <w:spacing w:line="336" w:lineRule="auto" w:after="180"/>
+      </w:pPr>
+      <w:r>
+        <w:rPr>
+          <w:b w:val="0"/>
+        </w:rPr>
+        <w:t>Point to the step or supplied fact that decides; explain your repair if needed.</w:t>
+      </w:r>
+    </w:p>
+    <w:p>
+      <w:pPr>
+        <w:spacing w:line="336" w:lineRule="auto" w:after="180"/>
+      </w:pPr>
+      <w:r>
+        <w:rPr>
+          <w:b w:val="0"/>
+        </w:rPr>
         <w:t>Answer on your own before discussion. If you are unsure, say which step you need help with.</w:t>
       </w:r>
     </w:p>
@@ -1409,8 +2429,26 @@
       </w:r>
     </w:p>
     <w:p>
-      <w:r>
-        <w:t>Where is the bottom green pixel in the first batched image? Point to the relevant step in the picture, then write the changed result and the rule or evidence that supports it.</w:t>
+      <w:pPr>
+        <w:spacing w:line="336" w:lineRule="auto" w:after="180"/>
+      </w:pPr>
+      <w:r>
+        <w:rPr>
+          <w:b w:val="0"/>
+        </w:rPr>
+        <w:t xml:space="preserve">Where is the bottom green pixel in the first batched image? Point to the relevant step in the picture, then write the changed result and the rule or </w:t>
+      </w:r>
+      <w:r>
+        <w:rPr>
+          <w:b/>
+        </w:rPr>
+        <w:t>evidence</w:t>
+      </w:r>
+      <w:r>
+        <w:rPr>
+          <w:b w:val="0"/>
+        </w:rPr>
+        <w:t xml:space="preserve"> that supports it.</w:t>
       </w:r>
     </w:p>
     <w:p>
@@ -1442,7 +2480,13 @@
       </w:r>
     </w:p>
     <w:p>
-      <w:r>
+      <w:pPr>
+        <w:spacing w:line="336" w:lineRule="auto" w:after="180"/>
+      </w:pPr>
+      <w:r>
+        <w:rPr>
+          <w:b w:val="0"/>
+        </w:rPr>
         <w:t>This is supported practice. Keep the separately named independent case for an attempt before feedback.</w:t>
       </w:r>
     </w:p>
@@ -1455,6 +2499,11 @@
       </w:r>
     </w:p>
     <w:p>
+      <w:r>
+        <w:t>Investigate Image tensors and channels. Record the prediction, actual observation or labelled paper trace, explanation and next test separately.</w:t>
+      </w:r>
+    </w:p>
+    <w:p>
       <w:pPr>
         <w:pStyle w:val="Heading3"/>
       </w:pPr>
@@ -1463,7 +2512,13 @@
       </w:r>
     </w:p>
     <w:p>
-      <w:r>
+      <w:pPr>
+        <w:spacing w:line="336" w:lineRule="auto" w:after="180"/>
+      </w:pPr>
+      <w:r>
+        <w:rPr>
+          <w:b w:val="0"/>
+        </w:rPr>
         <w:t>A program flattens the lesson HWC array and groups the first four values into a 2 by 2 red plane. Give that incorrect plane and the correct plane. Identify a position where they disagree.</w:t>
       </w:r>
     </w:p>
@@ -1637,7 +2692,13 @@
       </w:tr>
     </w:tbl>
     <w:p>
-      <w:r>
+      <w:pPr>
+        <w:spacing w:line="336" w:lineRule="auto" w:after="180"/>
+      </w:pPr>
+      <w:r>
+        <w:rPr>
+          <w:b w:val="0"/>
+        </w:rPr>
         <w:t>On paper, trace the supplied procedure. If code is provided, predict before running it in a local practice file. Never write an expected answer as though it were an observed run.</w:t>
       </w:r>
     </w:p>
@@ -1650,7 +2711,13 @@
       </w:r>
     </w:p>
     <w:p>
-      <w:r>
+      <w:pPr>
+        <w:spacing w:line="336" w:lineRule="auto" w:after="180"/>
+      </w:pPr>
+      <w:r>
+        <w:rPr>
+          <w:b w:val="0"/>
+        </w:rPr>
         <w:t>Before trying: what do I expect, and why? While trying: which step could first go wrong? Afterwards: what did I actually observe, and what should change? Keep “not run” if you only traced the procedure.</w:t>
       </w:r>
     </w:p>
@@ -1663,6 +2730,11 @@
       </w:r>
     </w:p>
     <w:p>
+      <w:r>
+        <w:t>Move from recall to tracing, diagnosis and transfer in Image tensors and channels. Explain why each step is justified.</w:t>
+      </w:r>
+    </w:p>
+    <w:p>
       <w:pPr>
         <w:pStyle w:val="Heading3"/>
       </w:pPr>
@@ -1671,17 +2743,48 @@
       </w:r>
     </w:p>
     <w:p>
-      <w:r>
-        <w:t>For the lesson image, give image[1][0], image[1][0][2], the HWC shape, pixel count and number of channel values.</w:t>
-      </w:r>
-    </w:p>
-    <w:p>
-      <w:r>
+      <w:pPr>
+        <w:spacing w:line="336" w:lineRule="auto" w:after="180"/>
+      </w:pPr>
+      <w:r>
+        <w:rPr>
+          <w:b w:val="0"/>
+        </w:rPr>
+        <w:t xml:space="preserve">For the lesson image, give image[1][0], image[1][0][2], the HWC shape, pixel count and number of </w:t>
+      </w:r>
+      <w:r>
+        <w:rPr>
+          <w:b/>
+        </w:rPr>
+        <w:t>channel</w:t>
+      </w:r>
+      <w:r>
+        <w:rPr>
+          <w:b w:val="0"/>
+        </w:rPr>
+        <w:t xml:space="preserve"> values.</w:t>
+      </w:r>
+    </w:p>
+    <w:p>
+      <w:pPr>
+        <w:spacing w:line="336" w:lineRule="auto" w:after="180"/>
+        <w:shd w:fill="F5F1FB"/>
+      </w:pPr>
+      <w:r>
+        <w:rPr>
+          <w:b w:val="0"/>
+        </w:rPr>
         <w:t>Scale [255, 128, 0] by 255, keeping the middle value as a fraction. Then calculate the classroom RGB means of pure red and pure green. Which operation loses the distinction between those colours?</w:t>
       </w:r>
     </w:p>
     <w:p>
-      <w:r>
+      <w:pPr>
+        <w:spacing w:line="336" w:lineRule="auto" w:after="180"/>
+      </w:pPr>
+      <w:r>
+        <w:rPr>
+          <w:b w:val="0"/>
+        </w:rPr>
         <w:t>The lesson image is loaded with red and blue exchanged, then scaled twice. Give two expected checks that would expose these errors even though the shape is correct.</w:t>
       </w:r>
     </w:p>
@@ -1728,7 +2831,101 @@
     </w:p>
     <w:p>
       <w:r>
-        <w:t>Add a labelled image tensors and channels evidence sheet to Image-pattern Network Investigation. Show how you can read a pixel using declared row column and channel axes. Use the supplied fictional case and keep its inputs, intermediate steps, calculation or prediction, and limitation. Connect this record to last week’s record; a matching answer without a trace is insufficient.</w:t>
+        <w:t>Apply this week’s idea to Image-pattern Network Investigation. Keep an annotated decision and the evidence supporting it.</w:t>
+      </w:r>
+    </w:p>
+    <w:p>
+      <w:pPr>
+        <w:spacing w:line="336" w:lineRule="auto" w:after="180"/>
+      </w:pPr>
+      <w:r>
+        <w:rPr>
+          <w:b w:val="0"/>
+        </w:rPr>
+        <w:t xml:space="preserve">Add a labelled image </w:t>
+      </w:r>
+      <w:r>
+        <w:rPr>
+          <w:b/>
+        </w:rPr>
+        <w:t>tensor</w:t>
+      </w:r>
+      <w:r>
+        <w:rPr>
+          <w:b w:val="0"/>
+        </w:rPr>
+        <w:t xml:space="preserve">s and </w:t>
+      </w:r>
+      <w:r>
+        <w:rPr>
+          <w:b/>
+        </w:rPr>
+        <w:t>channel</w:t>
+      </w:r>
+      <w:r>
+        <w:rPr>
+          <w:b w:val="0"/>
+        </w:rPr>
+        <w:t xml:space="preserve">s </w:t>
+      </w:r>
+      <w:r>
+        <w:rPr>
+          <w:b/>
+        </w:rPr>
+        <w:t>evidence</w:t>
+      </w:r>
+      <w:r>
+        <w:rPr>
+          <w:b w:val="0"/>
+        </w:rPr>
+        <w:t xml:space="preserve"> sheet to Image-pattern Network Investigation. Show how you can read a pixel using declared row column and </w:t>
+      </w:r>
+      <w:r>
+        <w:rPr>
+          <w:b/>
+        </w:rPr>
+        <w:t>channel</w:t>
+      </w:r>
+      <w:r>
+        <w:rPr>
+          <w:b w:val="0"/>
+        </w:rPr>
+        <w:t xml:space="preserve"> axes.</w:t>
+      </w:r>
+    </w:p>
+    <w:p>
+      <w:pPr>
+        <w:spacing w:line="336" w:lineRule="auto" w:after="180"/>
+      </w:pPr>
+      <w:r>
+        <w:rPr>
+          <w:b w:val="0"/>
+        </w:rPr>
+        <w:t xml:space="preserve">Use the supplied fictional case and keep its </w:t>
+      </w:r>
+      <w:r>
+        <w:rPr>
+          <w:b/>
+        </w:rPr>
+        <w:t>input</w:t>
+      </w:r>
+      <w:r>
+        <w:rPr>
+          <w:b w:val="0"/>
+        </w:rPr>
+        <w:t xml:space="preserve">s, intermediate steps, calculation or </w:t>
+      </w:r>
+      <w:r>
+        <w:rPr>
+          <w:b/>
+        </w:rPr>
+        <w:t>prediction</w:t>
+      </w:r>
+      <w:r>
+        <w:rPr>
+          <w:b w:val="0"/>
+        </w:rPr>
+        <w:t>, and limitation. Connect this record to last week’s record; a matching answer without a trace is insufficient.</w:t>
       </w:r>
     </w:p>
     <w:tbl>
@@ -1856,8 +3053,37 @@
       </w:r>
     </w:p>
     <w:p>
-      <w:r>
-        <w:t>For your Image-pattern Network Investigation, save the input, procedure, observed result and limitation of this check. Label this worked example as practice; use a different, previously unreviewed case when checking independent understanding.</w:t>
+      <w:pPr>
+        <w:spacing w:line="336" w:lineRule="auto" w:after="180"/>
+      </w:pPr>
+      <w:r>
+        <w:rPr>
+          <w:b w:val="0"/>
+        </w:rPr>
+        <w:t xml:space="preserve">For your Image-pattern Network Investigation, save the </w:t>
+      </w:r>
+      <w:r>
+        <w:rPr>
+          <w:b/>
+        </w:rPr>
+        <w:t>input</w:t>
+      </w:r>
+      <w:r>
+        <w:rPr>
+          <w:b w:val="0"/>
+        </w:rPr>
+        <w:t>, procedure, observed result and limitation of this check.</w:t>
+      </w:r>
+    </w:p>
+    <w:p>
+      <w:pPr>
+        <w:spacing w:line="336" w:lineRule="auto" w:after="180"/>
+      </w:pPr>
+      <w:r>
+        <w:rPr>
+          <w:b w:val="0"/>
+        </w:rPr>
+        <w:t>Label this worked example as practice; use a different, previously unreviewed case when checking independent understanding.</w:t>
       </w:r>
     </w:p>
     <w:p>
@@ -1870,7 +3096,65 @@
     </w:p>
     <w:p>
       <w:r>
-        <w:t>Stacking five same-size HWC images adds a leading example axis N. This batch has shape 5 by 2 by 2 by 3 and contains 60 channel values. With channel-first images, its shape is 5 by 3 by 2 by 2. The example axis is not another colour channel. Every axis must keep its meaning through the model.</w:t>
+        <w:t>Use a genuinely new case for independent evidence. Previously discussed examples remain practice; use the separately named independent case before feedback.</w:t>
+      </w:r>
+    </w:p>
+    <w:p>
+      <w:pPr>
+        <w:spacing w:line="336" w:lineRule="auto" w:after="180"/>
+      </w:pPr>
+      <w:r>
+        <w:rPr>
+          <w:b w:val="0"/>
+        </w:rPr>
+        <w:t xml:space="preserve">Stacking five same-size HWC images adds a leading example axis N. This batch has shape 5 by 2 by 2 by 3 and contains 60 </w:t>
+      </w:r>
+      <w:r>
+        <w:rPr>
+          <w:b/>
+        </w:rPr>
+        <w:t>channel</w:t>
+      </w:r>
+      <w:r>
+        <w:rPr>
+          <w:b w:val="0"/>
+        </w:rPr>
+        <w:t xml:space="preserve"> values. With </w:t>
+      </w:r>
+      <w:r>
+        <w:rPr>
+          <w:b/>
+        </w:rPr>
+        <w:t>channel</w:t>
+      </w:r>
+      <w:r>
+        <w:rPr>
+          <w:b w:val="0"/>
+        </w:rPr>
+        <w:t>-first images, its shape is 5 by 3 by 2 by 2.</w:t>
+      </w:r>
+    </w:p>
+    <w:p>
+      <w:pPr>
+        <w:spacing w:line="336" w:lineRule="auto" w:after="180"/>
+      </w:pPr>
+      <w:r>
+        <w:rPr>
+          <w:b w:val="0"/>
+        </w:rPr>
+        <w:t xml:space="preserve">The example axis is not another colour </w:t>
+      </w:r>
+      <w:r>
+        <w:rPr>
+          <w:b/>
+        </w:rPr>
+        <w:t>channel</w:t>
+      </w:r>
+      <w:r>
+        <w:rPr>
+          <w:b w:val="0"/>
+        </w:rPr>
+        <w:t>. Every axis must keep its meaning through the model.</w:t>
       </w:r>
     </w:p>
     <w:p>
@@ -1902,12 +3186,47 @@
       </w:r>
     </w:p>
     <w:p>
-      <w:r>
-        <w:t>Use a tiny known image, named axis meanings and expected channel values to check a pipeline. Keep original images when testing transformations. Flattening can be reversed if shape and traversal order are retained; averaging colours generally cannot. Next week reads small neighbourhoods with a convolution operation.</w:t>
-      </w:r>
-    </w:p>
-    <w:p>
-      <w:r>
+      <w:pPr>
+        <w:spacing w:line="336" w:lineRule="auto" w:after="180"/>
+      </w:pPr>
+      <w:r>
+        <w:rPr>
+          <w:b w:val="0"/>
+        </w:rPr>
+        <w:t xml:space="preserve">Use a tiny known image, named axis meanings and expected </w:t>
+      </w:r>
+      <w:r>
+        <w:rPr>
+          <w:b/>
+        </w:rPr>
+        <w:t>channel</w:t>
+      </w:r>
+      <w:r>
+        <w:rPr>
+          <w:b w:val="0"/>
+        </w:rPr>
+        <w:t xml:space="preserve"> values to check a pipeline. Keep original images when testing transformations.</w:t>
+      </w:r>
+    </w:p>
+    <w:p>
+      <w:pPr>
+        <w:spacing w:line="336" w:lineRule="auto" w:after="180"/>
+      </w:pPr>
+      <w:r>
+        <w:rPr>
+          <w:b w:val="0"/>
+        </w:rPr>
+        <w:t>Flattening can be reversed if shape and traversal order are retained; averaging colours generally cannot. Next week reads small neighbourhoods with a convolution operation.</w:t>
+      </w:r>
+    </w:p>
+    <w:p>
+      <w:pPr>
+        <w:spacing w:line="336" w:lineRule="auto" w:after="180"/>
+      </w:pPr>
+      <w:r>
+        <w:rPr>
+          <w:b w:val="0"/>
+        </w:rPr>
         <w:t>The lesson image is loaded with red and blue exchanged, then scaled twice. Give two expected checks that would expose these errors even though the shape is correct.</w:t>
       </w:r>
     </w:p>
@@ -1945,6 +3264,11 @@
       </w:pPr>
       <w:r>
         <w:t>13. Study a complete case</w:t>
+      </w:r>
+    </w:p>
+    <w:p>
+      <w:r>
+        <w:t>Revisit the complete Image tensors and channels case for supported practice. Repeated examples do not become fresh assessments.</w:t>
       </w:r>
     </w:p>
     <w:p>
@@ -2112,8 +3436,26 @@
       </w:r>
     </w:p>
     <w:p>
-      <w:r>
-        <w:t>Follow the input through the stated procedure to its result. Cover the result first, predict it, then explain every intermediate step. The text/table accompanies the figure so the example can be read without colour.</w:t>
+      <w:pPr>
+        <w:spacing w:line="336" w:lineRule="auto" w:after="180"/>
+      </w:pPr>
+      <w:r>
+        <w:rPr>
+          <w:b w:val="0"/>
+        </w:rPr>
+        <w:t xml:space="preserve">Follow the </w:t>
+      </w:r>
+      <w:r>
+        <w:rPr>
+          <w:b/>
+        </w:rPr>
+        <w:t>input</w:t>
+      </w:r>
+      <w:r>
+        <w:rPr>
+          <w:b w:val="0"/>
+        </w:rPr>
+        <w:t xml:space="preserve"> through the stated procedure to its result. Cover the result first, predict it, then explain every intermediate step. The text/table accompanies the figure so the example can be read without colour.</w:t>
       </w:r>
     </w:p>
     <w:p>
@@ -2163,6 +3505,11 @@
       </w:r>
     </w:p>
     <w:p>
+      <w:r>
+        <w:t>Attempt the reserved new case before feedback. Record support; the earlier examples below remain additional practice.</w:t>
+      </w:r>
+    </w:p>
+    <w:p>
       <w:pPr>
         <w:pStyle w:val="Heading3"/>
       </w:pPr>
@@ -2171,8 +3518,37 @@
       </w:r>
     </w:p>
     <w:p>
-      <w:r>
-        <w:t>A one-row two-column RGB image has pixels [10, 20, 30] then [40, 50, 60]. State its HWC shape and all three CHW planes. Give the green value at row 0 column 1 in both layouts. A batch contains four copies: give its NHWC shape and total channel-value count.</w:t>
+      <w:pPr>
+        <w:spacing w:line="336" w:lineRule="auto" w:after="180"/>
+      </w:pPr>
+      <w:r>
+        <w:rPr>
+          <w:b w:val="0"/>
+        </w:rPr>
+        <w:t>A one-row two-column RGB image has pixels [10, 20, 30] then [40, 50, 60]. State its HWC shape and all three CHW planes. Give the green value at row 0 column 1 in both layouts.</w:t>
+      </w:r>
+    </w:p>
+    <w:p>
+      <w:pPr>
+        <w:spacing w:line="336" w:lineRule="auto" w:after="180"/>
+      </w:pPr>
+      <w:r>
+        <w:rPr>
+          <w:b w:val="0"/>
+        </w:rPr>
+        <w:t xml:space="preserve">A batch contains four copies: give its NHWC shape and total </w:t>
+      </w:r>
+      <w:r>
+        <w:rPr>
+          <w:b/>
+        </w:rPr>
+        <w:t>channel</w:t>
+      </w:r>
+      <w:r>
+        <w:rPr>
+          <w:b w:val="0"/>
+        </w:rPr>
+        <w:t>-value count.</w:t>
       </w:r>
     </w:p>
     <w:p>
@@ -2219,7 +3595,13 @@
       </w:r>
     </w:p>
     <w:p>
-      <w:r>
+      <w:pPr>
+        <w:spacing w:line="336" w:lineRule="auto" w:after="180"/>
+      </w:pPr>
+      <w:r>
+        <w:rPr>
+          <w:b w:val="0"/>
+        </w:rPr>
         <w:t>Attempt this case before feedback. Record any help. Earlier examples below are further practice; a case already practised with feedback cannot establish fresh transfer.</w:t>
       </w:r>
     </w:p>
@@ -2232,8 +3614,37 @@
       </w:r>
     </w:p>
     <w:p>
-      <w:r>
-        <w:t>A one-row two-column RGB image has pixels [10, 20, 30] then [40, 50, 60]. State its HWC shape and all three CHW planes. Give the green value at row 0 column 1 in both layouts. A batch contains four copies: give its NHWC shape and total channel-value count.</w:t>
+      <w:pPr>
+        <w:spacing w:line="336" w:lineRule="auto" w:after="180"/>
+      </w:pPr>
+      <w:r>
+        <w:rPr>
+          <w:b w:val="0"/>
+        </w:rPr>
+        <w:t>A one-row two-column RGB image has pixels [10, 20, 30] then [40, 50, 60]. State its HWC shape and all three CHW planes. Give the green value at row 0 column 1 in both layouts.</w:t>
+      </w:r>
+    </w:p>
+    <w:p>
+      <w:pPr>
+        <w:spacing w:line="336" w:lineRule="auto" w:after="180"/>
+      </w:pPr>
+      <w:r>
+        <w:rPr>
+          <w:b w:val="0"/>
+        </w:rPr>
+        <w:t xml:space="preserve">A batch contains four copies: give its NHWC shape and total </w:t>
+      </w:r>
+      <w:r>
+        <w:rPr>
+          <w:b/>
+        </w:rPr>
+        <w:t>channel</w:t>
+      </w:r>
+      <w:r>
+        <w:rPr>
+          <w:b w:val="0"/>
+        </w:rPr>
+        <w:t>-value count.</w:t>
       </w:r>
     </w:p>
     <w:p>
@@ -2285,7 +3696,13 @@
       </w:r>
     </w:p>
     <w:p>
-      <w:r>
+      <w:pPr>
+        <w:spacing w:line="336" w:lineRule="auto" w:after="180"/>
+      </w:pPr>
+      <w:r>
+        <w:rPr>
+          <w:b w:val="0"/>
+        </w:rPr>
         <w:t>Record support used: none, hint or teacher explanation. After feedback, a different case is needed to demonstrate independence.</w:t>
       </w:r>
     </w:p>
@@ -2298,8 +3715,25 @@
       </w:r>
     </w:p>
     <w:p>
-      <w:r>
-        <w:t>Attempt the independent case before hints. Record whether you worked alone, used a hint or followed a model. After feedback, fix the first unsupported step and explain why it changed. A later check uses a changed case, not a copied answer.</w:t>
+      <w:pPr>
+        <w:spacing w:line="336" w:lineRule="auto" w:after="180"/>
+      </w:pPr>
+      <w:r>
+        <w:rPr>
+          <w:b w:val="0"/>
+        </w:rPr>
+        <w:t>Attempt the independent case before hints. Record whether you worked alone, used a hint or followed a model. After feedback, fix the first unsupported step and explain why it changed.</w:t>
+      </w:r>
+    </w:p>
+    <w:p>
+      <w:pPr>
+        <w:spacing w:line="336" w:lineRule="auto" w:after="180"/>
+      </w:pPr>
+      <w:r>
+        <w:rPr>
+          <w:b w:val="0"/>
+        </w:rPr>
+        <w:t>A later check uses a changed case, not a copied answer.</w:t>
       </w:r>
     </w:p>
     <w:p>
@@ -2312,7 +3746,30 @@
     </w:p>
     <w:p>
       <w:r>
-        <w:t>Start with this question: Move colour values between tensor layouts without changing the pixels.</w:t>
+        <w:t>Use this map to navigate Image tensors and channels, connect the goals to tasks and keep one evidence record for each attempt.</w:t>
+      </w:r>
+    </w:p>
+    <w:p>
+      <w:pPr>
+        <w:spacing w:line="336" w:lineRule="auto" w:after="180"/>
+      </w:pPr>
+      <w:r>
+        <w:rPr>
+          <w:b w:val="0"/>
+        </w:rPr>
+        <w:t xml:space="preserve">Start with this question: Move colour values between </w:t>
+      </w:r>
+      <w:r>
+        <w:rPr>
+          <w:b/>
+        </w:rPr>
+        <w:t>tensor</w:t>
+      </w:r>
+      <w:r>
+        <w:rPr>
+          <w:b w:val="0"/>
+        </w:rPr>
+        <w:t xml:space="preserve"> layouts without changing the pixels.</w:t>
       </w:r>
     </w:p>
     <w:tbl>
@@ -2418,13 +3875,61 @@
       </w:tr>
     </w:tbl>
     <w:p>
-      <w:r>
-        <w:t>Remember → watch and explain → try with help → investigate → try independently → keep project evidence. Your teacher may spread this lesson across several classes.</w:t>
-      </w:r>
-    </w:p>
-    <w:p>
-      <w:r>
-        <w:t>Keep your first prediction. Compare it with what the evidence shows and explain any change.</w:t>
+      <w:pPr>
+        <w:spacing w:line="336" w:lineRule="auto" w:after="180"/>
+      </w:pPr>
+      <w:r>
+        <w:rPr>
+          <w:b w:val="0"/>
+        </w:rPr>
+        <w:t xml:space="preserve">Remember → watch and explain → try with help → investigate → try independently → keep project </w:t>
+      </w:r>
+      <w:r>
+        <w:rPr>
+          <w:b/>
+        </w:rPr>
+        <w:t>evidence</w:t>
+      </w:r>
+      <w:r>
+        <w:rPr>
+          <w:b w:val="0"/>
+        </w:rPr>
+        <w:t>. Your teacher may spread this lesson across several classes.</w:t>
+      </w:r>
+    </w:p>
+    <w:p>
+      <w:pPr>
+        <w:spacing w:line="336" w:lineRule="auto" w:after="180"/>
+      </w:pPr>
+      <w:r>
+        <w:rPr>
+          <w:b w:val="0"/>
+        </w:rPr>
+        <w:t xml:space="preserve">Keep your first </w:t>
+      </w:r>
+      <w:r>
+        <w:rPr>
+          <w:b/>
+        </w:rPr>
+        <w:t>prediction</w:t>
+      </w:r>
+      <w:r>
+        <w:rPr>
+          <w:b w:val="0"/>
+        </w:rPr>
+        <w:t xml:space="preserve">. Compare it with what the </w:t>
+      </w:r>
+      <w:r>
+        <w:rPr>
+          <w:b/>
+        </w:rPr>
+        <w:t>evidence</w:t>
+      </w:r>
+      <w:r>
+        <w:rPr>
+          <w:b w:val="0"/>
+        </w:rPr>
+        <w:t xml:space="preserve"> shows and explain any change.</w:t>
       </w:r>
     </w:p>
     <w:p>
@@ -2437,7 +3942,30 @@
     </w:p>
     <w:p>
       <w:r>
-        <w:t>Close your notes. Explain this goal in your own words: Read a pixel using declared row column and channel axes</w:t>
+        <w:t>Explain Image tensors and channels without notes, identify a remaining question and plan a later check with a changed case.</w:t>
+      </w:r>
+    </w:p>
+    <w:p>
+      <w:pPr>
+        <w:spacing w:line="336" w:lineRule="auto" w:after="180"/>
+      </w:pPr>
+      <w:r>
+        <w:rPr>
+          <w:b w:val="0"/>
+        </w:rPr>
+        <w:t xml:space="preserve">Close your notes. Explain this goal in your own words: Read a pixel using declared row column and </w:t>
+      </w:r>
+      <w:r>
+        <w:rPr>
+          <w:b/>
+        </w:rPr>
+        <w:t>channel</w:t>
+      </w:r>
+      <w:r>
+        <w:rPr>
+          <w:b w:val="0"/>
+        </w:rPr>
+        <w:t xml:space="preserve"> axes</w:t>
       </w:r>
     </w:p>
     <w:p>
@@ -2474,13 +4002,61 @@
       </w:r>
     </w:p>
     <w:p>
-      <w:r>
-        <w:t>If you are unsure, return to the worked picture and explain one arrow. If you are ready, change an input or assumption and justify your prediction.</w:t>
-      </w:r>
-    </w:p>
-    <w:p>
-      <w:r>
-        <w:t>Save your workbook evidence. At the next review, try a different case before opening your old answer.</w:t>
+      <w:pPr>
+        <w:spacing w:line="336" w:lineRule="auto" w:after="180"/>
+      </w:pPr>
+      <w:r>
+        <w:rPr>
+          <w:b w:val="0"/>
+        </w:rPr>
+        <w:t xml:space="preserve">If you are unsure, return to the worked picture and explain one arrow. If you are ready, change an </w:t>
+      </w:r>
+      <w:r>
+        <w:rPr>
+          <w:b/>
+        </w:rPr>
+        <w:t>input</w:t>
+      </w:r>
+      <w:r>
+        <w:rPr>
+          <w:b w:val="0"/>
+        </w:rPr>
+        <w:t xml:space="preserve"> or assumption and justify your </w:t>
+      </w:r>
+      <w:r>
+        <w:rPr>
+          <w:b/>
+        </w:rPr>
+        <w:t>prediction</w:t>
+      </w:r>
+      <w:r>
+        <w:rPr>
+          <w:b w:val="0"/>
+        </w:rPr>
+        <w:t>.</w:t>
+      </w:r>
+    </w:p>
+    <w:p>
+      <w:pPr>
+        <w:spacing w:line="336" w:lineRule="auto" w:after="180"/>
+      </w:pPr>
+      <w:r>
+        <w:rPr>
+          <w:b w:val="0"/>
+        </w:rPr>
+        <w:t xml:space="preserve">Save your workbook </w:t>
+      </w:r>
+      <w:r>
+        <w:rPr>
+          <w:b/>
+        </w:rPr>
+        <w:t>evidence</w:t>
+      </w:r>
+      <w:r>
+        <w:rPr>
+          <w:b w:val="0"/>
+        </w:rPr>
+        <w:t>. At the next review, try a different case before opening your old answer.</w:t>
       </w:r>
     </w:p>
     <w:p>
@@ -2493,12 +4069,41 @@
     </w:p>
     <w:p>
       <w:r>
+        <w:t>Attempt supported questions before using hints or feedback. Review a missing building block, then keep the completed work.</w:t>
+      </w:r>
+    </w:p>
+    <w:p>
+      <w:pPr>
+        <w:spacing w:line="336" w:lineRule="auto" w:after="180"/>
+      </w:pPr>
+      <w:r>
+        <w:rPr>
+          <w:b w:val="0"/>
+        </w:rPr>
         <w:t>Use this supported practice once, in the browser or on paper. Keep the reserved independent assessment for a separate first attempt before teacher feedback.</w:t>
       </w:r>
     </w:p>
     <w:p>
-      <w:r>
-        <w:t>Move colour values between tensor layouts without changing the pixels.</w:t>
+      <w:pPr>
+        <w:spacing w:line="336" w:lineRule="auto" w:after="180"/>
+      </w:pPr>
+      <w:r>
+        <w:rPr>
+          <w:b w:val="0"/>
+        </w:rPr>
+        <w:t xml:space="preserve">Move colour values between </w:t>
+      </w:r>
+      <w:r>
+        <w:rPr>
+          <w:b/>
+        </w:rPr>
+        <w:t>tensor</w:t>
+      </w:r>
+      <w:r>
+        <w:rPr>
+          <w:b w:val="0"/>
+        </w:rPr>
+        <w:t xml:space="preserve"> layouts without changing the pixels.</w:t>
       </w:r>
     </w:p>
     <w:p>
@@ -2510,22 +4115,49 @@
       </w:r>
     </w:p>
     <w:p>
-      <w:r>
+      <w:pPr>
+        <w:spacing w:line="336" w:lineRule="auto" w:after="180"/>
+      </w:pPr>
+      <w:r>
+        <w:rPr>
+          <w:b w:val="0"/>
+        </w:rPr>
         <w:t>Which labelled step matches this detail? Bottom green is HWC [1, 0, 1]=5 and CHW [1, 1, 0]=5.</w:t>
       </w:r>
     </w:p>
     <w:p>
-      <w:r>
+      <w:pPr>
+        <w:spacing w:line="336" w:lineRule="auto" w:after="180"/>
+        <w:shd w:fill="F4F9FC"/>
+      </w:pPr>
+      <w:r>
+        <w:rPr>
+          <w:b w:val="0"/>
+        </w:rPr>
         <w:t>1. Record HWC shape</w:t>
       </w:r>
     </w:p>
     <w:p>
-      <w:r>
+      <w:pPr>
+        <w:spacing w:line="336" w:lineRule="auto" w:after="180"/>
+        <w:shd w:fill="F4F9FC"/>
+      </w:pPr>
+      <w:r>
+        <w:rPr>
+          <w:b w:val="0"/>
+        </w:rPr>
         <w:t>2. Reorder to CHW</w:t>
       </w:r>
     </w:p>
     <w:p>
-      <w:r>
+      <w:pPr>
+        <w:spacing w:line="336" w:lineRule="auto" w:after="180"/>
+        <w:shd w:fill="F4F9FC"/>
+      </w:pPr>
+      <w:r>
+        <w:rPr>
+          <w:b w:val="0"/>
+        </w:rPr>
         <w:t>3. Check same pixel</w:t>
       </w:r>
     </w:p>
@@ -2563,41 +4195,179 @@
       </w:r>
     </w:p>
     <w:p>
-      <w:r>
+      <w:pPr>
+        <w:pStyle w:val="Heading3"/>
+      </w:pPr>
+      <w:r>
+        <w:t>Hint · try first</w:t>
+      </w:r>
+    </w:p>
+    <w:p>
+      <w:pPr>
+        <w:spacing w:line="336" w:lineRule="auto" w:after="180"/>
+        <w:shd w:fill="F1F6F8"/>
+      </w:pPr>
+      <w:r>
+        <w:rPr>
+          <w:b w:val="0"/>
+        </w:rPr>
         <w:t>Hint if needed: Read the steps in the pictorial case. Match the supplied detail to the stage that performs or records it.</w:t>
       </w:r>
     </w:p>
     <w:p>
-      <w:r>
-        <w:t>After your attempt, compare with the supported explanation: Check same pixel Bottom green is HWC [1, 0, 1]=5 and CHW [1, 1, 0]=5. A tensor is an array with named dimensions. HWC orders height, width and colour; CHW puts colour first. Rearranging the layout changes where values are stored, not the colour measurement itself. Trace a named pixel through both layouts using zero-based indices. Adding a batch dimension counts images and does not add a new colour channel.</w:t>
-      </w:r>
-    </w:p>
-    <w:p>
       <w:pPr>
         <w:pStyle w:val="Heading3"/>
       </w:pPr>
       <w:r>
+        <w:t>Feedback · compare after trying</w:t>
+      </w:r>
+    </w:p>
+    <w:p>
+      <w:pPr>
+        <w:spacing w:line="336" w:lineRule="auto" w:after="180"/>
+        <w:shd w:fill="F1F6FC"/>
+      </w:pPr>
+      <w:r>
+        <w:rPr>
+          <w:b w:val="0"/>
+        </w:rPr>
+        <w:t xml:space="preserve">After your attempt, compare with the supported explanation: Check same pixel Bottom green is HWC [1, 0, 1]=5 and CHW [1, 1, 0]=5. A </w:t>
+      </w:r>
+      <w:r>
+        <w:rPr>
+          <w:b/>
+        </w:rPr>
+        <w:t>tensor</w:t>
+      </w:r>
+      <w:r>
+        <w:rPr>
+          <w:b w:val="0"/>
+        </w:rPr>
+        <w:t xml:space="preserve"> is an array with named dimensions.</w:t>
+      </w:r>
+    </w:p>
+    <w:p>
+      <w:pPr>
+        <w:spacing w:line="336" w:lineRule="auto" w:after="180"/>
+        <w:shd w:fill="F1F6FC"/>
+      </w:pPr>
+      <w:r>
+        <w:rPr>
+          <w:b w:val="0"/>
+        </w:rPr>
+        <w:t>HWC orders height, width and colour; CHW puts colour first. Rearranging the layout changes where values are stored, not the colour measurement itself. Trace a named pixel through both layouts using zero-based indices.</w:t>
+      </w:r>
+    </w:p>
+    <w:p>
+      <w:pPr>
+        <w:spacing w:line="336" w:lineRule="auto" w:after="180"/>
+        <w:shd w:fill="F1F6FC"/>
+      </w:pPr>
+      <w:r>
+        <w:rPr>
+          <w:b w:val="0"/>
+        </w:rPr>
+        <w:t xml:space="preserve">Adding a batch dimension counts images and does not add a new colour </w:t>
+      </w:r>
+      <w:r>
+        <w:rPr>
+          <w:b/>
+        </w:rPr>
+        <w:t>channel</w:t>
+      </w:r>
+      <w:r>
+        <w:rPr>
+          <w:b w:val="0"/>
+        </w:rPr>
+        <w:t>.</w:t>
+      </w:r>
+    </w:p>
+    <w:p>
+      <w:pPr>
+        <w:pStyle w:val="Heading3"/>
+      </w:pPr>
+      <w:r>
         <w:t>Practice 2: explain the deciding evidence</w:t>
       </w:r>
     </w:p>
     <w:p>
-      <w:r>
+      <w:pPr>
+        <w:pStyle w:val="Heading3"/>
+      </w:pPr>
+      <w:r>
+        <w:t>Changed case · predict first</w:t>
+      </w:r>
+    </w:p>
+    <w:p>
+      <w:pPr>
+        <w:spacing w:line="336" w:lineRule="auto" w:after="180"/>
+        <w:shd w:fill="F5F1FB"/>
+      </w:pPr>
+      <w:r>
+        <w:rPr>
+          <w:b w:val="0"/>
+        </w:rPr>
         <w:t>Changed-case practice: Add a batch containing three identical images in NHWC layout. Which conclusion is supported by the supplied facts?</w:t>
       </w:r>
     </w:p>
     <w:p>
-      <w:r>
+      <w:pPr>
+        <w:spacing w:line="336" w:lineRule="auto" w:after="180"/>
+        <w:shd w:fill="F4F9FC"/>
+      </w:pPr>
+      <w:r>
+        <w:rPr>
+          <w:b w:val="0"/>
+        </w:rPr>
         <w:t>1. Batch shape is [3, 2, 1, 3].</w:t>
       </w:r>
     </w:p>
     <w:p>
-      <w:r>
-        <w:t>2. We can decide the result without examining the changed input or the procedure.</w:t>
-      </w:r>
-    </w:p>
-    <w:p>
-      <w:r>
-        <w:t>3. This one example guarantees correct results for every future input.</w:t>
+      <w:pPr>
+        <w:spacing w:line="336" w:lineRule="auto" w:after="180"/>
+        <w:shd w:fill="F4F9FC"/>
+      </w:pPr>
+      <w:r>
+        <w:rPr>
+          <w:b w:val="0"/>
+        </w:rPr>
+        <w:t xml:space="preserve">2. We can decide the result without examining the changed </w:t>
+      </w:r>
+      <w:r>
+        <w:rPr>
+          <w:b/>
+        </w:rPr>
+        <w:t>input</w:t>
+      </w:r>
+      <w:r>
+        <w:rPr>
+          <w:b w:val="0"/>
+        </w:rPr>
+        <w:t xml:space="preserve"> or the procedure.</w:t>
+      </w:r>
+    </w:p>
+    <w:p>
+      <w:pPr>
+        <w:spacing w:line="336" w:lineRule="auto" w:after="180"/>
+        <w:shd w:fill="F4F9FC"/>
+      </w:pPr>
+      <w:r>
+        <w:rPr>
+          <w:b w:val="0"/>
+        </w:rPr>
+        <w:t xml:space="preserve">3. This one example guarantees correct results for every future </w:t>
+      </w:r>
+      <w:r>
+        <w:rPr>
+          <w:b/>
+        </w:rPr>
+        <w:t>input</w:t>
+      </w:r>
+      <w:r>
+        <w:rPr>
+          <w:b w:val="0"/>
+        </w:rPr>
+        <w:t>.</w:t>
       </w:r>
     </w:p>
     <w:p>
@@ -2634,36 +4404,189 @@
       </w:r>
     </w:p>
     <w:p>
-      <w:r>
+      <w:pPr>
+        <w:pStyle w:val="Heading3"/>
+      </w:pPr>
+      <w:r>
+        <w:t>Hint · try first</w:t>
+      </w:r>
+    </w:p>
+    <w:p>
+      <w:pPr>
+        <w:spacing w:line="336" w:lineRule="auto" w:after="180"/>
+        <w:shd w:fill="F1F6F8"/>
+      </w:pPr>
+      <w:r>
+        <w:rPr>
+          <w:b w:val="0"/>
+        </w:rPr>
         <w:t>Hint if needed: Use the changed condition and the deciding step in the pictorial trace. The answer must say what follows from those facts.</w:t>
       </w:r>
     </w:p>
     <w:p>
-      <w:r>
-        <w:t>After your attempt, compare with the supported explanation: Batch shape is [3, 2, 1, 3]. The new first dimension counts images; it does not add a fourth colour channel.</w:t>
-      </w:r>
-    </w:p>
-    <w:p>
       <w:pPr>
         <w:pStyle w:val="Heading3"/>
       </w:pPr>
       <w:r>
+        <w:t>Feedback · compare after trying</w:t>
+      </w:r>
+    </w:p>
+    <w:p>
+      <w:pPr>
+        <w:spacing w:line="336" w:lineRule="auto" w:after="180"/>
+        <w:shd w:fill="F1F6FC"/>
+      </w:pPr>
+      <w:r>
+        <w:rPr>
+          <w:b w:val="0"/>
+        </w:rPr>
+        <w:t xml:space="preserve">After your attempt, compare with the supported explanation: Batch shape is [3, 2, 1, 3]. The new first dimension counts images; it does not add a fourth colour </w:t>
+      </w:r>
+      <w:r>
+        <w:rPr>
+          <w:b/>
+        </w:rPr>
+        <w:t>channel</w:t>
+      </w:r>
+      <w:r>
+        <w:rPr>
+          <w:b w:val="0"/>
+        </w:rPr>
+        <w:t>.</w:t>
+      </w:r>
+    </w:p>
+    <w:p>
+      <w:pPr>
+        <w:pStyle w:val="Heading3"/>
+      </w:pPr>
+      <w:r>
         <w:t>Repair a missing building block</w:t>
       </w:r>
     </w:p>
     <w:p>
-      <w:r>
-        <w:t>Review Learned representations (ai-5/19). Goal: Trace an input through a hidden representation and a decision rule. Short practice: Why can no deterministic head using only the sum classify both correctly? Point to the relevant step in the picture, then write the changed result and the rule or evidence that supports it.. Return to this week and explain what you changed.</w:t>
-      </w:r>
-    </w:p>
-    <w:p>
-      <w:r>
-        <w:t>Review Initialisation and reproducibility (ai-5/17). Goal: Trace how starting values affect a fixed training budget. Short practice: Does the matching final loss mean the parameter values are equal? Point to the relevant step in the picture, then write the changed result and the rule or evidence that supports it.. Return to this week and explain what you changed.</w:t>
-      </w:r>
-    </w:p>
-    <w:p>
-      <w:r>
-        <w:t>Review Learning rate experiments (ai-5/14). Goal: Run a controlled comparison of learning rates. Short practice: What should a fair rate comparison hold fixed? Point to the relevant step in the picture, then write the changed result and the rule or evidence that supports it.. Return to this week and explain what you changed.</w:t>
+      <w:pPr>
+        <w:spacing w:line="336" w:lineRule="auto" w:after="180"/>
+      </w:pPr>
+      <w:r>
+        <w:rPr>
+          <w:b w:val="0"/>
+        </w:rPr>
+        <w:t xml:space="preserve">Review Learned representations (ai-5/19). Goal: Trace an </w:t>
+      </w:r>
+      <w:r>
+        <w:rPr>
+          <w:b/>
+        </w:rPr>
+        <w:t>input</w:t>
+      </w:r>
+      <w:r>
+        <w:rPr>
+          <w:b w:val="0"/>
+        </w:rPr>
+        <w:t xml:space="preserve"> through a hidden representation and a decision rule. Short practice: Why can no deterministic head using only the sum classify both correctly?</w:t>
+      </w:r>
+    </w:p>
+    <w:p>
+      <w:pPr>
+        <w:spacing w:line="336" w:lineRule="auto" w:after="180"/>
+      </w:pPr>
+      <w:r>
+        <w:rPr>
+          <w:b w:val="0"/>
+        </w:rPr>
+        <w:t xml:space="preserve">Point to the relevant step in the picture, then write the changed result and the rule or </w:t>
+      </w:r>
+      <w:r>
+        <w:rPr>
+          <w:b/>
+        </w:rPr>
+        <w:t>evidence</w:t>
+      </w:r>
+      <w:r>
+        <w:rPr>
+          <w:b w:val="0"/>
+        </w:rPr>
+        <w:t xml:space="preserve"> that supports it.. Return to this week and explain what you changed.</w:t>
+      </w:r>
+    </w:p>
+    <w:p>
+      <w:pPr>
+        <w:spacing w:line="336" w:lineRule="auto" w:after="180"/>
+      </w:pPr>
+      <w:r>
+        <w:rPr>
+          <w:b w:val="0"/>
+        </w:rPr>
+        <w:t xml:space="preserve">Review Initialisation and reproducibility (ai-5/17). Goal: Trace how starting values affect a fixed </w:t>
+      </w:r>
+      <w:r>
+        <w:rPr>
+          <w:b/>
+        </w:rPr>
+        <w:t>training</w:t>
+      </w:r>
+      <w:r>
+        <w:rPr>
+          <w:b w:val="0"/>
+        </w:rPr>
+        <w:t xml:space="preserve"> budget. Short practice: Does the matching final loss mean the parameter values are equal?</w:t>
+      </w:r>
+    </w:p>
+    <w:p>
+      <w:pPr>
+        <w:spacing w:line="336" w:lineRule="auto" w:after="180"/>
+      </w:pPr>
+      <w:r>
+        <w:rPr>
+          <w:b w:val="0"/>
+        </w:rPr>
+        <w:t xml:space="preserve">Point to the relevant step in the picture, then write the changed result and the rule or </w:t>
+      </w:r>
+      <w:r>
+        <w:rPr>
+          <w:b/>
+        </w:rPr>
+        <w:t>evidence</w:t>
+      </w:r>
+      <w:r>
+        <w:rPr>
+          <w:b w:val="0"/>
+        </w:rPr>
+        <w:t xml:space="preserve"> that supports it.. Return to this week and explain what you changed.</w:t>
+      </w:r>
+    </w:p>
+    <w:p>
+      <w:pPr>
+        <w:spacing w:line="336" w:lineRule="auto" w:after="180"/>
+      </w:pPr>
+      <w:r>
+        <w:rPr>
+          <w:b w:val="0"/>
+        </w:rPr>
+        <w:t>Review Learning rate experiments (ai-5/14). Goal: Run a controlled comparison of learning rates. Short practice: What should a fair rate comparison hold fixed?</w:t>
+      </w:r>
+    </w:p>
+    <w:p>
+      <w:pPr>
+        <w:spacing w:line="336" w:lineRule="auto" w:after="180"/>
+      </w:pPr>
+      <w:r>
+        <w:rPr>
+          <w:b w:val="0"/>
+        </w:rPr>
+        <w:t xml:space="preserve">Point to the relevant step in the picture, then write the changed result and the rule or </w:t>
+      </w:r>
+      <w:r>
+        <w:rPr>
+          <w:b/>
+        </w:rPr>
+        <w:t>evidence</w:t>
+      </w:r>
+      <w:r>
+        <w:rPr>
+          <w:b w:val="0"/>
+        </w:rPr>
+        <w:t xml:space="preserve"> that supports it.. Return to this week and explain what you changed.</w:t>
       </w:r>
     </w:p>
     <w:p>
@@ -2675,8 +4598,61 @@
       </w:r>
     </w:p>
     <w:p>
-      <w:r>
-        <w:t>The browser lab lets you edit the supported Python examples already included in this lesson. Predict first, run, inspect the actual output or error, change one input, then run again. Keep code, predictions, actual results and a reasoned revision together. On paper, label your result as a trace rather than an execution.</w:t>
+      <w:pPr>
+        <w:spacing w:line="336" w:lineRule="auto" w:after="180"/>
+      </w:pPr>
+      <w:r>
+        <w:rPr>
+          <w:b w:val="0"/>
+        </w:rPr>
+        <w:t xml:space="preserve">The browser lab lets you edit the supported Python examples already included in this lesson. Predict first, run, inspect the actual </w:t>
+      </w:r>
+      <w:r>
+        <w:rPr>
+          <w:b/>
+        </w:rPr>
+        <w:t>output</w:t>
+      </w:r>
+      <w:r>
+        <w:rPr>
+          <w:b w:val="0"/>
+        </w:rPr>
+        <w:t xml:space="preserve"> or error, change one </w:t>
+      </w:r>
+      <w:r>
+        <w:rPr>
+          <w:b/>
+        </w:rPr>
+        <w:t>input</w:t>
+      </w:r>
+      <w:r>
+        <w:rPr>
+          <w:b w:val="0"/>
+        </w:rPr>
+        <w:t>, then run again.</w:t>
+      </w:r>
+    </w:p>
+    <w:p>
+      <w:pPr>
+        <w:spacing w:line="336" w:lineRule="auto" w:after="180"/>
+      </w:pPr>
+      <w:r>
+        <w:rPr>
+          <w:b w:val="0"/>
+        </w:rPr>
+        <w:t xml:space="preserve">Keep code, </w:t>
+      </w:r>
+      <w:r>
+        <w:rPr>
+          <w:b/>
+        </w:rPr>
+        <w:t>prediction</w:t>
+      </w:r>
+      <w:r>
+        <w:rPr>
+          <w:b w:val="0"/>
+        </w:rPr>
+        <w:t>s, actual results and a reasoned revision together. On paper, label your result as a trace rather than an execution.</w:t>
       </w:r>
     </w:p>
     <w:p>
@@ -2688,8 +4664,674 @@
       </w:r>
     </w:p>
     <w:p>
-      <w:r>
-        <w:t>Use Download completed work in the hosted lesson to export your answers, reflections, practice feedback and code-run evidence. Open the HTML copy to read or print it. Drafts stay in this browser when storage is available; clear drafts on a shared device.</w:t>
+      <w:pPr>
+        <w:spacing w:line="336" w:lineRule="auto" w:after="180"/>
+      </w:pPr>
+      <w:r>
+        <w:rPr>
+          <w:b w:val="0"/>
+        </w:rPr>
+        <w:t xml:space="preserve">Use Download completed work in the hosted lesson to export your answers, reflections, practice feedback and code-run </w:t>
+      </w:r>
+      <w:r>
+        <w:rPr>
+          <w:b/>
+        </w:rPr>
+        <w:t>evidence</w:t>
+      </w:r>
+      <w:r>
+        <w:rPr>
+          <w:b w:val="0"/>
+        </w:rPr>
+        <w:t>. Open the HTML copy to read or print it.</w:t>
+      </w:r>
+    </w:p>
+    <w:p>
+      <w:pPr>
+        <w:spacing w:line="336" w:lineRule="auto" w:after="180"/>
+      </w:pPr>
+      <w:r>
+        <w:rPr>
+          <w:b w:val="0"/>
+        </w:rPr>
+        <w:t>Drafts stay in this browser when storage is available; clear drafts on a shared device.</w:t>
+      </w:r>
+    </w:p>
+    <w:p>
+      <w:pPr>
+        <w:pStyle w:val="Heading1"/>
+      </w:pPr>
+      <w:r>
+        <w:t>18. Visual concept journey</w:t>
+      </w:r>
+    </w:p>
+    <w:p>
+      <w:r>
+        <w:t>Explain each Image tensors and channels graphic using its labels, deciding evidence and relevant limitation.</w:t>
+      </w:r>
+    </w:p>
+    <w:p>
+      <w:pPr>
+        <w:pStyle w:val="Heading3"/>
+      </w:pPr>
+      <w:r>
+        <w:t>01. Image tensors and channels: the case</w:t>
+      </w:r>
+    </w:p>
+    <w:p>
+      <w:r>
+        <w:drawing>
+          <wp:inline xmlns:a="http://schemas.openxmlformats.org/drawingml/2006/main" xmlns:pic="http://schemas.openxmlformats.org/drawingml/2006/picture">
+            <wp:extent cx="5486400" cy="3142488"/>
+            <wp:docPr id="3" name="Picture 3" descr="Move colour values between tensor layouts without changing the pixels. Supplied facts: Toy RGB image has 2 rows, 1 column. Top pixel [1, 4, 7]; bottom [2, 5, 8]. HWC means height, width, channel. All inputs and outcomes in this worked example are invented classroom data; no real model run is claimed."/>
+            <wp:cNvGraphicFramePr>
+              <a:graphicFrameLocks noChangeAspect="1"/>
+            </wp:cNvGraphicFramePr>
+            <a:graphic>
+              <a:graphicData uri="http://schemas.openxmlformats.org/drawingml/2006/picture">
+                <pic:pic>
+                  <pic:nvPicPr>
+                    <pic:cNvPr id="0" name="academy-story-ai-5-20-01.png"/>
+                    <pic:cNvPicPr/>
+                  </pic:nvPicPr>
+                  <pic:blipFill>
+                    <a:blip r:embed="rId11"/>
+                    <a:stretch>
+                      <a:fillRect/>
+                    </a:stretch>
+                  </pic:blipFill>
+                  <pic:spPr>
+                    <a:xfrm>
+                      <a:off x="0" y="0"/>
+                      <a:ext cx="5486400" cy="3142488"/>
+                    </a:xfrm>
+                    <a:prstGeom prst="rect"/>
+                  </pic:spPr>
+                </pic:pic>
+              </a:graphicData>
+            </a:graphic>
+          </wp:inline>
+        </w:drawing>
+      </w:r>
+    </w:p>
+    <w:p>
+      <w:pPr>
+        <w:spacing w:line="336" w:lineRule="auto" w:after="180"/>
+      </w:pPr>
+      <w:r>
+        <w:rPr>
+          <w:b w:val="0"/>
+        </w:rPr>
+        <w:t xml:space="preserve">Move colour values between </w:t>
+      </w:r>
+      <w:r>
+        <w:rPr>
+          <w:b/>
+        </w:rPr>
+        <w:t>tensor</w:t>
+      </w:r>
+      <w:r>
+        <w:rPr>
+          <w:b w:val="0"/>
+        </w:rPr>
+        <w:t xml:space="preserve"> layouts without changing the pixels. Supplied facts: Toy RGB image has 2 rows, 1 column. Top pixel [1, 4, 7]; bottom [2, 5, 8]. HWC means height, width, </w:t>
+      </w:r>
+      <w:r>
+        <w:rPr>
+          <w:b/>
+        </w:rPr>
+        <w:t>channel</w:t>
+      </w:r>
+      <w:r>
+        <w:rPr>
+          <w:b w:val="0"/>
+        </w:rPr>
+        <w:t>.</w:t>
+      </w:r>
+    </w:p>
+    <w:p>
+      <w:pPr>
+        <w:spacing w:line="336" w:lineRule="auto" w:after="180"/>
+      </w:pPr>
+      <w:r>
+        <w:rPr>
+          <w:b w:val="0"/>
+        </w:rPr>
+        <w:t xml:space="preserve">All </w:t>
+      </w:r>
+      <w:r>
+        <w:rPr>
+          <w:b/>
+        </w:rPr>
+        <w:t>input</w:t>
+      </w:r>
+      <w:r>
+        <w:rPr>
+          <w:b w:val="0"/>
+        </w:rPr>
+        <w:t>s and outcomes in this worked example are invented classroom data; no real model run is claimed.</w:t>
+      </w:r>
+    </w:p>
+    <w:p>
+      <w:pPr>
+        <w:spacing w:line="336" w:lineRule="auto" w:after="180"/>
+        <w:shd w:fill="F5F1FB"/>
+      </w:pPr>
+      <w:r>
+        <w:rPr>
+          <w:b w:val="0"/>
+        </w:rPr>
+        <w:t>Point to the given fact that matters most. Explain why it matters.</w:t>
+      </w:r>
+    </w:p>
+    <w:p>
+      <w:pPr>
+        <w:pStyle w:val="Heading3"/>
+      </w:pPr>
+      <w:r>
+        <w:t>02. Follow the deciding steps</w:t>
+      </w:r>
+    </w:p>
+    <w:p>
+      <w:r>
+        <w:drawing>
+          <wp:inline xmlns:a="http://schemas.openxmlformats.org/drawingml/2006/main" xmlns:pic="http://schemas.openxmlformats.org/drawingml/2006/picture">
+            <wp:extent cx="5486400" cy="3182112"/>
+            <wp:docPr id="4" name="Picture 4" descr="Record HWC shape: Shape is [2, 1, 3]; top green is 4 and bottom green5. → Reorder to CHW: Shape [3, 2, 1]; red plane [[1],[2]], green [[4],[5]], blue [[7],[8]]. → Check same pixel: Bottom green is HWC [1, 0, 1]=5 and CHW [1, 1, 0]=5."/>
+            <wp:cNvGraphicFramePr>
+              <a:graphicFrameLocks noChangeAspect="1"/>
+            </wp:cNvGraphicFramePr>
+            <a:graphic>
+              <a:graphicData uri="http://schemas.openxmlformats.org/drawingml/2006/picture">
+                <pic:pic>
+                  <pic:nvPicPr>
+                    <pic:cNvPr id="0" name="academy-story-ai-5-20-02.png"/>
+                    <pic:cNvPicPr/>
+                  </pic:nvPicPr>
+                  <pic:blipFill>
+                    <a:blip r:embed="rId12"/>
+                    <a:stretch>
+                      <a:fillRect/>
+                    </a:stretch>
+                  </pic:blipFill>
+                  <pic:spPr>
+                    <a:xfrm>
+                      <a:off x="0" y="0"/>
+                      <a:ext cx="5486400" cy="3182112"/>
+                    </a:xfrm>
+                    <a:prstGeom prst="rect"/>
+                  </pic:spPr>
+                </pic:pic>
+              </a:graphicData>
+            </a:graphic>
+          </wp:inline>
+        </w:drawing>
+      </w:r>
+    </w:p>
+    <w:p>
+      <w:pPr>
+        <w:spacing w:line="336" w:lineRule="auto" w:after="180"/>
+      </w:pPr>
+      <w:r>
+        <w:rPr>
+          <w:b w:val="0"/>
+        </w:rPr>
+        <w:t>Record HWC shape: Shape is [2, 1, 3]; top green is 4 and bottom green5. → Reorder to CHW: Shape [3, 2, 1]; red plane [[1],[2]], green [[4],[5]], blue [[7],[8]]. → Check same pixel: Bottom green is HWC [1, 0, 1]=5 and CHW [1, 1, 0]=5.</w:t>
+      </w:r>
+    </w:p>
+    <w:p>
+      <w:pPr>
+        <w:spacing w:line="336" w:lineRule="auto" w:after="180"/>
+        <w:shd w:fill="F5F1FB"/>
+      </w:pPr>
+      <w:r>
+        <w:rPr>
+          <w:b w:val="0"/>
+        </w:rPr>
+        <w:t xml:space="preserve">Point to each numbered stage and explain which recorded </w:t>
+      </w:r>
+      <w:r>
+        <w:rPr>
+          <w:b/>
+        </w:rPr>
+        <w:t>input</w:t>
+      </w:r>
+      <w:r>
+        <w:rPr>
+          <w:b w:val="0"/>
+        </w:rPr>
+        <w:t xml:space="preserve"> it uses.</w:t>
+      </w:r>
+    </w:p>
+    <w:p>
+      <w:pPr>
+        <w:pStyle w:val="Heading3"/>
+      </w:pPr>
+      <w:r>
+        <w:t>03. Two RGB pixels before layout conversion</w:t>
+      </w:r>
+    </w:p>
+    <w:p>
+      <w:r>
+        <w:drawing>
+          <wp:inline xmlns:a="http://schemas.openxmlformats.org/drawingml/2006/main" xmlns:pic="http://schemas.openxmlformats.org/drawingml/2006/picture">
+            <wp:extent cx="5486400" cy="3096768"/>
+            <wp:docPr id="5" name="Picture 5" descr="Two RGB pixels before layout conversion. top pixel: red = 1, green = 4, blue = 7. bottom pixel: red = 2, green = 5, blue = 8."/>
+            <wp:cNvGraphicFramePr>
+              <a:graphicFrameLocks noChangeAspect="1"/>
+            </wp:cNvGraphicFramePr>
+            <a:graphic>
+              <a:graphicData uri="http://schemas.openxmlformats.org/drawingml/2006/picture">
+                <pic:pic>
+                  <pic:nvPicPr>
+                    <pic:cNvPr id="0" name="academy-story-ai-5-20-03.png"/>
+                    <pic:cNvPicPr/>
+                  </pic:nvPicPr>
+                  <pic:blipFill>
+                    <a:blip r:embed="rId13"/>
+                    <a:stretch>
+                      <a:fillRect/>
+                    </a:stretch>
+                  </pic:blipFill>
+                  <pic:spPr>
+                    <a:xfrm>
+                      <a:off x="0" y="0"/>
+                      <a:ext cx="5486400" cy="3096768"/>
+                    </a:xfrm>
+                    <a:prstGeom prst="rect"/>
+                  </pic:spPr>
+                </pic:pic>
+              </a:graphicData>
+            </a:graphic>
+          </wp:inline>
+        </w:drawing>
+      </w:r>
+    </w:p>
+    <w:p>
+      <w:pPr>
+        <w:spacing w:line="336" w:lineRule="auto" w:after="180"/>
+      </w:pPr>
+      <w:r>
+        <w:rPr>
+          <w:b w:val="0"/>
+        </w:rPr>
+        <w:t>Two RGB pixels before layout conversion. top pixel: red = 1, green = 4, blue = 7. bottom pixel: red = 2, green = 5, blue = 8.</w:t>
+      </w:r>
+    </w:p>
+    <w:p>
+      <w:pPr>
+        <w:spacing w:line="336" w:lineRule="auto" w:after="180"/>
+        <w:shd w:fill="F5F1FB"/>
+      </w:pPr>
+      <w:r>
+        <w:rPr>
+          <w:b w:val="0"/>
+        </w:rPr>
+        <w:t>Read the labels and values. Explain the relationship the model shows.</w:t>
+      </w:r>
+    </w:p>
+    <w:p>
+      <w:pPr>
+        <w:pStyle w:val="Heading3"/>
+      </w:pPr>
+      <w:r>
+        <w:t>04. Change one thing. Trace what follows.</w:t>
+      </w:r>
+    </w:p>
+    <w:p>
+      <w:r>
+        <w:drawing>
+          <wp:inline xmlns:a="http://schemas.openxmlformats.org/drawingml/2006/main" xmlns:pic="http://schemas.openxmlformats.org/drawingml/2006/picture">
+            <wp:extent cx="5486400" cy="3026664"/>
+            <wp:docPr id="6" name="Picture 6" descr="Original case: Bottom green is HWC [1, 0, 1]=5 and CHW [1, 1, 0]=5. Changed condition: Add a batch containing three identical images in NHWC layout. Expected result: Batch shape is [3, 2, 1, 3]. Reason: The new first dimension counts images; it does not add a fourth colour channel."/>
+            <wp:cNvGraphicFramePr>
+              <a:graphicFrameLocks noChangeAspect="1"/>
+            </wp:cNvGraphicFramePr>
+            <a:graphic>
+              <a:graphicData uri="http://schemas.openxmlformats.org/drawingml/2006/picture">
+                <pic:pic>
+                  <pic:nvPicPr>
+                    <pic:cNvPr id="0" name="academy-story-ai-5-20-04.png"/>
+                    <pic:cNvPicPr/>
+                  </pic:nvPicPr>
+                  <pic:blipFill>
+                    <a:blip r:embed="rId14"/>
+                    <a:stretch>
+                      <a:fillRect/>
+                    </a:stretch>
+                  </pic:blipFill>
+                  <pic:spPr>
+                    <a:xfrm>
+                      <a:off x="0" y="0"/>
+                      <a:ext cx="5486400" cy="3026664"/>
+                    </a:xfrm>
+                    <a:prstGeom prst="rect"/>
+                  </pic:spPr>
+                </pic:pic>
+              </a:graphicData>
+            </a:graphic>
+          </wp:inline>
+        </w:drawing>
+      </w:r>
+    </w:p>
+    <w:p>
+      <w:pPr>
+        <w:spacing w:line="336" w:lineRule="auto" w:after="180"/>
+      </w:pPr>
+      <w:r>
+        <w:rPr>
+          <w:b w:val="0"/>
+        </w:rPr>
+        <w:t>Original case: Bottom green is HWC [1, 0, 1]=5 and CHW [1, 1, 0]=5. Changed condition: Add a batch containing three identical images in NHWC layout. Expected result: Batch shape is [3, 2, 1, 3].</w:t>
+      </w:r>
+    </w:p>
+    <w:p>
+      <w:pPr>
+        <w:spacing w:line="336" w:lineRule="auto" w:after="180"/>
+      </w:pPr>
+      <w:r>
+        <w:rPr>
+          <w:b w:val="0"/>
+        </w:rPr>
+        <w:t xml:space="preserve">Reason: The new first dimension counts images; it does not add a fourth colour </w:t>
+      </w:r>
+      <w:r>
+        <w:rPr>
+          <w:b/>
+        </w:rPr>
+        <w:t>channel</w:t>
+      </w:r>
+      <w:r>
+        <w:rPr>
+          <w:b w:val="0"/>
+        </w:rPr>
+        <w:t>.</w:t>
+      </w:r>
+    </w:p>
+    <w:p>
+      <w:pPr>
+        <w:spacing w:line="336" w:lineRule="auto" w:after="180"/>
+        <w:shd w:fill="F5F1FB"/>
+      </w:pPr>
+      <w:r>
+        <w:rPr>
+          <w:b w:val="0"/>
+        </w:rPr>
+        <w:t>Predict before checking the worked changed-case result. Name what changed and what the supplied facts allow you to conclude.</w:t>
+      </w:r>
+    </w:p>
+    <w:p>
+      <w:pPr>
+        <w:pStyle w:val="Heading3"/>
+      </w:pPr>
+      <w:r>
+        <w:t>05. Connect the explanation to its limit</w:t>
+      </w:r>
+    </w:p>
+    <w:p>
+      <w:r>
+        <w:drawing>
+          <wp:inline xmlns:a="http://schemas.openxmlformats.org/drawingml/2006/main" xmlns:pic="http://schemas.openxmlformats.org/drawingml/2006/picture">
+            <wp:extent cx="5486400" cy="2834640"/>
+            <wp:docPr id="7" name="Picture 7" descr="A tensor is an array with named dimensions. HWC orders height, width and colour; CHW puts colour first. Rearranging the layout changes where values are stored, not the colour measurement itself. Trace a named pixel through both layouts using zero-based indices. Adding a batch dimension counts images and does not add a new colour channel. Limit: Shape consistency does not prove correct colour order or value range; document channel names and preprocessing."/>
+            <wp:cNvGraphicFramePr>
+              <a:graphicFrameLocks noChangeAspect="1"/>
+            </wp:cNvGraphicFramePr>
+            <a:graphic>
+              <a:graphicData uri="http://schemas.openxmlformats.org/drawingml/2006/picture">
+                <pic:pic>
+                  <pic:nvPicPr>
+                    <pic:cNvPr id="0" name="academy-story-ai-5-20-05.png"/>
+                    <pic:cNvPicPr/>
+                  </pic:nvPicPr>
+                  <pic:blipFill>
+                    <a:blip r:embed="rId15"/>
+                    <a:stretch>
+                      <a:fillRect/>
+                    </a:stretch>
+                  </pic:blipFill>
+                  <pic:spPr>
+                    <a:xfrm>
+                      <a:off x="0" y="0"/>
+                      <a:ext cx="5486400" cy="2834640"/>
+                    </a:xfrm>
+                    <a:prstGeom prst="rect"/>
+                  </pic:spPr>
+                </pic:pic>
+              </a:graphicData>
+            </a:graphic>
+          </wp:inline>
+        </w:drawing>
+      </w:r>
+    </w:p>
+    <w:p>
+      <w:pPr>
+        <w:spacing w:line="336" w:lineRule="auto" w:after="180"/>
+      </w:pPr>
+      <w:r>
+        <w:rPr>
+          <w:b w:val="0"/>
+        </w:rPr>
+        <w:t xml:space="preserve">A </w:t>
+      </w:r>
+      <w:r>
+        <w:rPr>
+          <w:b/>
+        </w:rPr>
+        <w:t>tensor</w:t>
+      </w:r>
+      <w:r>
+        <w:rPr>
+          <w:b w:val="0"/>
+        </w:rPr>
+        <w:t xml:space="preserve"> is an array with named dimensions. HWC orders height, width and colour; CHW puts colour first. Rearranging the layout changes where values are stored, not the colour measurement itself.</w:t>
+      </w:r>
+    </w:p>
+    <w:p>
+      <w:pPr>
+        <w:spacing w:line="336" w:lineRule="auto" w:after="180"/>
+      </w:pPr>
+      <w:r>
+        <w:rPr>
+          <w:b w:val="0"/>
+        </w:rPr>
+        <w:t xml:space="preserve">Trace a named pixel through both layouts using zero-based indices. Adding a batch dimension counts images and does not add a new colour </w:t>
+      </w:r>
+      <w:r>
+        <w:rPr>
+          <w:b/>
+        </w:rPr>
+        <w:t>channel</w:t>
+      </w:r>
+      <w:r>
+        <w:rPr>
+          <w:b w:val="0"/>
+        </w:rPr>
+        <w:t>.</w:t>
+      </w:r>
+    </w:p>
+    <w:p>
+      <w:pPr>
+        <w:spacing w:line="336" w:lineRule="auto" w:after="180"/>
+      </w:pPr>
+      <w:r>
+        <w:rPr>
+          <w:b w:val="0"/>
+        </w:rPr>
+        <w:t xml:space="preserve">Limit: Shape consistency does not prove correct colour order or value range; document </w:t>
+      </w:r>
+      <w:r>
+        <w:rPr>
+          <w:b/>
+        </w:rPr>
+        <w:t>channel</w:t>
+      </w:r>
+      <w:r>
+        <w:rPr>
+          <w:b w:val="0"/>
+        </w:rPr>
+        <w:t xml:space="preserve"> names and pre</w:t>
+      </w:r>
+      <w:r>
+        <w:rPr>
+          <w:b/>
+        </w:rPr>
+        <w:t>process</w:t>
+      </w:r>
+      <w:r>
+        <w:rPr>
+          <w:b w:val="0"/>
+        </w:rPr>
+        <w:t>ing.</w:t>
+      </w:r>
+    </w:p>
+    <w:p>
+      <w:pPr>
+        <w:spacing w:line="336" w:lineRule="auto" w:after="180"/>
+        <w:shd w:fill="F5F1FB"/>
+      </w:pPr>
+      <w:r>
+        <w:rPr>
+          <w:b w:val="0"/>
+        </w:rPr>
+        <w:t>Explain the case, then point to a limit on the claim.</w:t>
+      </w:r>
+    </w:p>
+    <w:p>
+      <w:pPr>
+        <w:pStyle w:val="Heading3"/>
+      </w:pPr>
+      <w:r>
+        <w:t>06. Make the idea visible in your project</w:t>
+      </w:r>
+    </w:p>
+    <w:p>
+      <w:r>
+        <w:drawing>
+          <wp:inline xmlns:a="http://schemas.openxmlformats.org/drawingml/2006/main" xmlns:pic="http://schemas.openxmlformats.org/drawingml/2006/picture">
+            <wp:extent cx="5486400" cy="3681984"/>
+            <wp:docPr id="8" name="Picture 8" descr="For your Image-pattern Network Investigation, save the input, procedure, observed result and limitation of this check. Label this worked example as practice; use a different, previously unreviewed case when checking independent understanding. Draw your input, deciding step, result and limit. Supported question: Where is the bottom green pixel in the first batched image? Point to the relevant step in the picture, then write the changed result and the rule or evidence that supports it."/>
+            <wp:cNvGraphicFramePr>
+              <a:graphicFrameLocks noChangeAspect="1"/>
+            </wp:cNvGraphicFramePr>
+            <a:graphic>
+              <a:graphicData uri="http://schemas.openxmlformats.org/drawingml/2006/picture">
+                <pic:pic>
+                  <pic:nvPicPr>
+                    <pic:cNvPr id="0" name="academy-story-ai-5-20-06.png"/>
+                    <pic:cNvPicPr/>
+                  </pic:nvPicPr>
+                  <pic:blipFill>
+                    <a:blip r:embed="rId16"/>
+                    <a:stretch>
+                      <a:fillRect/>
+                    </a:stretch>
+                  </pic:blipFill>
+                  <pic:spPr>
+                    <a:xfrm>
+                      <a:off x="0" y="0"/>
+                      <a:ext cx="5486400" cy="3681984"/>
+                    </a:xfrm>
+                    <a:prstGeom prst="rect"/>
+                  </pic:spPr>
+                </pic:pic>
+              </a:graphicData>
+            </a:graphic>
+          </wp:inline>
+        </w:drawing>
+      </w:r>
+    </w:p>
+    <w:p>
+      <w:pPr>
+        <w:spacing w:line="336" w:lineRule="auto" w:after="180"/>
+      </w:pPr>
+      <w:r>
+        <w:rPr>
+          <w:b w:val="0"/>
+        </w:rPr>
+        <w:t xml:space="preserve">For your Image-pattern Network Investigation, save the </w:t>
+      </w:r>
+      <w:r>
+        <w:rPr>
+          <w:b/>
+        </w:rPr>
+        <w:t>input</w:t>
+      </w:r>
+      <w:r>
+        <w:rPr>
+          <w:b w:val="0"/>
+        </w:rPr>
+        <w:t>, procedure, observed result and limitation of this check.</w:t>
+      </w:r>
+    </w:p>
+    <w:p>
+      <w:pPr>
+        <w:spacing w:line="336" w:lineRule="auto" w:after="180"/>
+      </w:pPr>
+      <w:r>
+        <w:rPr>
+          <w:b w:val="0"/>
+        </w:rPr>
+        <w:t xml:space="preserve">Label this worked example as practice; use a different, previously unreviewed case when checking independent understanding. Draw your </w:t>
+      </w:r>
+      <w:r>
+        <w:rPr>
+          <w:b/>
+        </w:rPr>
+        <w:t>input</w:t>
+      </w:r>
+      <w:r>
+        <w:rPr>
+          <w:b w:val="0"/>
+        </w:rPr>
+        <w:t>, deciding step, result and limit.</w:t>
+      </w:r>
+    </w:p>
+    <w:p>
+      <w:pPr>
+        <w:spacing w:line="336" w:lineRule="auto" w:after="180"/>
+      </w:pPr>
+      <w:r>
+        <w:rPr>
+          <w:b w:val="0"/>
+        </w:rPr>
+        <w:t xml:space="preserve">Supported question: Where is the bottom green pixel in the first batched image? Point to the relevant step in the picture, then write the changed result and the rule or </w:t>
+      </w:r>
+      <w:r>
+        <w:rPr>
+          <w:b/>
+        </w:rPr>
+        <w:t>evidence</w:t>
+      </w:r>
+      <w:r>
+        <w:rPr>
+          <w:b w:val="0"/>
+        </w:rPr>
+        <w:t xml:space="preserve"> that supports it.</w:t>
+      </w:r>
+    </w:p>
+    <w:p>
+      <w:pPr>
+        <w:spacing w:line="336" w:lineRule="auto" w:after="180"/>
+        <w:shd w:fill="F5F1FB"/>
+      </w:pPr>
+      <w:r>
+        <w:rPr>
+          <w:b w:val="0"/>
+        </w:rPr>
+        <w:t xml:space="preserve">Draw your project trace and justify the deciding step using </w:t>
+      </w:r>
+      <w:r>
+        <w:rPr>
+          <w:b/>
+        </w:rPr>
+        <w:t>evidence</w:t>
+      </w:r>
+      <w:r>
+        <w:rPr>
+          <w:b w:val="0"/>
+        </w:rPr>
+        <w:t>.</w:t>
       </w:r>
     </w:p>
     <w:sectPr>

--- a/downloads/student/ai-5-week-20.docx
+++ b/downloads/student/ai-5-week-20.docx
@@ -1553,7 +1553,7 @@
         <w:drawing>
           <wp:inline xmlns:a="http://schemas.openxmlformats.org/drawingml/2006/main" xmlns:pic="http://schemas.openxmlformats.org/drawingml/2006/picture">
             <wp:extent cx="5486400" cy="5185229"/>
-            <wp:docPr id="2" name="Picture 2" descr="Image tensors and channels. Record HWC shape: Shape is [2, 1, 3]; top green is 4 and bottom green5.. Reorder to CHW: Shape [3, 2, 1]; red plane [[1],[2]], green [[4],[5]], blue [[7],[8]].. Check same pixel: Bottom green is HWC [1, 0, 1]=5 and CHW [1, 1, 0]=5."/>
+            <wp:docPr id="2" name="Picture 2" descr="Image tensors and channels. Record HWC shape: Shape is [2, 1, 3]; top green is 4 and bottom green 5.. Reorder to CHW: Shape [3, 2, 1]; red plane [[1],[2]], green [[4],[5]], blue [[7],[8]].. Check same pixel: Bottom green is HWC [1, 0, 1]=5 and CHW [1, 1, 0]=5."/>
             <wp:cNvGraphicFramePr>
               <a:graphicFrameLocks noChangeAspect="1"/>
             </wp:cNvGraphicFramePr>
@@ -1644,7 +1644,7 @@
           </w:tcPr>
           <w:p>
             <w:r>
-              <w:t>Shape is [2, 1, 3]; top green is 4 and bottom green5.</w:t>
+              <w:t>Shape is [2, 1, 3]; top green is 4 and bottom green 5.</w:t>
             </w:r>
           </w:p>
         </w:tc>
@@ -4837,7 +4837,7 @@
         <w:drawing>
           <wp:inline xmlns:a="http://schemas.openxmlformats.org/drawingml/2006/main" xmlns:pic="http://schemas.openxmlformats.org/drawingml/2006/picture">
             <wp:extent cx="5486400" cy="3182112"/>
-            <wp:docPr id="4" name="Picture 4" descr="Record HWC shape: Shape is [2, 1, 3]; top green is 4 and bottom green5. → Reorder to CHW: Shape [3, 2, 1]; red plane [[1],[2]], green [[4],[5]], blue [[7],[8]]. → Check same pixel: Bottom green is HWC [1, 0, 1]=5 and CHW [1, 1, 0]=5."/>
+            <wp:docPr id="4" name="Picture 4" descr="Record HWC shape: Shape is [2, 1, 3]; top green is 4 and bottom green 5. → Reorder to CHW: Shape [3, 2, 1]; red plane [[1],[2]], green [[4],[5]], blue [[7],[8]]. → Check same pixel: Bottom green is HWC [1, 0, 1]=5 and CHW [1, 1, 0]=5."/>
             <wp:cNvGraphicFramePr>
               <a:graphicFrameLocks noChangeAspect="1"/>
             </wp:cNvGraphicFramePr>
@@ -4876,7 +4876,7 @@
         <w:rPr>
           <w:b w:val="0"/>
         </w:rPr>
-        <w:t>Record HWC shape: Shape is [2, 1, 3]; top green is 4 and bottom green5. → Reorder to CHW: Shape [3, 2, 1]; red plane [[1],[2]], green [[4],[5]], blue [[7],[8]]. → Check same pixel: Bottom green is HWC [1, 0, 1]=5 and CHW [1, 1, 0]=5.</w:t>
+        <w:t>Record HWC shape: Shape is [2, 1, 3]; top green is 4 and bottom green 5. → Reorder to CHW: Shape [3, 2, 1]; red plane [[1],[2]], green [[4],[5]], blue [[7],[8]]. → Check same pixel: Bottom green is HWC [1, 0, 1]=5 and CHW [1, 1, 0]=5.</w:t>
       </w:r>
     </w:p>
     <w:p>

--- a/downloads/student/ai-5-week-20.docx
+++ b/downloads/student/ai-5-week-20.docx
@@ -25,12 +25,17 @@
         <w:pStyle w:val="Heading1"/>
       </w:pPr>
       <w:r>
-        <w:t>Before you start</w:t>
-      </w:r>
-    </w:p>
-    <w:p>
-      <w:r>
-        <w:t>Why does a representation with two components not necessarily preserve two original measurements?</w:t>
+        <w:t>Name the axes. Track the pixel. Check the values.</w:t>
+      </w:r>
+    </w:p>
+    <w:p>
+      <w:r>
+        <w:t>Convert image layouts while preserving channel meaning and distinguishing scaling from information loss.</w:t>
+      </w:r>
+    </w:p>
+    <w:p>
+      <w:r>
+        <w:t>Complete RGB pixels → labelled channel-plane diagram → known-value round trip → pictured batch axis → scaling audit → independent new image.</w:t>
       </w:r>
     </w:p>
     <w:p>
@@ -38,20 +43,20 @@
         <w:pStyle w:val="Heading1"/>
       </w:pPr>
       <w:r>
-        <w:t>01. Your mission</w:t>
-      </w:r>
-    </w:p>
-    <w:p>
-      <w:r>
-        <w:t>Start with the target: Read a pixel using declared row column and channel axes. Try the recall before opening notes.</w:t>
-      </w:r>
-    </w:p>
-    <w:p>
-      <w:pPr>
-        <w:pStyle w:val="Heading3"/>
-      </w:pPr>
-      <w:r>
-        <w:t>Your learning target</w:t>
+        <w:t>01. Can you find the same colour measurement after the axes move?</w:t>
+      </w:r>
+    </w:p>
+    <w:p>
+      <w:r>
+        <w:t>Name row,column,channel and batch positions before reading values.</w:t>
+      </w:r>
+    </w:p>
+    <w:p>
+      <w:pPr>
+        <w:pStyle w:val="Heading2"/>
+      </w:pPr>
+      <w:r>
+        <w:t>Learning goals</w:t>
       </w:r>
     </w:p>
     <w:p>
@@ -125,10 +130,10 @@
     </w:p>
     <w:p>
       <w:pPr>
-        <w:pStyle w:val="Heading3"/>
-      </w:pPr>
-      <w:r>
-        <w:t>Remember before reading</w:t>
+        <w:pStyle w:val="Heading2"/>
+      </w:pPr>
+      <w:r>
+        <w:t>Retrieve preserved and lost information</w:t>
       </w:r>
     </w:p>
     <w:p>
@@ -200,6 +205,112 @@
     </w:p>
     <w:p>
       <w:pPr>
+        <w:pStyle w:val="Heading2"/>
+      </w:pPr>
+      <w:r>
+        <w:t>Prerequisite and starting response</w:t>
+      </w:r>
+    </w:p>
+    <w:p>
+      <w:pPr>
+        <w:pStyle w:val="ListBullet"/>
+      </w:pPr>
+      <w:r>
+        <w:t>Why does a representation with two components not necessarily preserve two original measurements?</w:t>
+      </w:r>
+    </w:p>
+    <w:p>
+      <w:pPr>
+        <w:pStyle w:val="Heading3"/>
+      </w:pPr>
+      <w:r>
+        <w:t>My starting explanation</w:t>
+      </w:r>
+    </w:p>
+    <w:p>
+      <w:r>
+        <w:t>________________________________________________________________</w:t>
+      </w:r>
+    </w:p>
+    <w:p>
+      <w:r>
+        <w:t>________________________________________________________________</w:t>
+      </w:r>
+    </w:p>
+    <w:p>
+      <w:r>
+        <w:t>________________________________________________________________</w:t>
+      </w:r>
+    </w:p>
+    <w:p>
+      <w:pPr>
+        <w:pStyle w:val="Heading2"/>
+      </w:pPr>
+      <w:r>
+        <w:t>End goal</w:t>
+      </w:r>
+    </w:p>
+    <w:p>
+      <w:pPr>
+        <w:spacing w:line="336" w:lineRule="auto" w:after="180"/>
+      </w:pPr>
+      <w:r>
+        <w:rPr>
+          <w:b w:val="0"/>
+        </w:rPr>
+        <w:t xml:space="preserve">By the end, I can explain image </w:t>
+      </w:r>
+      <w:r>
+        <w:rPr>
+          <w:b/>
+        </w:rPr>
+        <w:t>tensor</w:t>
+      </w:r>
+      <w:r>
+        <w:rPr>
+          <w:b w:val="0"/>
+        </w:rPr>
+        <w:t xml:space="preserve">s and </w:t>
+      </w:r>
+      <w:r>
+        <w:rPr>
+          <w:b/>
+        </w:rPr>
+        <w:t>channel</w:t>
+      </w:r>
+      <w:r>
+        <w:rPr>
+          <w:b w:val="0"/>
+        </w:rPr>
+        <w:t>s using a traced example and a stated limitation.</w:t>
+      </w:r>
+    </w:p>
+    <w:p>
+      <w:pPr>
+        <w:pStyle w:val="Heading2"/>
+      </w:pPr>
+      <w:r>
+        <w:t>Earlier wording, alternatives and picture transcripts · reference / check after trying</w:t>
+      </w:r>
+    </w:p>
+    <w:p>
+      <w:pPr>
+        <w:pStyle w:val="Heading3"/>
+      </w:pPr>
+      <w:r>
+        <w:t>Your learning target</w:t>
+      </w:r>
+    </w:p>
+    <w:p>
+      <w:pPr>
+        <w:pStyle w:val="Heading3"/>
+      </w:pPr>
+      <w:r>
+        <w:t>Remember before reading</w:t>
+      </w:r>
+    </w:p>
+    <w:p>
+      <w:pPr>
         <w:spacing w:line="336" w:lineRule="auto" w:after="180"/>
       </w:pPr>
       <w:r>
@@ -288,68 +399,42 @@
     </w:p>
     <w:p>
       <w:pPr>
+        <w:pStyle w:val="Heading3"/>
+      </w:pPr>
+      <w:r>
+        <w:t>This week’s end goal</w:t>
+      </w:r>
+    </w:p>
+    <w:p>
+      <w:pPr>
+        <w:pStyle w:val="Heading1"/>
+      </w:pPr>
+      <w:r>
+        <w:t>02. One pixel contains three ordered colour values</w:t>
+      </w:r>
+    </w:p>
+    <w:p>
+      <w:r>
+        <w:t>This image has four pixels and twelve stored channel values.</w:t>
+      </w:r>
+    </w:p>
+    <w:p>
+      <w:pPr>
+        <w:pStyle w:val="Heading2"/>
+      </w:pPr>
+      <w:r>
+        <w:t>Complete RGB/zero-based axis contract</w:t>
+      </w:r>
+    </w:p>
+    <w:p>
+      <w:pPr>
         <w:spacing w:line="336" w:lineRule="auto" w:after="180"/>
-        <w:shd w:fill="F5F1FB"/>
       </w:pPr>
       <w:r>
         <w:rPr>
           <w:b w:val="0"/>
         </w:rPr>
-        <w:t>Why does a representation with two components not necessarily preserve two original measurements?</w:t>
-      </w:r>
-    </w:p>
-    <w:p>
-      <w:pPr>
-        <w:pStyle w:val="Heading3"/>
-      </w:pPr>
-      <w:r>
-        <w:t>My starting explanation</w:t>
-      </w:r>
-    </w:p>
-    <w:p>
-      <w:r>
-        <w:t>________________________________________________________________</w:t>
-      </w:r>
-    </w:p>
-    <w:p>
-      <w:r>
-        <w:t>________________________________________________________________</w:t>
-      </w:r>
-    </w:p>
-    <w:p>
-      <w:r>
-        <w:t>________________________________________________________________</w:t>
-      </w:r>
-    </w:p>
-    <w:p>
-      <w:pPr>
-        <w:pStyle w:val="Heading3"/>
-      </w:pPr>
-      <w:r>
-        <w:t>This week’s end goal</w:t>
-      </w:r>
-    </w:p>
-    <w:p>
-      <w:pPr>
-        <w:spacing w:line="336" w:lineRule="auto" w:after="180"/>
-      </w:pPr>
-      <w:r>
-        <w:rPr>
-          <w:b w:val="0"/>
-        </w:rPr>
-        <w:t xml:space="preserve">By the end, I can explain image </w:t>
-      </w:r>
-      <w:r>
-        <w:rPr>
-          <w:b/>
-        </w:rPr>
-        <w:t>tensor</w:t>
-      </w:r>
-      <w:r>
-        <w:rPr>
-          <w:b w:val="0"/>
-        </w:rPr>
-        <w:t xml:space="preserve">s and </w:t>
+        <w:t xml:space="preserve">A small fictional RGB image has height 2 pixels, width 2 pixels and three </w:t>
       </w:r>
       <w:r>
         <w:rPr>
@@ -361,31 +446,7 @@
         <w:rPr>
           <w:b w:val="0"/>
         </w:rPr>
-        <w:t>s using a traced example and a stated limitation.</w:t>
-      </w:r>
-    </w:p>
-    <w:p>
-      <w:pPr>
-        <w:pStyle w:val="Heading1"/>
-      </w:pPr>
-      <w:r>
-        <w:t>02. Notice the evidence</w:t>
-      </w:r>
-    </w:p>
-    <w:p>
-      <w:r>
-        <w:t>Investigate the supplied Image tensors and channels case. Separate observations, given facts and assumptions before choosing an explanation.</w:t>
-      </w:r>
-    </w:p>
-    <w:p>
-      <w:pPr>
-        <w:spacing w:line="336" w:lineRule="auto" w:after="180"/>
-      </w:pPr>
-      <w:r>
-        <w:rPr>
-          <w:b w:val="0"/>
-        </w:rPr>
-        <w:t xml:space="preserve">A small fictional RGB image has height 2 pixels, width 2 pixels and three </w:t>
+        <w:t>s ordered red, green, blue. Store it as image[row][column][</w:t>
       </w:r>
       <w:r>
         <w:rPr>
@@ -397,7 +458,18 @@
         <w:rPr>
           <w:b w:val="0"/>
         </w:rPr>
-        <w:t>s ordered red, green, blue. Store it as image[row][column][</w:t>
+        <w:t>], abbreviated HWC.</w:t>
+      </w:r>
+    </w:p>
+    <w:p>
+      <w:pPr>
+        <w:spacing w:line="336" w:lineRule="auto" w:after="180"/>
+      </w:pPr>
+      <w:r>
+        <w:rPr>
+          <w:b w:val="0"/>
+        </w:rPr>
+        <w:t xml:space="preserve">Use zero-based indices: the top row is 0, the left column is 0, and red, green and blue are </w:t>
       </w:r>
       <w:r>
         <w:rPr>
@@ -409,30 +481,15 @@
         <w:rPr>
           <w:b w:val="0"/>
         </w:rPr>
-        <w:t>], abbreviated HWC.</w:t>
-      </w:r>
-    </w:p>
-    <w:p>
-      <w:pPr>
-        <w:spacing w:line="336" w:lineRule="auto" w:after="180"/>
-      </w:pPr>
-      <w:r>
-        <w:rPr>
-          <w:b w:val="0"/>
-        </w:rPr>
-        <w:t xml:space="preserve">Use zero-based indices: the top row is 0, the left column is 0, and red, green and blue are </w:t>
-      </w:r>
-      <w:r>
-        <w:rPr>
-          <w:b/>
-        </w:rPr>
-        <w:t>channel</w:t>
-      </w:r>
-      <w:r>
-        <w:rPr>
-          <w:b w:val="0"/>
-        </w:rPr>
         <w:t>s 0, 1 and 2. Each stored component is an integer from 0 to 255.</w:t>
+      </w:r>
+    </w:p>
+    <w:p>
+      <w:pPr>
+        <w:pStyle w:val="Heading2"/>
+      </w:pPr>
+      <w:r>
+        <w:t>Every pixel and colour triplet</w:t>
       </w:r>
     </w:p>
     <w:tbl>
@@ -612,6 +669,14 @@
     </w:tbl>
     <w:p>
       <w:pPr>
+        <w:pStyle w:val="Heading2"/>
+      </w:pPr>
+      <w:r>
+        <w:t>Shape,channel meaning and other formats</w:t>
+      </w:r>
+    </w:p>
+    <w:p>
+      <w:pPr>
         <w:spacing w:line="336" w:lineRule="auto" w:after="180"/>
       </w:pPr>
       <w:r>
@@ -704,6 +769,14 @@
     </w:p>
     <w:p>
       <w:pPr>
+        <w:pStyle w:val="Heading2"/>
+      </w:pPr>
+      <w:r>
+        <w:t>Name supplied and missing facts</w:t>
+      </w:r>
+    </w:p>
+    <w:p>
+      <w:pPr>
         <w:pStyle w:val="Heading3"/>
       </w:pPr>
       <w:r>
@@ -730,12 +803,20 @@
         <w:pStyle w:val="Heading1"/>
       </w:pPr>
       <w:r>
-        <w:t>03. See how it works</w:t>
-      </w:r>
-    </w:p>
-    <w:p>
-      <w:r>
-        <w:t>Follow the mechanism for Image tensors and channels. Connect each labelled input, deciding step and result.</w:t>
+        <w:t>03. Trace pixels into planes and back</w:t>
+      </w:r>
+    </w:p>
+    <w:p>
+      <w:r>
+        <w:t>A preserved value needs its row,column and channel labels in both layouts.</w:t>
+      </w:r>
+    </w:p>
+    <w:p>
+      <w:pPr>
+        <w:pStyle w:val="Heading2"/>
+      </w:pPr>
+      <w:r>
+        <w:t>Complete axis-conversion definition</w:t>
       </w:r>
     </w:p>
     <w:p>
@@ -782,6 +863,499 @@
           <w:b w:val="0"/>
         </w:rPr>
         <w:t>The code assumes a nonempty rectangular image with exactly three values per pixel.</w:t>
+      </w:r>
+    </w:p>
+    <w:p>
+      <w:pPr>
+        <w:pStyle w:val="Heading2"/>
+      </w:pPr>
+      <w:r>
+        <w:t>Labelled RGB image and all three planes</w:t>
+      </w:r>
+    </w:p>
+    <w:p>
+      <w:r>
+        <w:drawing>
+          <wp:inline xmlns:a="http://schemas.openxmlformats.org/drawingml/2006/main" xmlns:pic="http://schemas.openxmlformats.org/drawingml/2006/picture">
+            <wp:extent cx="5486400" cy="1952733"/>
+            <wp:docPr id="1" name="Picture 1" descr="A2by2RGB image has red/green pixels in row0and blue/white pixels in row1. Three labelled channel planes preserve positions:Red[[255,0],[0,255]],Green[[0,255],[0,255]],Blue[[0,0],[255,255]]. Each plane uses its channel colour for255and black for0with numeric labels. HWC[r][k][c]equals CHW[c][r][k]."/>
+            <wp:cNvGraphicFramePr>
+              <a:graphicFrameLocks noChangeAspect="1"/>
+            </wp:cNvGraphicFramePr>
+            <a:graphic>
+              <a:graphicData uri="http://schemas.openxmlformats.org/drawingml/2006/picture">
+                <pic:pic>
+                  <pic:nvPicPr>
+                    <pic:cNvPr id="0" name="ai-5-20-rgb-channel-planes.png"/>
+                    <pic:cNvPicPr/>
+                  </pic:nvPicPr>
+                  <pic:blipFill>
+                    <a:blip r:embed="rId9"/>
+                    <a:stretch>
+                      <a:fillRect/>
+                    </a:stretch>
+                  </pic:blipFill>
+                  <pic:spPr>
+                    <a:xfrm>
+                      <a:off x="0" y="0"/>
+                      <a:ext cx="5486400" cy="1952733"/>
+                    </a:xfrm>
+                    <a:prstGeom prst="rect"/>
+                  </pic:spPr>
+                </pic:pic>
+              </a:graphicData>
+            </a:graphic>
+          </wp:inline>
+        </w:drawing>
+      </w:r>
+    </w:p>
+    <w:p>
+      <w:pPr>
+        <w:pStyle w:val="Heading2"/>
+      </w:pPr>
+      <w:r>
+        <w:t>Complete numeric planes and same-value indices</w:t>
+      </w:r>
+    </w:p>
+    <w:tbl>
+      <w:tblPr>
+        <w:tblStyle w:val="LightShading-Accent1"/>
+        <w:tblW w:type="auto" w:w="0"/>
+        <w:tblLook w:firstColumn="1" w:firstRow="1" w:lastColumn="0" w:lastRow="0" w:noHBand="0" w:noVBand="1" w:val="04A0"/>
+      </w:tblPr>
+      <w:tblGrid>
+        <w:gridCol w:w="3408"/>
+        <w:gridCol w:w="3408"/>
+        <w:gridCol w:w="3408"/>
+      </w:tblGrid>
+      <w:tr>
+        <w:trPr>
+          <w:tblHeader/>
+        </w:trPr>
+        <w:tc>
+          <w:tcPr>
+            <w:tcW w:type="dxa" w:w="3408"/>
+          </w:tcPr>
+          <w:p>
+            <w:r>
+              <w:t>CHW channel index / name</w:t>
+            </w:r>
+          </w:p>
+        </w:tc>
+        <w:tc>
+          <w:tcPr>
+            <w:tcW w:type="dxa" w:w="3408"/>
+          </w:tcPr>
+          <w:p>
+            <w:r>
+              <w:t>Row0 values(column 0 then1)</w:t>
+            </w:r>
+          </w:p>
+        </w:tc>
+        <w:tc>
+          <w:tcPr>
+            <w:tcW w:type="dxa" w:w="3408"/>
+          </w:tcPr>
+          <w:p>
+            <w:r>
+              <w:t>Row1 values(column 0 then1)</w:t>
+            </w:r>
+          </w:p>
+        </w:tc>
+      </w:tr>
+      <w:tr>
+        <w:tc>
+          <w:tcPr>
+            <w:tcW w:type="dxa" w:w="3408"/>
+          </w:tcPr>
+          <w:p>
+            <w:r>
+              <w:t>0 /red</w:t>
+            </w:r>
+          </w:p>
+        </w:tc>
+        <w:tc>
+          <w:tcPr>
+            <w:tcW w:type="dxa" w:w="3408"/>
+          </w:tcPr>
+          <w:p>
+            <w:r>
+              <w:t>[255, 0]</w:t>
+            </w:r>
+          </w:p>
+        </w:tc>
+        <w:tc>
+          <w:tcPr>
+            <w:tcW w:type="dxa" w:w="3408"/>
+          </w:tcPr>
+          <w:p>
+            <w:r>
+              <w:t>[0, 255]</w:t>
+            </w:r>
+          </w:p>
+        </w:tc>
+      </w:tr>
+      <w:tr>
+        <w:tc>
+          <w:tcPr>
+            <w:tcW w:type="dxa" w:w="3408"/>
+          </w:tcPr>
+          <w:p>
+            <w:r>
+              <w:t>1 /green</w:t>
+            </w:r>
+          </w:p>
+        </w:tc>
+        <w:tc>
+          <w:tcPr>
+            <w:tcW w:type="dxa" w:w="3408"/>
+          </w:tcPr>
+          <w:p>
+            <w:r>
+              <w:t>[0, 255]</w:t>
+            </w:r>
+          </w:p>
+        </w:tc>
+        <w:tc>
+          <w:tcPr>
+            <w:tcW w:type="dxa" w:w="3408"/>
+          </w:tcPr>
+          <w:p>
+            <w:r>
+              <w:t>[0, 255]</w:t>
+            </w:r>
+          </w:p>
+        </w:tc>
+      </w:tr>
+      <w:tr>
+        <w:tc>
+          <w:tcPr>
+            <w:tcW w:type="dxa" w:w="3408"/>
+          </w:tcPr>
+          <w:p>
+            <w:r>
+              <w:t>2 /blue</w:t>
+            </w:r>
+          </w:p>
+        </w:tc>
+        <w:tc>
+          <w:tcPr>
+            <w:tcW w:type="dxa" w:w="3408"/>
+          </w:tcPr>
+          <w:p>
+            <w:r>
+              <w:t>[0, 0]</w:t>
+            </w:r>
+          </w:p>
+        </w:tc>
+        <w:tc>
+          <w:tcPr>
+            <w:tcW w:type="dxa" w:w="3408"/>
+          </w:tcPr>
+          <w:p>
+            <w:r>
+              <w:t>[255, 255]</w:t>
+            </w:r>
+          </w:p>
+        </w:tc>
+      </w:tr>
+    </w:tbl>
+    <w:tbl>
+      <w:tblPr>
+        <w:tblStyle w:val="LightShading-Accent1"/>
+        <w:tblW w:type="auto" w:w="0"/>
+        <w:tblLook w:firstColumn="1" w:firstRow="1" w:lastColumn="0" w:lastRow="0" w:noHBand="0" w:noVBand="1" w:val="04A0"/>
+      </w:tblPr>
+      <w:tblGrid>
+        <w:gridCol w:w="2556"/>
+        <w:gridCol w:w="2556"/>
+        <w:gridCol w:w="2556"/>
+        <w:gridCol w:w="2556"/>
+      </w:tblGrid>
+      <w:tr>
+        <w:trPr>
+          <w:tblHeader/>
+        </w:trPr>
+        <w:tc>
+          <w:tcPr>
+            <w:tcW w:type="dxa" w:w="2556"/>
+          </w:tcPr>
+          <w:p>
+            <w:r>
+              <w:t>Same measurement</w:t>
+            </w:r>
+          </w:p>
+        </w:tc>
+        <w:tc>
+          <w:tcPr>
+            <w:tcW w:type="dxa" w:w="2556"/>
+          </w:tcPr>
+          <w:p>
+            <w:r>
+              <w:t>HWC index</w:t>
+            </w:r>
+          </w:p>
+        </w:tc>
+        <w:tc>
+          <w:tcPr>
+            <w:tcW w:type="dxa" w:w="2556"/>
+          </w:tcPr>
+          <w:p>
+            <w:r>
+              <w:t>CHW index</w:t>
+            </w:r>
+          </w:p>
+        </w:tc>
+        <w:tc>
+          <w:tcPr>
+            <w:tcW w:type="dxa" w:w="2556"/>
+          </w:tcPr>
+          <w:p>
+            <w:r>
+              <w:t>Preserved value</w:t>
+            </w:r>
+          </w:p>
+        </w:tc>
+      </w:tr>
+      <w:tr>
+        <w:tc>
+          <w:tcPr>
+            <w:tcW w:type="dxa" w:w="2556"/>
+          </w:tcPr>
+          <w:p>
+            <w:r>
+              <w:t>Top-right green</w:t>
+            </w:r>
+          </w:p>
+        </w:tc>
+        <w:tc>
+          <w:tcPr>
+            <w:tcW w:type="dxa" w:w="2556"/>
+          </w:tcPr>
+          <w:p>
+            <w:r>
+              <w:t>[0][1][1]</w:t>
+            </w:r>
+          </w:p>
+        </w:tc>
+        <w:tc>
+          <w:tcPr>
+            <w:tcW w:type="dxa" w:w="2556"/>
+          </w:tcPr>
+          <w:p>
+            <w:r>
+              <w:t>[1][0][1]</w:t>
+            </w:r>
+          </w:p>
+        </w:tc>
+        <w:tc>
+          <w:tcPr>
+            <w:tcW w:type="dxa" w:w="2556"/>
+          </w:tcPr>
+          <w:p>
+            <w:r>
+              <w:t>255</w:t>
+            </w:r>
+          </w:p>
+        </w:tc>
+      </w:tr>
+      <w:tr>
+        <w:tc>
+          <w:tcPr>
+            <w:tcW w:type="dxa" w:w="2556"/>
+          </w:tcPr>
+          <w:p>
+            <w:r>
+              <w:t>Bottom-left blue</w:t>
+            </w:r>
+          </w:p>
+        </w:tc>
+        <w:tc>
+          <w:tcPr>
+            <w:tcW w:type="dxa" w:w="2556"/>
+          </w:tcPr>
+          <w:p>
+            <w:r>
+              <w:t>[1][0][2]</w:t>
+            </w:r>
+          </w:p>
+        </w:tc>
+        <w:tc>
+          <w:tcPr>
+            <w:tcW w:type="dxa" w:w="2556"/>
+          </w:tcPr>
+          <w:p>
+            <w:r>
+              <w:t>[2][1][0]</w:t>
+            </w:r>
+          </w:p>
+        </w:tc>
+        <w:tc>
+          <w:tcPr>
+            <w:tcW w:type="dxa" w:w="2556"/>
+          </w:tcPr>
+          <w:p>
+            <w:r>
+              <w:t>255</w:t>
+            </w:r>
+          </w:p>
+        </w:tc>
+      </w:tr>
+      <w:tr>
+        <w:tc>
+          <w:tcPr>
+            <w:tcW w:type="dxa" w:w="2556"/>
+          </w:tcPr>
+          <w:p>
+            <w:r>
+              <w:t>Bottom-right red</w:t>
+            </w:r>
+          </w:p>
+        </w:tc>
+        <w:tc>
+          <w:tcPr>
+            <w:tcW w:type="dxa" w:w="2556"/>
+          </w:tcPr>
+          <w:p>
+            <w:r>
+              <w:t>[1][1][0]</w:t>
+            </w:r>
+          </w:p>
+        </w:tc>
+        <w:tc>
+          <w:tcPr>
+            <w:tcW w:type="dxa" w:w="2556"/>
+          </w:tcPr>
+          <w:p>
+            <w:r>
+              <w:t>[0][1][1]</w:t>
+            </w:r>
+          </w:p>
+        </w:tc>
+        <w:tc>
+          <w:tcPr>
+            <w:tcW w:type="dxa" w:w="2556"/>
+          </w:tcPr>
+          <w:p>
+            <w:r>
+              <w:t>255</w:t>
+            </w:r>
+          </w:p>
+        </w:tc>
+      </w:tr>
+      <w:tr>
+        <w:tc>
+          <w:tcPr>
+            <w:tcW w:type="dxa" w:w="2556"/>
+          </w:tcPr>
+          <w:p>
+            <w:r>
+              <w:t>Top-left blue</w:t>
+            </w:r>
+          </w:p>
+        </w:tc>
+        <w:tc>
+          <w:tcPr>
+            <w:tcW w:type="dxa" w:w="2556"/>
+          </w:tcPr>
+          <w:p>
+            <w:r>
+              <w:t>[0][0][2]</w:t>
+            </w:r>
+          </w:p>
+        </w:tc>
+        <w:tc>
+          <w:tcPr>
+            <w:tcW w:type="dxa" w:w="2556"/>
+          </w:tcPr>
+          <w:p>
+            <w:r>
+              <w:t>[2][0][0]</w:t>
+            </w:r>
+          </w:p>
+        </w:tc>
+        <w:tc>
+          <w:tcPr>
+            <w:tcW w:type="dxa" w:w="2556"/>
+          </w:tcPr>
+          <w:p>
+            <w:r>
+              <w:t>0</w:t>
+            </w:r>
+          </w:p>
+        </w:tc>
+      </w:tr>
+    </w:tbl>
+    <w:p>
+      <w:pPr>
+        <w:pStyle w:val="Heading2"/>
+      </w:pPr>
+      <w:r>
+        <w:t>Conversion versus regrouping and input assumptions</w:t>
+      </w:r>
+    </w:p>
+    <w:p>
+      <w:pPr>
+        <w:spacing w:line="336" w:lineRule="auto" w:after="180"/>
+      </w:pPr>
+      <w:r>
+        <w:rPr>
+          <w:b w:val="0"/>
+        </w:rPr>
+        <w:t>The complete converter assumes a nonempty rectangular image with exactly three valid raw channel values per pixel. It checks a known measurement and round-trip reconstruction for the supplied image, not every possible malformed file. CHW conversion reads the same value with a different axis order. Merely reshaping consecutive flattened values gives a wrong red plane even when dimensions look right.</w:t>
+      </w:r>
+    </w:p>
+    <w:p>
+      <w:pPr>
+        <w:spacing w:line="336" w:lineRule="auto" w:after="180"/>
+      </w:pPr>
+      <w:r>
+        <w:rPr>
+          <w:b w:val="0"/>
+        </w:rPr>
+        <w:t>Keep the RGB channel names, raw 0–255 range and traversal order with the shape.</w:t>
+      </w:r>
+    </w:p>
+    <w:p>
+      <w:pPr>
+        <w:spacing w:line="336" w:lineRule="auto" w:after="180"/>
+      </w:pPr>
+      <w:r>
+        <w:rPr>
+          <w:b w:val="0"/>
+        </w:rPr>
+        <w:t>Reading nested values in order and merely regrouping them into a new shape does not perform this axis conversion. The first four flattened HWC values are [255, 0, 0, 0].</w:t>
+      </w:r>
+    </w:p>
+    <w:p>
+      <w:pPr>
+        <w:spacing w:line="336" w:lineRule="auto" w:after="180"/>
+      </w:pPr>
+      <w:r>
+        <w:rPr>
+          <w:b w:val="0"/>
+        </w:rPr>
+        <w:t xml:space="preserve">A naive regrouping makes these the first </w:t>
+      </w:r>
+      <w:r>
+        <w:rPr>
+          <w:b/>
+        </w:rPr>
+        <w:t>channel</w:t>
+      </w:r>
+      <w:r>
+        <w:rPr>
+          <w:b w:val="0"/>
+        </w:rPr>
+        <w:t xml:space="preserve"> plane, but the correct red plane is [[255, 0], [0, 255]]. Shape agreement alone cannot detect this mistake.</w:t>
+      </w:r>
+    </w:p>
+    <w:p>
+      <w:pPr>
+        <w:pStyle w:val="Heading2"/>
+      </w:pPr>
+      <w:r>
+        <w:t>Complete runnable round-trip conversion</w:t>
       </w:r>
     </w:p>
     <w:p>
@@ -819,24 +1393,163 @@
     </w:p>
     <w:p>
       <w:pPr>
+        <w:pStyle w:val="Heading2"/>
+      </w:pPr>
+      <w:r>
+        <w:t>Connect each visual value to its named index</w:t>
+      </w:r>
+    </w:p>
+    <w:p>
+      <w:pPr>
         <w:spacing w:line="336" w:lineRule="auto" w:after="180"/>
       </w:pPr>
       <w:r>
         <w:rPr>
           <w:b w:val="0"/>
         </w:rPr>
-        <w:t>Reading nested values in order and merely regrouping them into a new shape does not perform this axis conversion. The first four flattened HWC values are [255, 0, 0, 0].</w:t>
-      </w:r>
-    </w:p>
-    <w:p>
-      <w:pPr>
-        <w:spacing w:line="336" w:lineRule="auto" w:after="180"/>
-      </w:pPr>
+        <w:t xml:space="preserve">Point to the </w:t>
+      </w:r>
+      <w:r>
+        <w:rPr>
+          <w:b/>
+        </w:rPr>
+        <w:t>input</w:t>
+      </w:r>
       <w:r>
         <w:rPr>
           <w:b w:val="0"/>
         </w:rPr>
-        <w:t xml:space="preserve">A naive regrouping makes these the first </w:t>
+        <w:t>, the deciding step and the result in this week’s visual. Explain the same step in ordinary words. A picture helps when you can say what each part represents.</w:t>
+      </w:r>
+    </w:p>
+    <w:p>
+      <w:pPr>
+        <w:pStyle w:val="Heading2"/>
+      </w:pPr>
+      <w:r>
+        <w:t>Earlier wording, alternatives and picture transcripts · reference / check after trying</w:t>
+      </w:r>
+    </w:p>
+    <w:p>
+      <w:pPr>
+        <w:pStyle w:val="Heading3"/>
+      </w:pPr>
+      <w:r>
+        <w:t>Connect the picture and the explanation</w:t>
+      </w:r>
+    </w:p>
+    <w:p>
+      <w:pPr>
+        <w:pStyle w:val="Heading1"/>
+      </w:pPr>
+      <w:r>
+        <w:t>04. Change layout without changing pixel meaning</w:t>
+      </w:r>
+    </w:p>
+    <w:p>
+      <w:r>
+        <w:t>A batch axis counts images;it does not add a colour channel.</w:t>
+      </w:r>
+    </w:p>
+    <w:p>
+      <w:pPr>
+        <w:pStyle w:val="Heading2"/>
+      </w:pPr>
+      <w:r>
+        <w:t>Current flatten-versus-convert task</w:t>
+      </w:r>
+    </w:p>
+    <w:p>
+      <w:pPr>
+        <w:pStyle w:val="ListBullet"/>
+      </w:pPr>
+      <w:r>
+        <w:t>A program flattens the lesson HWC array and groups the first four values into a 2 by 2 red plane. Give that incorrect plane and the correct plane. Identify a position where they disagree.</w:t>
+      </w:r>
+    </w:p>
+    <w:p>
+      <w:pPr>
+        <w:pStyle w:val="Heading3"/>
+      </w:pPr>
+      <w:r>
+        <w:t>Keep the procedure fixed. Explain what changed in the inputs and result.</w:t>
+      </w:r>
+    </w:p>
+    <w:p>
+      <w:r>
+        <w:t>________________________________________________________________</w:t>
+      </w:r>
+    </w:p>
+    <w:p>
+      <w:r>
+        <w:t>________________________________________________________________</w:t>
+      </w:r>
+    </w:p>
+    <w:p>
+      <w:r>
+        <w:t>________________________________________________________________</w:t>
+      </w:r>
+    </w:p>
+    <w:p>
+      <w:r>
+        <w:t>________________________________________________________________</w:t>
+      </w:r>
+    </w:p>
+    <w:p>
+      <w:r>
+        <w:t>________________________________________________________________</w:t>
+      </w:r>
+    </w:p>
+    <w:p>
+      <w:pPr>
+        <w:pStyle w:val="Heading2"/>
+      </w:pPr>
+      <w:r>
+        <w:t>Predict the pictured three-image batch</w:t>
+      </w:r>
+    </w:p>
+    <w:p>
+      <w:pPr>
+        <w:pStyle w:val="ListBullet"/>
+      </w:pPr>
+      <w:r>
+        <w:t>Change: Add a batch containing three identical images in NHWC layout.</w:t>
+      </w:r>
+    </w:p>
+    <w:p>
+      <w:pPr>
+        <w:pStyle w:val="Heading2"/>
+      </w:pPr>
+      <w:r>
+        <w:t>Check after predicting · reference / check after trying</w:t>
+      </w:r>
+    </w:p>
+    <w:p>
+      <w:pPr>
+        <w:spacing w:line="336" w:lineRule="auto" w:after="180"/>
+      </w:pPr>
+      <w:r>
+        <w:rPr>
+          <w:b/>
+        </w:rPr>
+        <w:t>Prediction</w:t>
+      </w:r>
+      <w:r>
+        <w:rPr>
+          <w:b w:val="0"/>
+        </w:rPr>
+        <w:t>: Batch shape is [3, 2, 1, 3].</w:t>
+      </w:r>
+    </w:p>
+    <w:p>
+      <w:pPr>
+        <w:spacing w:line="336" w:lineRule="auto" w:after="180"/>
+      </w:pPr>
+      <w:r>
+        <w:rPr>
+          <w:b w:val="0"/>
+        </w:rPr>
+        <w:t xml:space="preserve">Reason: The new first dimension counts images; it does not add a fourth colour </w:t>
       </w:r>
       <w:r>
         <w:rPr>
@@ -848,7 +1561,15 @@
         <w:rPr>
           <w:b w:val="0"/>
         </w:rPr>
-        <w:t xml:space="preserve"> plane, but the correct red plane is [[255, 0], [0, 255]]. Shape agreement alone cannot detect this mistake.</w:t>
+        <w:t>.</w:t>
+      </w:r>
+    </w:p>
+    <w:p>
+      <w:pPr>
+        <w:pStyle w:val="Heading2"/>
+      </w:pPr>
+      <w:r>
+        <w:t>Earlier wording, alternatives and picture transcripts · reference / check after trying</w:t>
       </w:r>
     </w:p>
     <w:p>
@@ -856,7 +1577,36 @@
         <w:pStyle w:val="Heading3"/>
       </w:pPr>
       <w:r>
-        <w:t>Connect the picture and the explanation</w:t>
+        <w:t>Compare a familiar case with a changed case</w:t>
+      </w:r>
+    </w:p>
+    <w:p>
+      <w:pPr>
+        <w:pStyle w:val="Heading3"/>
+      </w:pPr>
+      <w:r>
+        <w:t>Change one thing in the pictured case</w:t>
+      </w:r>
+    </w:p>
+    <w:p>
+      <w:pPr>
+        <w:pStyle w:val="Heading1"/>
+      </w:pPr>
+      <w:r>
+        <w:t>06. Track one named pixel through a layout and batch change</w:t>
+      </w:r>
+    </w:p>
+    <w:p>
+      <w:r>
+        <w:t>Keep the pictured height,width and batch count distinct.</w:t>
+      </w:r>
+    </w:p>
+    <w:p>
+      <w:pPr>
+        <w:pStyle w:val="Heading2"/>
+      </w:pPr>
+      <w:r>
+        <w:t>Complete separate pixel facts and scope</w:t>
       </w:r>
     </w:p>
     <w:p>
@@ -867,7 +1617,53 @@
         <w:rPr>
           <w:b w:val="0"/>
         </w:rPr>
-        <w:t xml:space="preserve">Point to the </w:t>
+        <w:t xml:space="preserve">Move colour values between </w:t>
+      </w:r>
+      <w:r>
+        <w:rPr>
+          <w:b/>
+        </w:rPr>
+        <w:t>tensor</w:t>
+      </w:r>
+      <w:r>
+        <w:rPr>
+          <w:b w:val="0"/>
+        </w:rPr>
+        <w:t xml:space="preserve"> layouts without changing the pixels.</w:t>
+      </w:r>
+    </w:p>
+    <w:p>
+      <w:pPr>
+        <w:spacing w:line="336" w:lineRule="auto" w:after="180"/>
+      </w:pPr>
+      <w:r>
+        <w:rPr>
+          <w:b w:val="0"/>
+        </w:rPr>
+        <w:t xml:space="preserve">Toy RGB image has 2 rows, 1 column. Top pixel [1, 4, 7]; bottom [2, 5, 8]. HWC means height, width, </w:t>
+      </w:r>
+      <w:r>
+        <w:rPr>
+          <w:b/>
+        </w:rPr>
+        <w:t>channel</w:t>
+      </w:r>
+      <w:r>
+        <w:rPr>
+          <w:b w:val="0"/>
+        </w:rPr>
+        <w:t>.</w:t>
+      </w:r>
+    </w:p>
+    <w:p>
+      <w:pPr>
+        <w:spacing w:line="336" w:lineRule="auto" w:after="180"/>
+      </w:pPr>
+      <w:r>
+        <w:rPr>
+          <w:b w:val="0"/>
+        </w:rPr>
+        <w:t xml:space="preserve">All </w:t>
       </w:r>
       <w:r>
         <w:rPr>
@@ -879,28 +1675,7 @@
         <w:rPr>
           <w:b w:val="0"/>
         </w:rPr>
-        <w:t>, the deciding step and the result in this week’s visual. Explain the same step in ordinary words. A picture helps when you can say what each part represents.</w:t>
-      </w:r>
-    </w:p>
-    <w:p>
-      <w:pPr>
-        <w:pStyle w:val="Heading1"/>
-      </w:pPr>
-      <w:r>
-        <w:t>04. Compare the cases</w:t>
-      </w:r>
-    </w:p>
-    <w:p>
-      <w:r>
-        <w:t>Compare the supplied cases for Image tensors and channels. Identify the detail that changes the conclusion.</w:t>
-      </w:r>
-    </w:p>
-    <w:p>
-      <w:pPr>
-        <w:pStyle w:val="Heading3"/>
-      </w:pPr>
-      <w:r>
-        <w:t>Compare a familiar case with a changed case</w:t>
+        <w:t>s and outcomes in this worked example are invented classroom data; no real model run is claimed.</w:t>
       </w:r>
     </w:p>
     <w:p>
@@ -911,68 +1686,62 @@
         <w:rPr>
           <w:b w:val="0"/>
         </w:rPr>
-        <w:t>A program flattens the lesson HWC array and groups the first four values into a 2 by 2 red plane. Give that incorrect plane and the correct plane. Identify a position where they disagree.</w:t>
-      </w:r>
-    </w:p>
-    <w:p>
-      <w:pPr>
-        <w:pStyle w:val="Heading3"/>
-      </w:pPr>
-      <w:r>
-        <w:t>Keep the procedure fixed. Explain what changed in the inputs and result.</w:t>
-      </w:r>
-    </w:p>
-    <w:p>
-      <w:r>
-        <w:t>________________________________________________________________</w:t>
-      </w:r>
-    </w:p>
-    <w:p>
-      <w:r>
-        <w:t>________________________________________________________________</w:t>
-      </w:r>
-    </w:p>
-    <w:p>
-      <w:r>
-        <w:t>________________________________________________________________</w:t>
-      </w:r>
-    </w:p>
-    <w:p>
-      <w:r>
-        <w:t>________________________________________________________________</w:t>
-      </w:r>
-    </w:p>
-    <w:p>
-      <w:r>
-        <w:t>________________________________________________________________</w:t>
-      </w:r>
-    </w:p>
-    <w:p>
-      <w:pPr>
-        <w:pStyle w:val="Heading3"/>
-      </w:pPr>
-      <w:r>
-        <w:t>Change one thing in the pictured case</w:t>
-      </w:r>
-    </w:p>
-    <w:p>
-      <w:pPr>
-        <w:pStyle w:val="Heading3"/>
-      </w:pPr>
-      <w:r>
-        <w:t>Change one thing</w:t>
+        <w:t>The picture is a separate two-row, one-column RGB image:top[1, 4, 7], bottom[2, 5, 8]. HWC shape 2×1×3 becomes CHW3×2×1, with red[[1], [2]], green[[4], [5]], blue[[7], [8]]. Bottom green stays 5at HWC[1][0][1]and CHW[1][1][0]. Three such images in NHWC have shape 3×2×1×3; bottom green in the first image is batch[0][1][0][1].</w:t>
       </w:r>
     </w:p>
     <w:p>
       <w:pPr>
         <w:spacing w:line="336" w:lineRule="auto" w:after="180"/>
-        <w:shd w:fill="F5F1FB"/>
       </w:pPr>
       <w:r>
         <w:rPr>
           <w:b w:val="0"/>
         </w:rPr>
-        <w:t>Change: Add a batch containing three identical images in NHWC layout.</w:t>
+        <w:t>These small values are raw classroom examples, not the main red/green/blue/white image’s255 values.</w:t>
+      </w:r>
+    </w:p>
+    <w:p>
+      <w:pPr>
+        <w:pStyle w:val="Heading2"/>
+      </w:pPr>
+      <w:r>
+        <w:t>Trace the two layouts and bottom green</w:t>
+      </w:r>
+    </w:p>
+    <w:p>
+      <w:r>
+        <w:drawing>
+          <wp:inline xmlns:a="http://schemas.openxmlformats.org/drawingml/2006/main" xmlns:pic="http://schemas.openxmlformats.org/drawingml/2006/picture">
+            <wp:extent cx="5486400" cy="3182112"/>
+            <wp:docPr id="2" name="Picture 2" descr="Record HWC shape: Shape is [2, 1, 3]; top green is 4 and bottom green 5. → Reorder to CHW: Shape [3, 2, 1]; red plane [[1],[2]], green [[4],[5]], blue [[7],[8]]. → Check same pixel: Bottom green is HWC [1, 0, 1]=5 and CHW [1, 1, 0]=5."/>
+            <wp:cNvGraphicFramePr>
+              <a:graphicFrameLocks noChangeAspect="1"/>
+            </wp:cNvGraphicFramePr>
+            <a:graphic>
+              <a:graphicData uri="http://schemas.openxmlformats.org/drawingml/2006/picture">
+                <pic:pic>
+                  <pic:nvPicPr>
+                    <pic:cNvPr id="0" name="academy-story-ai-5-20-02.png"/>
+                    <pic:cNvPicPr/>
+                  </pic:nvPicPr>
+                  <pic:blipFill>
+                    <a:blip r:embed="rId10"/>
+                    <a:stretch>
+                      <a:fillRect/>
+                    </a:stretch>
+                  </pic:blipFill>
+                  <pic:spPr>
+                    <a:xfrm>
+                      <a:off x="0" y="0"/>
+                      <a:ext cx="5486400" cy="3182112"/>
+                    </a:xfrm>
+                    <a:prstGeom prst="rect"/>
+                  </pic:spPr>
+                </pic:pic>
+              </a:graphicData>
+            </a:graphic>
+          </wp:inline>
+        </w:drawing>
       </w:r>
     </w:p>
     <w:p>
@@ -980,70 +1749,7 @@
         <w:pStyle w:val="Heading3"/>
       </w:pPr>
       <w:r>
-        <w:t>Predicted result</w:t>
-      </w:r>
-    </w:p>
-    <w:p>
-      <w:pPr>
-        <w:spacing w:line="336" w:lineRule="auto" w:after="180"/>
-        <w:shd w:fill="F1F6FC"/>
-      </w:pPr>
-      <w:r>
-        <w:rPr>
-          <w:b/>
-        </w:rPr>
-        <w:t>Prediction</w:t>
-      </w:r>
-      <w:r>
-        <w:rPr>
-          <w:b w:val="0"/>
-        </w:rPr>
-        <w:t>: Batch shape is [3, 2, 1, 3].</w:t>
-      </w:r>
-    </w:p>
-    <w:p>
-      <w:pPr>
-        <w:pStyle w:val="Heading3"/>
-      </w:pPr>
-      <w:r>
-        <w:t>Why the result follows</w:t>
-      </w:r>
-    </w:p>
-    <w:p>
-      <w:pPr>
-        <w:spacing w:line="336" w:lineRule="auto" w:after="180"/>
-        <w:shd w:fill="F1F6FC"/>
-      </w:pPr>
-      <w:r>
-        <w:rPr>
-          <w:b w:val="0"/>
-        </w:rPr>
-        <w:t xml:space="preserve">Reason: The new first dimension counts images; it does not add a fourth colour </w:t>
-      </w:r>
-      <w:r>
-        <w:rPr>
-          <w:b/>
-        </w:rPr>
-        <w:t>channel</w:t>
-      </w:r>
-      <w:r>
-        <w:rPr>
-          <w:b w:val="0"/>
-        </w:rPr>
-        <w:t>.</w:t>
-      </w:r>
-    </w:p>
-    <w:p>
-      <w:pPr>
-        <w:pStyle w:val="Heading1"/>
-      </w:pPr>
-      <w:r>
-        <w:t>05. Words that unlock the idea</w:t>
-      </w:r>
-    </w:p>
-    <w:p>
-      <w:r>
-        <w:t>Use the vocabulary of Image tensors and channels to explain a concrete decision, rather than only memorising definitions.</w:t>
+        <w:t>Read the picture one step at a time</w:t>
       </w:r>
     </w:p>
     <w:tbl>
@@ -1066,7 +1772,7 @@
           </w:tcPr>
           <w:p>
             <w:r>
-              <w:t>Word</w:t>
+              <w:t>Step</w:t>
             </w:r>
           </w:p>
         </w:tc>
@@ -1076,7 +1782,7 @@
           </w:tcPr>
           <w:p>
             <w:r>
-              <w:t>Meaning</w:t>
+              <w:t>What happens and why</w:t>
             </w:r>
           </w:p>
         </w:tc>
@@ -1088,7 +1794,7 @@
           </w:tcPr>
           <w:p>
             <w:r>
-              <w:t>Tensor</w:t>
+              <w:t>1. Record HWC shape</w:t>
             </w:r>
           </w:p>
         </w:tc>
@@ -1098,7 +1804,7 @@
           </w:tcPr>
           <w:p>
             <w:r>
-              <w:t>A numerical array with a declared set of axes</w:t>
+              <w:t>Shape is [2, 1, 3]; top green is 4 and bottom green 5.</w:t>
             </w:r>
           </w:p>
         </w:tc>
@@ -1110,7 +1816,7 @@
           </w:tcPr>
           <w:p>
             <w:r>
-              <w:t>Channel</w:t>
+              <w:t>2. Reorder to CHW</w:t>
             </w:r>
           </w:p>
         </w:tc>
@@ -1120,7 +1826,7 @@
           </w:tcPr>
           <w:p>
             <w:r>
-              <w:t>One component plane of an image such as red green or blue</w:t>
+              <w:t>Shape [3, 2, 1]; red plane [[1],[2]], green [[4],[5]], blue [[7],[8]].</w:t>
             </w:r>
           </w:p>
         </w:tc>
@@ -1132,7 +1838,7 @@
           </w:tcPr>
           <w:p>
             <w:r>
-              <w:t>Axis order</w:t>
+              <w:t>3. Check same pixel</w:t>
             </w:r>
           </w:p>
         </w:tc>
@@ -1142,68 +1848,153 @@
           </w:tcPr>
           <w:p>
             <w:r>
-              <w:t>The sequence of meanings assigned to array dimensions</w:t>
-            </w:r>
-          </w:p>
-        </w:tc>
-      </w:tr>
-      <w:tr>
-        <w:tc>
-          <w:tcPr>
-            <w:tcW w:type="dxa" w:w="5112"/>
-          </w:tcPr>
-          <w:p>
-            <w:r>
-              <w:t>Value scaling</w:t>
-            </w:r>
-          </w:p>
-        </w:tc>
-        <w:tc>
-          <w:tcPr>
-            <w:tcW w:type="dxa" w:w="5112"/>
-          </w:tcPr>
-          <w:p>
-            <w:r>
-              <w:t>A declared numerical conversion applied to stored values</w:t>
+              <w:t>Bottom green is HWC [1, 0, 1]=5 and CHW [1, 1, 0]=5.</w:t>
             </w:r>
           </w:p>
         </w:tc>
       </w:tr>
     </w:tbl>
     <w:p>
-      <w:pPr>
-        <w:pStyle w:val="Heading3"/>
-      </w:pPr>
-      <w:r>
-        <w:t>Use two terms to explain a step in this week’s example.</w:t>
-      </w:r>
-    </w:p>
-    <w:p>
-      <w:r>
-        <w:t>________________________________________________________________</w:t>
-      </w:r>
-    </w:p>
-    <w:p>
-      <w:r>
-        <w:t>________________________________________________________________</w:t>
-      </w:r>
-    </w:p>
-    <w:p>
-      <w:r>
-        <w:t>________________________________________________________________</w:t>
-      </w:r>
-    </w:p>
-    <w:p>
-      <w:pPr>
-        <w:pStyle w:val="Heading1"/>
-      </w:pPr>
-      <w:r>
-        <w:t>06. Follow a worked example</w:t>
-      </w:r>
-    </w:p>
-    <w:p>
-      <w:r>
-        <w:t>Follow the worked trace for Image tensors and channels, predict a step, then compare with its explanation.</w:t>
+      <w:r>
+        <w:t>Match each pictured step to the supplied facts. This is a worked teaching case, not an independent assessment.</w:t>
+      </w:r>
+    </w:p>
+    <w:p>
+      <w:pPr>
+        <w:spacing w:line="336" w:lineRule="auto" w:after="180"/>
+      </w:pPr>
+      <w:r>
+        <w:rPr>
+          <w:b w:val="0"/>
+        </w:rPr>
+        <w:t xml:space="preserve">A </w:t>
+      </w:r>
+      <w:r>
+        <w:rPr>
+          <w:b/>
+        </w:rPr>
+        <w:t>tensor</w:t>
+      </w:r>
+      <w:r>
+        <w:rPr>
+          <w:b w:val="0"/>
+        </w:rPr>
+        <w:t xml:space="preserve"> is an array with named dimensions. HWC orders height, width and colour; CHW puts colour first. Rearranging the layout changes where values are stored, not the colour measurement itself.</w:t>
+      </w:r>
+    </w:p>
+    <w:p>
+      <w:pPr>
+        <w:spacing w:line="336" w:lineRule="auto" w:after="180"/>
+      </w:pPr>
+      <w:r>
+        <w:rPr>
+          <w:b w:val="0"/>
+        </w:rPr>
+        <w:t xml:space="preserve">Trace a named pixel through both layouts using zero-based indices. Adding a batch dimension counts images and does not add a new colour </w:t>
+      </w:r>
+      <w:r>
+        <w:rPr>
+          <w:b/>
+        </w:rPr>
+        <w:t>channel</w:t>
+      </w:r>
+      <w:r>
+        <w:rPr>
+          <w:b w:val="0"/>
+        </w:rPr>
+        <w:t>.</w:t>
+      </w:r>
+    </w:p>
+    <w:p>
+      <w:pPr>
+        <w:pStyle w:val="Heading2"/>
+      </w:pPr>
+      <w:r>
+        <w:t>Predict the added three-image batch</w:t>
+      </w:r>
+    </w:p>
+    <w:p>
+      <w:pPr>
+        <w:pStyle w:val="ListBullet"/>
+      </w:pPr>
+      <w:r>
+        <w:t>Change one thing: Add a batch containing three identical images in NHWC layout. Predict the result before checking the explanation. What remains the same?</w:t>
+      </w:r>
+    </w:p>
+    <w:p>
+      <w:pPr>
+        <w:pStyle w:val="Heading2"/>
+      </w:pPr>
+      <w:r>
+        <w:t>Check after predicting · reference / check after trying</w:t>
+      </w:r>
+    </w:p>
+    <w:p>
+      <w:r>
+        <w:drawing>
+          <wp:inline xmlns:a="http://schemas.openxmlformats.org/drawingml/2006/main" xmlns:pic="http://schemas.openxmlformats.org/drawingml/2006/picture">
+            <wp:extent cx="5486400" cy="3026664"/>
+            <wp:docPr id="3" name="Picture 3" descr="Original case: Bottom green is HWC [1, 0, 1]=5 and CHW [1, 1, 0]=5. Changed condition: Add a batch containing three identical images in NHWC layout. Expected result: Batch shape is [3, 2, 1, 3]. Reason: The new first dimension counts images; it does not add a fourth colour channel."/>
+            <wp:cNvGraphicFramePr>
+              <a:graphicFrameLocks noChangeAspect="1"/>
+            </wp:cNvGraphicFramePr>
+            <a:graphic>
+              <a:graphicData uri="http://schemas.openxmlformats.org/drawingml/2006/picture">
+                <pic:pic>
+                  <pic:nvPicPr>
+                    <pic:cNvPr id="0" name="academy-story-ai-5-20-04.png"/>
+                    <pic:cNvPicPr/>
+                  </pic:nvPicPr>
+                  <pic:blipFill>
+                    <a:blip r:embed="rId11"/>
+                    <a:stretch>
+                      <a:fillRect/>
+                    </a:stretch>
+                  </pic:blipFill>
+                  <pic:spPr>
+                    <a:xfrm>
+                      <a:off x="0" y="0"/>
+                      <a:ext cx="5486400" cy="3026664"/>
+                    </a:xfrm>
+                    <a:prstGeom prst="rect"/>
+                  </pic:spPr>
+                </pic:pic>
+              </a:graphicData>
+            </a:graphic>
+          </wp:inline>
+        </w:drawing>
+      </w:r>
+    </w:p>
+    <w:p>
+      <w:pPr>
+        <w:pStyle w:val="Heading2"/>
+      </w:pPr>
+      <w:r>
+        <w:t>Explain channel/schema limits and the batched index</w:t>
+      </w:r>
+    </w:p>
+    <w:p>
+      <w:pPr>
+        <w:pStyle w:val="ListBullet"/>
+      </w:pPr>
+      <w:r>
+        <w:t>Shape consistency does not prove correct colour order or value range; document channel names and preprocessing.</w:t>
+      </w:r>
+    </w:p>
+    <w:p>
+      <w:pPr>
+        <w:pStyle w:val="ListBullet"/>
+      </w:pPr>
+      <w:r>
+        <w:t>Read the labelled picture: Where is the bottom green pixel in the first batched image? Point to the relevant step in the picture, then write the changed result and the rule or evidence that supports it.</w:t>
+      </w:r>
+    </w:p>
+    <w:p>
+      <w:pPr>
+        <w:pStyle w:val="Heading2"/>
+      </w:pPr>
+      <w:r>
+        <w:t>Reconstruct the main image’s right-hand pixels</w:t>
       </w:r>
     </w:p>
     <w:p>
@@ -1392,6 +2183,14 @@
     </w:p>
     <w:p>
       <w:pPr>
+        <w:pStyle w:val="Heading2"/>
+      </w:pPr>
+      <w:r>
+        <w:t>Earlier wording, alternatives and picture transcripts · reference / check after trying</w:t>
+      </w:r>
+    </w:p>
+    <w:p>
+      <w:pPr>
         <w:pStyle w:val="Heading3"/>
       </w:pPr>
       <w:r>
@@ -1419,97 +2218,10 @@
     </w:p>
     <w:p>
       <w:pPr>
-        <w:spacing w:line="336" w:lineRule="auto" w:after="180"/>
-      </w:pPr>
-      <w:r>
-        <w:rPr>
-          <w:b w:val="0"/>
-        </w:rPr>
-        <w:t xml:space="preserve">Move colour values between </w:t>
-      </w:r>
-      <w:r>
-        <w:rPr>
-          <w:b/>
-        </w:rPr>
-        <w:t>tensor</w:t>
-      </w:r>
-      <w:r>
-        <w:rPr>
-          <w:b w:val="0"/>
-        </w:rPr>
-        <w:t xml:space="preserve"> layouts without changing the pixels.</w:t>
-      </w:r>
-    </w:p>
-    <w:p>
-      <w:pPr>
         <w:pStyle w:val="Heading3"/>
       </w:pPr>
       <w:r>
         <w:t>The facts we will use</w:t>
-      </w:r>
-    </w:p>
-    <w:p>
-      <w:pPr>
-        <w:pStyle w:val="Heading3"/>
-      </w:pPr>
-      <w:r>
-        <w:t>Supplied facts</w:t>
-      </w:r>
-    </w:p>
-    <w:p>
-      <w:pPr>
-        <w:spacing w:line="336" w:lineRule="auto" w:after="180"/>
-        <w:shd w:fill="F1F6FC"/>
-      </w:pPr>
-      <w:r>
-        <w:rPr>
-          <w:b w:val="0"/>
-        </w:rPr>
-        <w:t xml:space="preserve">Toy RGB image has 2 rows, 1 column. Top pixel [1, 4, 7]; bottom [2, 5, 8]. HWC means height, width, </w:t>
-      </w:r>
-      <w:r>
-        <w:rPr>
-          <w:b/>
-        </w:rPr>
-        <w:t>channel</w:t>
-      </w:r>
-      <w:r>
-        <w:rPr>
-          <w:b w:val="0"/>
-        </w:rPr>
-        <w:t>.</w:t>
-      </w:r>
-    </w:p>
-    <w:p>
-      <w:pPr>
-        <w:pStyle w:val="Heading3"/>
-      </w:pPr>
-      <w:r>
-        <w:t>Supplied facts</w:t>
-      </w:r>
-    </w:p>
-    <w:p>
-      <w:pPr>
-        <w:spacing w:line="336" w:lineRule="auto" w:after="180"/>
-        <w:shd w:fill="F1F6FC"/>
-      </w:pPr>
-      <w:r>
-        <w:rPr>
-          <w:b w:val="0"/>
-        </w:rPr>
-        <w:t xml:space="preserve">All </w:t>
-      </w:r>
-      <w:r>
-        <w:rPr>
-          <w:b/>
-        </w:rPr>
-        <w:t>input</w:t>
-      </w:r>
-      <w:r>
-        <w:rPr>
-          <w:b w:val="0"/>
-        </w:rPr>
-        <w:t>s and outcomes in this worked example are invented classroom data; no real model run is claimed.</w:t>
       </w:r>
     </w:p>
     <w:p>
@@ -1517,7 +2229,7 @@
         <w:drawing>
           <wp:inline xmlns:a="http://schemas.openxmlformats.org/drawingml/2006/main" xmlns:pic="http://schemas.openxmlformats.org/drawingml/2006/picture">
             <wp:extent cx="5486400" cy="3077029"/>
-            <wp:docPr id="1" name="Picture 1" descr="Two RGB pixels before layout conversion"/>
+            <wp:docPr id="4" name="Picture 4" descr="Two RGB pixels before layout conversion"/>
             <wp:cNvGraphicFramePr>
               <a:graphicFrameLocks noChangeAspect="1"/>
             </wp:cNvGraphicFramePr>
@@ -1529,7 +2241,7 @@
                     <pic:cNvPicPr/>
                   </pic:nvPicPr>
                   <pic:blipFill>
-                    <a:blip r:embed="rId9"/>
+                    <a:blip r:embed="rId12"/>
                     <a:stretch>
                       <a:fillRect/>
                     </a:stretch>
@@ -1553,7 +2265,7 @@
         <w:drawing>
           <wp:inline xmlns:a="http://schemas.openxmlformats.org/drawingml/2006/main" xmlns:pic="http://schemas.openxmlformats.org/drawingml/2006/picture">
             <wp:extent cx="5486400" cy="5185229"/>
-            <wp:docPr id="2" name="Picture 2" descr="Image tensors and channels. Record HWC shape: Shape is [2, 1, 3]; top green is 4 and bottom green 5.. Reorder to CHW: Shape [3, 2, 1]; red plane [[1],[2]], green [[4],[5]], blue [[7],[8]].. Check same pixel: Bottom green is HWC [1, 0, 1]=5 and CHW [1, 1, 0]=5."/>
+            <wp:docPr id="5" name="Picture 5" descr="Image tensors and channels. Record HWC shape: Shape is [2, 1, 3]; top green is 4 and bottom green 5.. Reorder to CHW: Shape [3, 2, 1]; red plane [[1],[2]], green [[4],[5]], blue [[7],[8]].. Check same pixel: Bottom green is HWC [1, 0, 1]=5 and CHW [1, 1, 0]=5."/>
             <wp:cNvGraphicFramePr>
               <a:graphicFrameLocks noChangeAspect="1"/>
             </wp:cNvGraphicFramePr>
@@ -1565,7 +2277,7 @@
                     <pic:cNvPicPr/>
                   </pic:nvPicPr>
                   <pic:blipFill>
-                    <a:blip r:embed="rId10"/>
+                    <a:blip r:embed="rId13"/>
                     <a:stretch>
                       <a:fillRect/>
                     </a:stretch>
@@ -1589,7 +2301,182 @@
         <w:pStyle w:val="Heading3"/>
       </w:pPr>
       <w:r>
-        <w:t>Read the picture one step at a time</w:t>
+        <w:t>Why this result follows</w:t>
+      </w:r>
+    </w:p>
+    <w:p>
+      <w:pPr>
+        <w:pStyle w:val="Heading3"/>
+      </w:pPr>
+      <w:r>
+        <w:t>What this example does not establish</w:t>
+      </w:r>
+    </w:p>
+    <w:p>
+      <w:pPr>
+        <w:pStyle w:val="Heading1"/>
+      </w:pPr>
+      <w:r>
+        <w:t>07. Separate reordering,scaling and information loss</w:t>
+      </w:r>
+    </w:p>
+    <w:p>
+      <w:r>
+        <w:t>A fixed division does not estimate a training statistic;averaging colours changes the information.</w:t>
+      </w:r>
+    </w:p>
+    <w:p>
+      <w:pPr>
+        <w:pStyle w:val="Heading2"/>
+      </w:pPr>
+      <w:r>
+        <w:t>Complete scaling,double-scaling and colour-mean explanation</w:t>
+      </w:r>
+    </w:p>
+    <w:p>
+      <w:pPr>
+        <w:spacing w:line="336" w:lineRule="auto" w:after="180"/>
+      </w:pPr>
+      <w:r>
+        <w:rPr>
+          <w:b w:val="0"/>
+        </w:rPr>
+        <w:t xml:space="preserve">For this lesson, divide every </w:t>
+      </w:r>
+      <w:r>
+        <w:rPr>
+          <w:b/>
+        </w:rPr>
+        <w:t>channel</w:t>
+      </w:r>
+      <w:r>
+        <w:rPr>
+          <w:b w:val="0"/>
+        </w:rPr>
+        <w:t xml:space="preserve"> value by 255 to obtain floating-point values from 0 to 1. Thus [255, 128, 0] becomes [1, 128/255, 0], with the middle value approximately 0.502.</w:t>
+      </w:r>
+    </w:p>
+    <w:p>
+      <w:pPr>
+        <w:spacing w:line="336" w:lineRule="auto" w:after="180"/>
+      </w:pPr>
+      <w:r>
+        <w:rPr>
+          <w:b w:val="0"/>
+        </w:rPr>
+        <w:t xml:space="preserve">This fixed conversion does not fit a statistic from data. Apply the same conversion during </w:t>
+      </w:r>
+      <w:r>
+        <w:rPr>
+          <w:b/>
+        </w:rPr>
+        <w:t>training</w:t>
+      </w:r>
+      <w:r>
+        <w:rPr>
+          <w:b w:val="0"/>
+        </w:rPr>
+        <w:t xml:space="preserve"> and later use, and record whether an </w:t>
+      </w:r>
+      <w:r>
+        <w:rPr>
+          <w:b/>
+        </w:rPr>
+        <w:t>input</w:t>
+      </w:r>
+      <w:r>
+        <w:rPr>
+          <w:b w:val="0"/>
+        </w:rPr>
+        <w:t xml:space="preserve"> is already scaled.</w:t>
+      </w:r>
+    </w:p>
+    <w:p>
+      <w:pPr>
+        <w:spacing w:line="336" w:lineRule="auto" w:after="180"/>
+      </w:pPr>
+      <w:r>
+        <w:rPr>
+          <w:b w:val="0"/>
+        </w:rPr>
+        <w:t>Dividing twice makes a raw value of 255 become 1/255, approximately 0.00392, instead of 1. Integer rounding after scaling can also erase distinctions.</w:t>
+      </w:r>
+    </w:p>
+    <w:p>
+      <w:pPr>
+        <w:spacing w:line="336" w:lineRule="auto" w:after="180"/>
+      </w:pPr>
+      <w:r>
+        <w:rPr>
+          <w:b w:val="0"/>
+        </w:rPr>
+        <w:t>In exact arithmetic the declared division is reversible by multiplication; finite precision or deliberate rounding can limit exact recovery.</w:t>
+      </w:r>
+    </w:p>
+    <w:p>
+      <w:pPr>
+        <w:spacing w:line="336" w:lineRule="auto" w:after="180"/>
+      </w:pPr>
+      <w:r>
+        <w:rPr>
+          <w:b w:val="0"/>
+        </w:rPr>
+        <w:t xml:space="preserve">Averaging RGB </w:t>
+      </w:r>
+      <w:r>
+        <w:rPr>
+          <w:b/>
+        </w:rPr>
+        <w:t>channel</w:t>
+      </w:r>
+      <w:r>
+        <w:rPr>
+          <w:b w:val="0"/>
+        </w:rPr>
+        <w:t>s is a different operation. The classroom mean gives red [255, 0, 0] and green [0, 255, 0] the same value 85, losing their colour distinction.</w:t>
+      </w:r>
+    </w:p>
+    <w:p>
+      <w:pPr>
+        <w:spacing w:line="336" w:lineRule="auto" w:after="180"/>
+      </w:pPr>
+      <w:r>
+        <w:rPr>
+          <w:b w:val="0"/>
+        </w:rPr>
+        <w:t>It is a simple illustration, not a perceptual brightness formula. If pre</w:t>
+      </w:r>
+      <w:r>
+        <w:rPr>
+          <w:b/>
+        </w:rPr>
+        <w:t>process</w:t>
+      </w:r>
+      <w:r>
+        <w:rPr>
+          <w:b w:val="0"/>
+        </w:rPr>
+        <w:t xml:space="preserve">ing instead estimates means or spreads from a dataset, fit those statistics using </w:t>
+      </w:r>
+      <w:r>
+        <w:rPr>
+          <w:b/>
+        </w:rPr>
+        <w:t>training</w:t>
+      </w:r>
+      <w:r>
+        <w:rPr>
+          <w:b w:val="0"/>
+        </w:rPr>
+        <w:t xml:space="preserve"> data only.</w:t>
+      </w:r>
+    </w:p>
+    <w:p>
+      <w:pPr>
+        <w:pStyle w:val="Heading2"/>
+      </w:pPr>
+      <w:r>
+        <w:t>Every transformation and its consequence</w:t>
       </w:r>
     </w:p>
     <w:tbl>
@@ -1599,8 +2486,9 @@
         <w:tblLook w:firstColumn="1" w:firstRow="1" w:lastColumn="0" w:lastRow="0" w:noHBand="0" w:noVBand="1" w:val="04A0"/>
       </w:tblPr>
       <w:tblGrid>
-        <w:gridCol w:w="5112"/>
-        <w:gridCol w:w="5112"/>
+        <w:gridCol w:w="3408"/>
+        <w:gridCol w:w="3408"/>
+        <w:gridCol w:w="3408"/>
       </w:tblGrid>
       <w:tr>
         <w:trPr>
@@ -1608,21 +2496,31 @@
         </w:trPr>
         <w:tc>
           <w:tcPr>
-            <w:tcW w:type="dxa" w:w="5112"/>
+            <w:tcW w:type="dxa" w:w="3408"/>
           </w:tcPr>
           <w:p>
             <w:r>
-              <w:t>Step</w:t>
+              <w:t>Complete transformation</w:t>
             </w:r>
           </w:p>
         </w:tc>
         <w:tc>
           <w:tcPr>
-            <w:tcW w:type="dxa" w:w="5112"/>
+            <w:tcW w:type="dxa" w:w="3408"/>
           </w:tcPr>
           <w:p>
             <w:r>
-              <w:t>What happens and why</w:t>
+              <w:t>Example result</w:t>
+            </w:r>
+          </w:p>
+        </w:tc>
+        <w:tc>
+          <w:tcPr>
+            <w:tcW w:type="dxa" w:w="3408"/>
+          </w:tcPr>
+          <w:p>
+            <w:r>
+              <w:t>Preserved or lost distinction</w:t>
             </w:r>
           </w:p>
         </w:tc>
@@ -1630,21 +2528,31 @@
       <w:tr>
         <w:tc>
           <w:tcPr>
-            <w:tcW w:type="dxa" w:w="5112"/>
+            <w:tcW w:type="dxa" w:w="3408"/>
           </w:tcPr>
           <w:p>
             <w:r>
-              <w:t>1. Record HWC shape</w:t>
+              <w:t>HWC→CHW</w:t>
             </w:r>
           </w:p>
         </w:tc>
         <w:tc>
           <w:tcPr>
-            <w:tcW w:type="dxa" w:w="5112"/>
+            <w:tcW w:type="dxa" w:w="3408"/>
           </w:tcPr>
           <w:p>
             <w:r>
-              <w:t>Shape is [2, 1, 3]; top green is 4 and bottom green 5.</w:t>
+              <w:t>Same twelve values in declared new positions</w:t>
+            </w:r>
+          </w:p>
+        </w:tc>
+        <w:tc>
+          <w:tcPr>
+            <w:tcW w:type="dxa" w:w="3408"/>
+          </w:tcPr>
+          <w:p>
+            <w:r>
+              <w:t>Preserves every pixel/channel under correct conversion</w:t>
             </w:r>
           </w:p>
         </w:tc>
@@ -1652,21 +2560,31 @@
       <w:tr>
         <w:tc>
           <w:tcPr>
-            <w:tcW w:type="dxa" w:w="5112"/>
+            <w:tcW w:type="dxa" w:w="3408"/>
           </w:tcPr>
           <w:p>
             <w:r>
-              <w:t>2. Reorder to CHW</w:t>
+              <w:t>One fixed division by255</w:t>
             </w:r>
           </w:p>
         </w:tc>
         <w:tc>
           <w:tcPr>
-            <w:tcW w:type="dxa" w:w="5112"/>
+            <w:tcW w:type="dxa" w:w="3408"/>
           </w:tcPr>
           <w:p>
             <w:r>
-              <w:t>Shape [3, 2, 1]; red plane [[1],[2]], green [[4],[5]], blue [[7],[8]].</w:t>
+              <w:t>[255, 128, 0]→[1, 128/255, 0]</w:t>
+            </w:r>
+          </w:p>
+        </w:tc>
+        <w:tc>
+          <w:tcPr>
+            <w:tcW w:type="dxa" w:w="3408"/>
+          </w:tcPr>
+          <w:p>
+            <w:r>
+              <w:t>Exact mathematical scaling is reversible; keep precision and raw/scaled status</w:t>
             </w:r>
           </w:p>
         </w:tc>
@@ -1674,29 +2592,114 @@
       <w:tr>
         <w:tc>
           <w:tcPr>
-            <w:tcW w:type="dxa" w:w="5112"/>
+            <w:tcW w:type="dxa" w:w="3408"/>
           </w:tcPr>
           <w:p>
             <w:r>
-              <w:t>3. Check same pixel</w:t>
+              <w:t>Accidental second division</w:t>
             </w:r>
           </w:p>
         </w:tc>
         <w:tc>
           <w:tcPr>
-            <w:tcW w:type="dxa" w:w="5112"/>
+            <w:tcW w:type="dxa" w:w="3408"/>
           </w:tcPr>
           <w:p>
             <w:r>
-              <w:t>Bottom green is HWC [1, 0, 1]=5 and CHW [1, 1, 0]=5.</w:t>
+              <w:t>Original255→1→1/255≈.003922</w:t>
+            </w:r>
+          </w:p>
+        </w:tc>
+        <w:tc>
+          <w:tcPr>
+            <w:tcW w:type="dxa" w:w="3408"/>
+          </w:tcPr>
+          <w:p>
+            <w:r>
+              <w:t>Wrong pipeline scale despite unchanged shape</w:t>
+            </w:r>
+          </w:p>
+        </w:tc>
+      </w:tr>
+      <w:tr>
+        <w:tc>
+          <w:tcPr>
+            <w:tcW w:type="dxa" w:w="3408"/>
+          </w:tcPr>
+          <w:p>
+            <w:r>
+              <w:t>Simple channel mean</w:t>
+            </w:r>
+          </w:p>
+        </w:tc>
+        <w:tc>
+          <w:tcPr>
+            <w:tcW w:type="dxa" w:w="3408"/>
+          </w:tcPr>
+          <w:p>
+            <w:r>
+              <w:t>Red[255, 0, 0]andgreen[0, 255, 0]both 85</w:t>
+            </w:r>
+          </w:p>
+        </w:tc>
+        <w:tc>
+          <w:tcPr>
+            <w:tcW w:type="dxa" w:w="3408"/>
+          </w:tcPr>
+          <w:p>
+            <w:r>
+              <w:t>Colour distinction lost; not a perceptual brightness formula</w:t>
+            </w:r>
+          </w:p>
+        </w:tc>
+      </w:tr>
+      <w:tr>
+        <w:tc>
+          <w:tcPr>
+            <w:tcW w:type="dxa" w:w="3408"/>
+          </w:tcPr>
+          <w:p>
+            <w:r>
+              <w:t>Rounding scaled channel values to integers</w:t>
+            </w:r>
+          </w:p>
+        </w:tc>
+        <w:tc>
+          <w:tcPr>
+            <w:tcW w:type="dxa" w:w="3408"/>
+          </w:tcPr>
+          <w:p>
+            <w:r>
+              <w:t>128/255 can collapse to a rounded endpoint</w:t>
+            </w:r>
+          </w:p>
+        </w:tc>
+        <w:tc>
+          <w:tcPr>
+            <w:tcW w:type="dxa" w:w="3408"/>
+          </w:tcPr>
+          <w:p>
+            <w:r>
+              <w:t>Deliberately loses numerical distinctions</w:t>
             </w:r>
           </w:p>
         </w:tc>
       </w:tr>
     </w:tbl>
     <w:p>
-      <w:r>
-        <w:t>Match each pictured step to the supplied facts. This is a worked teaching case, not an independent assessment.</w:t>
+      <w:pPr>
+        <w:pStyle w:val="Heading2"/>
+      </w:pPr>
+      <w:r>
+        <w:t>Try exact fractional scaling and the colour collision</w:t>
+      </w:r>
+    </w:p>
+    <w:p>
+      <w:pPr>
+        <w:pStyle w:val="ListBullet"/>
+      </w:pPr>
+      <w:r>
+        <w:t>Scale [255, 128, 0] by 255, keeping the middle value as a fraction. Then calculate the classroom RGB means of pure red and pure green. Which operation loses the distinction between those colours?</w:t>
       </w:r>
     </w:p>
     <w:p>
@@ -1704,7 +2707,45 @@
         <w:pStyle w:val="Heading3"/>
       </w:pPr>
       <w:r>
-        <w:t>Why this result follows</w:t>
+        <w:t>State one repair and the checks you would rerun.</w:t>
+      </w:r>
+    </w:p>
+    <w:p>
+      <w:r>
+        <w:t>________________________________________________________________</w:t>
+      </w:r>
+    </w:p>
+    <w:p>
+      <w:r>
+        <w:t>________________________________________________________________</w:t>
+      </w:r>
+    </w:p>
+    <w:p>
+      <w:r>
+        <w:t>________________________________________________________________</w:t>
+      </w:r>
+    </w:p>
+    <w:p>
+      <w:r>
+        <w:t>________________________________________________________________</w:t>
+      </w:r>
+    </w:p>
+    <w:p>
+      <w:r>
+        <w:t>________________________________________________________________</w:t>
+      </w:r>
+    </w:p>
+    <w:p>
+      <w:r>
+        <w:t>________________________________________________________________</w:t>
+      </w:r>
+    </w:p>
+    <w:p>
+      <w:pPr>
+        <w:pStyle w:val="Heading2"/>
+      </w:pPr>
+      <w:r>
+        <w:t>Earlier wording, alternatives and picture transcripts · reference / check after trying</w:t>
       </w:r>
     </w:p>
     <w:p>
@@ -1712,55 +2753,36 @@
         <w:pStyle w:val="Heading3"/>
       </w:pPr>
       <w:r>
-        <w:t>Why the result follows</w:t>
-      </w:r>
-    </w:p>
-    <w:p>
-      <w:pPr>
-        <w:spacing w:line="336" w:lineRule="auto" w:after="180"/>
-        <w:shd w:fill="F1F6FC"/>
-      </w:pPr>
-      <w:r>
-        <w:rPr>
-          <w:b w:val="0"/>
-        </w:rPr>
-        <w:t xml:space="preserve">A </w:t>
-      </w:r>
-      <w:r>
-        <w:rPr>
-          <w:b/>
-        </w:rPr>
-        <w:t>tensor</w:t>
-      </w:r>
-      <w:r>
-        <w:rPr>
-          <w:b w:val="0"/>
-        </w:rPr>
-        <w:t xml:space="preserve"> is an array with named dimensions. HWC orders height, width and colour; CHW puts colour first. Rearranging the layout changes where values are stored, not the colour measurement itself.</w:t>
-      </w:r>
-    </w:p>
-    <w:p>
-      <w:pPr>
-        <w:spacing w:line="336" w:lineRule="auto" w:after="180"/>
-        <w:shd w:fill="F1F6FC"/>
-      </w:pPr>
-      <w:r>
-        <w:rPr>
-          <w:b w:val="0"/>
-        </w:rPr>
-        <w:t xml:space="preserve">Trace a named pixel through both layouts using zero-based indices. Adding a batch dimension counts images and does not add a new colour </w:t>
-      </w:r>
-      <w:r>
-        <w:rPr>
-          <w:b/>
-        </w:rPr>
-        <w:t>channel</w:t>
-      </w:r>
-      <w:r>
-        <w:rPr>
-          <w:b w:val="0"/>
-        </w:rPr>
-        <w:t>.</w:t>
+        <w:t>Locate the earliest unsupported step</w:t>
+      </w:r>
+    </w:p>
+    <w:p>
+      <w:pPr>
+        <w:pStyle w:val="Heading1"/>
+      </w:pPr>
+      <w:r>
+        <w:t>08. Practise axis names and value checks with less help</w:t>
+      </w:r>
+    </w:p>
+    <w:p>
+      <w:r>
+        <w:t>State both the index and the measurement it identifies.</w:t>
+      </w:r>
+    </w:p>
+    <w:p>
+      <w:pPr>
+        <w:pStyle w:val="Heading2"/>
+      </w:pPr>
+      <w:r>
+        <w:t>Current task and response</w:t>
+      </w:r>
+    </w:p>
+    <w:p>
+      <w:pPr>
+        <w:pStyle w:val="ListBullet"/>
+      </w:pPr>
+      <w:r>
+        <w:t>For the lesson image, give image[1][0], image[1][0][2], the HWC shape, pixel count and number of channel values.</w:t>
       </w:r>
     </w:p>
     <w:p>
@@ -1768,7 +2790,27 @@
         <w:pStyle w:val="Heading3"/>
       </w:pPr>
       <w:r>
-        <w:t>What this example does not establish</w:t>
+        <w:t>Use the planes to reconstruct the top-right and bottom-right RGB pixels. Give both HWC and CHW indices for the top-right green value.</w:t>
+      </w:r>
+    </w:p>
+    <w:p>
+      <w:r>
+        <w:t>________________________________________________________________</w:t>
+      </w:r>
+    </w:p>
+    <w:p>
+      <w:r>
+        <w:t>________________________________________________________________</w:t>
+      </w:r>
+    </w:p>
+    <w:p>
+      <w:r>
+        <w:t>________________________________________________________________</w:t>
+      </w:r>
+    </w:p>
+    <w:p>
+      <w:r>
+        <w:t>________________________________________________________________</w:t>
       </w:r>
     </w:p>
     <w:p>
@@ -1776,304 +2818,7 @@
         <w:pStyle w:val="Heading3"/>
       </w:pPr>
       <w:r>
-        <w:t>Keep the stated limit</w:t>
-      </w:r>
-    </w:p>
-    <w:p>
-      <w:pPr>
-        <w:spacing w:line="336" w:lineRule="auto" w:after="180"/>
-        <w:shd w:fill="FFF5E6"/>
-      </w:pPr>
-      <w:r>
-        <w:rPr>
-          <w:b w:val="0"/>
-        </w:rPr>
-        <w:t xml:space="preserve">Shape consistency does not prove correct colour order or value range; document </w:t>
-      </w:r>
-      <w:r>
-        <w:rPr>
-          <w:b/>
-        </w:rPr>
-        <w:t>channel</w:t>
-      </w:r>
-      <w:r>
-        <w:rPr>
-          <w:b w:val="0"/>
-        </w:rPr>
-        <w:t xml:space="preserve"> names and pre</w:t>
-      </w:r>
-      <w:r>
-        <w:rPr>
-          <w:b/>
-        </w:rPr>
-        <w:t>process</w:t>
-      </w:r>
-      <w:r>
-        <w:rPr>
-          <w:b w:val="0"/>
-        </w:rPr>
-        <w:t>ing.</w:t>
-      </w:r>
-    </w:p>
-    <w:p>
-      <w:pPr>
-        <w:pStyle w:val="Heading3"/>
-      </w:pPr>
-      <w:r>
-        <w:t>Keep the stated limit</w:t>
-      </w:r>
-    </w:p>
-    <w:p>
-      <w:pPr>
-        <w:spacing w:line="336" w:lineRule="auto" w:after="180"/>
-        <w:shd w:fill="FFF5E6"/>
-      </w:pPr>
-      <w:r>
-        <w:rPr>
-          <w:b w:val="0"/>
-        </w:rPr>
-        <w:t xml:space="preserve">Read the labelled picture: Where is the bottom green pixel in the first batched image? Point to the relevant step in the picture, then write the changed result and the rule or </w:t>
-      </w:r>
-      <w:r>
-        <w:rPr>
-          <w:b/>
-        </w:rPr>
-        <w:t>evidence</w:t>
-      </w:r>
-      <w:r>
-        <w:rPr>
-          <w:b w:val="0"/>
-        </w:rPr>
-        <w:t xml:space="preserve"> that supports it.</w:t>
-      </w:r>
-    </w:p>
-    <w:p>
-      <w:pPr>
-        <w:pStyle w:val="Heading3"/>
-      </w:pPr>
-      <w:r>
-        <w:t>Keep the stated limit</w:t>
-      </w:r>
-    </w:p>
-    <w:p>
-      <w:pPr>
-        <w:spacing w:line="336" w:lineRule="auto" w:after="180"/>
-        <w:shd w:fill="FFF5E6"/>
-      </w:pPr>
-      <w:r>
-        <w:rPr>
-          <w:b w:val="0"/>
-        </w:rPr>
-        <w:t>Change one thing: Add a batch containing three identical images in NHWC layout. Predict the result before checking the explanation. What remains the same?</w:t>
-      </w:r>
-    </w:p>
-    <w:p>
-      <w:pPr>
-        <w:pStyle w:val="Heading1"/>
-      </w:pPr>
-      <w:r>
-        <w:t>07. Find and repair a mistake</w:t>
-      </w:r>
-    </w:p>
-    <w:p>
-      <w:r>
-        <w:t>Find the unsupported step in the Image tensors and channels claim and explain a repair using the supplied evidence.</w:t>
-      </w:r>
-    </w:p>
-    <w:p>
-      <w:pPr>
-        <w:pStyle w:val="Heading3"/>
-      </w:pPr>
-      <w:r>
-        <w:t>Check the claim against the facts</w:t>
-      </w:r>
-    </w:p>
-    <w:p>
-      <w:pPr>
-        <w:spacing w:line="336" w:lineRule="auto" w:after="180"/>
-        <w:shd w:fill="FFF5E6"/>
-      </w:pPr>
-      <w:r>
-        <w:rPr>
-          <w:b w:val="0"/>
-        </w:rPr>
-        <w:t xml:space="preserve">For this lesson, divide every </w:t>
-      </w:r>
-      <w:r>
-        <w:rPr>
-          <w:b/>
-        </w:rPr>
-        <w:t>channel</w:t>
-      </w:r>
-      <w:r>
-        <w:rPr>
-          <w:b w:val="0"/>
-        </w:rPr>
-        <w:t xml:space="preserve"> value by 255 to obtain floating-point values from 0 to 1. Thus [255, 128, 0] becomes [1, 128/255, 0], with the middle value approximately 0.502.</w:t>
-      </w:r>
-    </w:p>
-    <w:p>
-      <w:pPr>
-        <w:spacing w:line="336" w:lineRule="auto" w:after="180"/>
-        <w:shd w:fill="FFF5E6"/>
-      </w:pPr>
-      <w:r>
-        <w:rPr>
-          <w:b w:val="0"/>
-        </w:rPr>
-        <w:t xml:space="preserve">This fixed conversion does not fit a statistic from data. Apply the same conversion during </w:t>
-      </w:r>
-      <w:r>
-        <w:rPr>
-          <w:b/>
-        </w:rPr>
-        <w:t>training</w:t>
-      </w:r>
-      <w:r>
-        <w:rPr>
-          <w:b w:val="0"/>
-        </w:rPr>
-        <w:t xml:space="preserve"> and later use, and record whether an </w:t>
-      </w:r>
-      <w:r>
-        <w:rPr>
-          <w:b/>
-        </w:rPr>
-        <w:t>input</w:t>
-      </w:r>
-      <w:r>
-        <w:rPr>
-          <w:b w:val="0"/>
-        </w:rPr>
-        <w:t xml:space="preserve"> is already scaled.</w:t>
-      </w:r>
-    </w:p>
-    <w:p>
-      <w:pPr>
-        <w:pStyle w:val="Heading3"/>
-      </w:pPr>
-      <w:r>
-        <w:t>Check the claim against the facts</w:t>
-      </w:r>
-    </w:p>
-    <w:p>
-      <w:pPr>
-        <w:spacing w:line="336" w:lineRule="auto" w:after="180"/>
-        <w:shd w:fill="FFF5E6"/>
-      </w:pPr>
-      <w:r>
-        <w:rPr>
-          <w:b w:val="0"/>
-        </w:rPr>
-        <w:t>Dividing twice makes a raw value of 255 become 1/255, approximately 0.00392, instead of 1. Integer rounding after scaling can also erase distinctions.</w:t>
-      </w:r>
-    </w:p>
-    <w:p>
-      <w:pPr>
-        <w:spacing w:line="336" w:lineRule="auto" w:after="180"/>
-        <w:shd w:fill="FFF5E6"/>
-      </w:pPr>
-      <w:r>
-        <w:rPr>
-          <w:b w:val="0"/>
-        </w:rPr>
-        <w:t>In exact arithmetic the declared division is reversible by multiplication; finite precision or deliberate rounding can limit exact recovery.</w:t>
-      </w:r>
-    </w:p>
-    <w:p>
-      <w:pPr>
-        <w:pStyle w:val="Heading3"/>
-      </w:pPr>
-      <w:r>
-        <w:t>Check the claim against the facts</w:t>
-      </w:r>
-    </w:p>
-    <w:p>
-      <w:pPr>
-        <w:spacing w:line="336" w:lineRule="auto" w:after="180"/>
-        <w:shd w:fill="FFF5E6"/>
-      </w:pPr>
-      <w:r>
-        <w:rPr>
-          <w:b w:val="0"/>
-        </w:rPr>
-        <w:t xml:space="preserve">Averaging RGB </w:t>
-      </w:r>
-      <w:r>
-        <w:rPr>
-          <w:b/>
-        </w:rPr>
-        <w:t>channel</w:t>
-      </w:r>
-      <w:r>
-        <w:rPr>
-          <w:b w:val="0"/>
-        </w:rPr>
-        <w:t>s is a different operation. The classroom mean gives red [255, 0, 0] and green [0, 255, 0] the same value 85, losing their colour distinction.</w:t>
-      </w:r>
-    </w:p>
-    <w:p>
-      <w:pPr>
-        <w:spacing w:line="336" w:lineRule="auto" w:after="180"/>
-        <w:shd w:fill="FFF5E6"/>
-      </w:pPr>
-      <w:r>
-        <w:rPr>
-          <w:b w:val="0"/>
-        </w:rPr>
-        <w:t>It is a simple illustration, not a perceptual brightness formula. If pre</w:t>
-      </w:r>
-      <w:r>
-        <w:rPr>
-          <w:b/>
-        </w:rPr>
-        <w:t>process</w:t>
-      </w:r>
-      <w:r>
-        <w:rPr>
-          <w:b w:val="0"/>
-        </w:rPr>
-        <w:t xml:space="preserve">ing instead estimates means or spreads from a dataset, fit those statistics using </w:t>
-      </w:r>
-      <w:r>
-        <w:rPr>
-          <w:b/>
-        </w:rPr>
-        <w:t>training</w:t>
-      </w:r>
-      <w:r>
-        <w:rPr>
-          <w:b w:val="0"/>
-        </w:rPr>
-        <w:t xml:space="preserve"> data only.</w:t>
-      </w:r>
-    </w:p>
-    <w:p>
-      <w:pPr>
-        <w:pStyle w:val="Heading3"/>
-      </w:pPr>
-      <w:r>
-        <w:t>Locate the earliest unsupported step</w:t>
-      </w:r>
-    </w:p>
-    <w:p>
-      <w:pPr>
-        <w:spacing w:line="336" w:lineRule="auto" w:after="180"/>
-        <w:shd w:fill="F5F1FB"/>
-      </w:pPr>
-      <w:r>
-        <w:rPr>
-          <w:b w:val="0"/>
-        </w:rPr>
-        <w:t>Scale [255, 128, 0] by 255, keeping the middle value as a fraction. Then calculate the classroom RGB means of pure red and pure green. Which operation loses the distinction between those colours?</w:t>
-      </w:r>
-    </w:p>
-    <w:p>
-      <w:pPr>
-        <w:pStyle w:val="Heading3"/>
-      </w:pPr>
-      <w:r>
-        <w:t>State one repair and the checks you would rerun.</w:t>
+        <w:t>Explain your prediction to a partner before comparing results.</w:t>
       </w:r>
     </w:p>
     <w:p>
@@ -2097,113 +2842,11 @@
       </w:r>
     </w:p>
     <w:p>
-      <w:r>
-        <w:t>________________________________________________________________</w:t>
-      </w:r>
-    </w:p>
-    <w:p>
-      <w:r>
-        <w:t>________________________________________________________________</w:t>
-      </w:r>
-    </w:p>
-    <w:p>
-      <w:pPr>
-        <w:pStyle w:val="Heading1"/>
-      </w:pPr>
-      <w:r>
-        <w:t>08. Practise together</w:t>
-      </w:r>
-    </w:p>
-    <w:p>
-      <w:r>
-        <w:t>Practise Image tensors and channels with support, then explain the deciding step in your own words.</w:t>
-      </w:r>
-    </w:p>
-    <w:p>
-      <w:pPr>
-        <w:spacing w:line="336" w:lineRule="auto" w:after="180"/>
-      </w:pPr>
-      <w:r>
-        <w:rPr>
-          <w:b w:val="0"/>
-        </w:rPr>
-        <w:t xml:space="preserve">For the lesson image, give image[1][0], image[1][0][2], the HWC shape, pixel count and number of </w:t>
-      </w:r>
-      <w:r>
-        <w:rPr>
-          <w:b/>
-        </w:rPr>
-        <w:t>channel</w:t>
-      </w:r>
-      <w:r>
-        <w:rPr>
-          <w:b w:val="0"/>
-        </w:rPr>
-        <w:t xml:space="preserve"> values.</w:t>
-      </w:r>
-    </w:p>
-    <w:p>
-      <w:pPr>
-        <w:pStyle w:val="Heading3"/>
-      </w:pPr>
-      <w:r>
-        <w:t>Use the planes to reconstruct the top-right and bottom-right RGB pixels. Give both HWC and CHW indices for the top-right green value.</w:t>
-      </w:r>
-    </w:p>
-    <w:p>
-      <w:r>
-        <w:t>________________________________________________________________</w:t>
-      </w:r>
-    </w:p>
-    <w:p>
-      <w:r>
-        <w:t>________________________________________________________________</w:t>
-      </w:r>
-    </w:p>
-    <w:p>
-      <w:r>
-        <w:t>________________________________________________________________</w:t>
-      </w:r>
-    </w:p>
-    <w:p>
-      <w:r>
-        <w:t>________________________________________________________________</w:t>
-      </w:r>
-    </w:p>
-    <w:p>
-      <w:pPr>
-        <w:pStyle w:val="Heading3"/>
-      </w:pPr>
-      <w:r>
-        <w:t>Explain your prediction to a partner before comparing results.</w:t>
-      </w:r>
-    </w:p>
-    <w:p>
-      <w:r>
-        <w:t>________________________________________________________________</w:t>
-      </w:r>
-    </w:p>
-    <w:p>
-      <w:r>
-        <w:t>________________________________________________________________</w:t>
-      </w:r>
-    </w:p>
-    <w:p>
-      <w:r>
-        <w:t>________________________________________________________________</w:t>
-      </w:r>
-    </w:p>
-    <w:p>
-      <w:r>
-        <w:t>________________________________________________________________</w:t>
-      </w:r>
-    </w:p>
-    <w:p>
-      <w:pPr>
-        <w:pStyle w:val="Heading3"/>
-      </w:pPr>
-      <w:r>
-        <w:t>Practise with less help: Audit an axis conversion</w:t>
+      <w:pPr>
+        <w:pStyle w:val="Heading2"/>
+      </w:pPr>
+      <w:r>
+        <w:t>Supported W2record</w:t>
       </w:r>
     </w:p>
     <w:p>
@@ -2345,117 +2988,49 @@
     </w:p>
     <w:p>
       <w:pPr>
+        <w:pStyle w:val="Heading2"/>
+      </w:pPr>
+      <w:r>
+        <w:t>Individual misconception check</w:t>
+      </w:r>
+    </w:p>
+    <w:p>
+      <w:pPr>
+        <w:pStyle w:val="ListBullet"/>
+      </w:pPr>
+      <w:r>
+        <w:t>Use the worked case for Image tensors and channels. Proposed explanation: “Three channels mean three images”. Decide whether this explanation is supported. Point to the step or supplied fact that decides; explain your repair if needed.</w:t>
+      </w:r>
+    </w:p>
+    <w:p>
+      <w:pPr>
+        <w:pStyle w:val="ListBullet"/>
+      </w:pPr>
+      <w:r>
+        <w:t>Answer on your own before discussion. If you are unsure, say which step you need help with.</w:t>
+      </w:r>
+    </w:p>
+    <w:p>
+      <w:pPr>
+        <w:pStyle w:val="Heading2"/>
+      </w:pPr>
+      <w:r>
+        <w:t>Pictured batch-index reasoning</w:t>
+      </w:r>
+    </w:p>
+    <w:p>
+      <w:pPr>
+        <w:pStyle w:val="ListBullet"/>
+      </w:pPr>
+      <w:r>
+        <w:t>Where is the bottom green pixel in the first batched image? Point to the relevant step in the picture, then write the changed result and the rule or evidence that supports it.</w:t>
+      </w:r>
+    </w:p>
+    <w:p>
+      <w:pPr>
         <w:pStyle w:val="Heading3"/>
       </w:pPr>
       <w:r>
-        <w:t>Check your reasoning</w:t>
-      </w:r>
-    </w:p>
-    <w:p>
-      <w:pPr>
-        <w:spacing w:line="336" w:lineRule="auto" w:after="180"/>
-      </w:pPr>
-      <w:r>
-        <w:rPr>
-          <w:b w:val="0"/>
-        </w:rPr>
-        <w:t xml:space="preserve">Use the worked case for Image </w:t>
-      </w:r>
-      <w:r>
-        <w:rPr>
-          <w:b/>
-        </w:rPr>
-        <w:t>tensor</w:t>
-      </w:r>
-      <w:r>
-        <w:rPr>
-          <w:b w:val="0"/>
-        </w:rPr>
-        <w:t xml:space="preserve">s and </w:t>
-      </w:r>
-      <w:r>
-        <w:rPr>
-          <w:b/>
-        </w:rPr>
-        <w:t>channel</w:t>
-      </w:r>
-      <w:r>
-        <w:rPr>
-          <w:b w:val="0"/>
-        </w:rPr>
-        <w:t xml:space="preserve">s. Proposed explanation: “Three </w:t>
-      </w:r>
-      <w:r>
-        <w:rPr>
-          <w:b/>
-        </w:rPr>
-        <w:t>channel</w:t>
-      </w:r>
-      <w:r>
-        <w:rPr>
-          <w:b w:val="0"/>
-        </w:rPr>
-        <w:t>s mean three images”. Decide whether this explanation is supported.</w:t>
-      </w:r>
-    </w:p>
-    <w:p>
-      <w:pPr>
-        <w:spacing w:line="336" w:lineRule="auto" w:after="180"/>
-      </w:pPr>
-      <w:r>
-        <w:rPr>
-          <w:b w:val="0"/>
-        </w:rPr>
-        <w:t>Point to the step or supplied fact that decides; explain your repair if needed.</w:t>
-      </w:r>
-    </w:p>
-    <w:p>
-      <w:pPr>
-        <w:spacing w:line="336" w:lineRule="auto" w:after="180"/>
-      </w:pPr>
-      <w:r>
-        <w:rPr>
-          <w:b w:val="0"/>
-        </w:rPr>
-        <w:t>Answer on your own before discussion. If you are unsure, say which step you need help with.</w:t>
-      </w:r>
-    </w:p>
-    <w:p>
-      <w:pPr>
-        <w:pStyle w:val="Heading3"/>
-      </w:pPr>
-      <w:r>
-        <w:t>Explain the picture</w:t>
-      </w:r>
-    </w:p>
-    <w:p>
-      <w:pPr>
-        <w:spacing w:line="336" w:lineRule="auto" w:after="180"/>
-      </w:pPr>
-      <w:r>
-        <w:rPr>
-          <w:b w:val="0"/>
-        </w:rPr>
-        <w:t xml:space="preserve">Where is the bottom green pixel in the first batched image? Point to the relevant step in the picture, then write the changed result and the rule or </w:t>
-      </w:r>
-      <w:r>
-        <w:rPr>
-          <w:b/>
-        </w:rPr>
-        <w:t>evidence</w:t>
-      </w:r>
-      <w:r>
-        <w:rPr>
-          <w:b w:val="0"/>
-        </w:rPr>
-        <w:t xml:space="preserve"> that supports it.</w:t>
-      </w:r>
-    </w:p>
-    <w:p>
-      <w:pPr>
-        <w:pStyle w:val="Heading3"/>
-      </w:pPr>
-      <w:r>
         <w:t>My explanation using a pictured step and the given facts</w:t>
       </w:r>
     </w:p>
@@ -2477,6 +3052,14 @@
     <w:p>
       <w:r>
         <w:t>________________________________________________________________</w:t>
+      </w:r>
+    </w:p>
+    <w:p>
+      <w:pPr>
+        <w:pStyle w:val="Heading2"/>
+      </w:pPr>
+      <w:r>
+        <w:t>Reserve the independent new image</w:t>
       </w:r>
     </w:p>
     <w:p>
@@ -2492,23 +3075,55 @@
     </w:p>
     <w:p>
       <w:pPr>
+        <w:pStyle w:val="Heading2"/>
+      </w:pPr>
+      <w:r>
+        <w:t>Earlier wording, alternatives and picture transcripts · reference / check after trying</w:t>
+      </w:r>
+    </w:p>
+    <w:p>
+      <w:pPr>
+        <w:pStyle w:val="Heading3"/>
+      </w:pPr>
+      <w:r>
+        <w:t>Practise with less help: Audit an axis conversion</w:t>
+      </w:r>
+    </w:p>
+    <w:p>
+      <w:pPr>
+        <w:pStyle w:val="Heading3"/>
+      </w:pPr>
+      <w:r>
+        <w:t>Check your reasoning</w:t>
+      </w:r>
+    </w:p>
+    <w:p>
+      <w:pPr>
+        <w:pStyle w:val="Heading3"/>
+      </w:pPr>
+      <w:r>
+        <w:t>Explain the picture</w:t>
+      </w:r>
+    </w:p>
+    <w:p>
+      <w:pPr>
         <w:pStyle w:val="Heading1"/>
       </w:pPr>
       <w:r>
-        <w:t>09. Run the investigation</w:t>
-      </w:r>
-    </w:p>
-    <w:p>
-      <w:r>
-        <w:t>Investigate Image tensors and channels. Record the prediction, actual observation or labelled paper trace, explanation and next test separately.</w:t>
-      </w:r>
-    </w:p>
-    <w:p>
-      <w:pPr>
-        <w:pStyle w:val="Heading3"/>
-      </w:pPr>
-      <w:r>
-        <w:t>Predict, investigate and preserve the evidence</w:t>
+        <w:t>09. Run a complete pixel,axis and value-scale audit</w:t>
+      </w:r>
+    </w:p>
+    <w:p>
+      <w:r>
+        <w:t>All pixels,planes,known indices and transformation probes are supplied.</w:t>
+      </w:r>
+    </w:p>
+    <w:p>
+      <w:pPr>
+        <w:pStyle w:val="Heading2"/>
+      </w:pPr>
+      <w:r>
+        <w:t>Current wrong-plane task and complete converter</w:t>
       </w:r>
     </w:p>
     <w:p>
@@ -2553,6 +3168,326 @@
         <w:t xml:space="preserve">             for k in range(width)] for r in range(height)]</w:t>
         <w:br/>
         <w:t>assert restored == hwc</w:t>
+      </w:r>
+    </w:p>
+    <w:p>
+      <w:pPr>
+        <w:pStyle w:val="Heading2"/>
+      </w:pPr>
+      <w:r>
+        <w:t>Complete runnable scaling/colour audit</w:t>
+      </w:r>
+    </w:p>
+    <w:p>
+      <w:r>
+        <w:rPr>
+          <w:rFonts w:ascii="Courier New" w:hAnsi="Courier New"/>
+          <w:sz w:val="18"/>
+        </w:rPr>
+        <w:t># Fixed numeric preprocessing examples, not learned normalization statistics.</w:t>
+        <w:br/>
+        <w:t>raw = [255,128,0]</w:t>
+        <w:br/>
+        <w:t>scaled = [v/255 for v in raw]</w:t>
+        <w:br/>
+        <w:t>twice = [v/255 for v in scaled]</w:t>
+        <w:br/>
+        <w:t>print('raw RGB', raw)</w:t>
+        <w:br/>
+        <w:t>print('scaled once', [round(v,6) for v in scaled])</w:t>
+        <w:br/>
+        <w:t>print('scaled twice', [round(v,6) for v in twice])</w:t>
+        <w:br/>
+        <w:t>print('undo one division', [round(v*255,6) for v in scaled])</w:t>
+        <w:br/>
+        <w:t>red, green = [255,0,0], [0,255,0]</w:t>
+        <w:br/>
+        <w:t>print('raw red / green', red, green)</w:t>
+        <w:br/>
+        <w:t>print('simple channel means', sum(red)/3, sum(green)/3)</w:t>
+        <w:br/>
+        <w:t>print('red with RGB values reversed', red[::-1])</w:t>
+        <w:br/>
+        <w:t>print('boundary scaling', 0/255,255/255)</w:t>
+        <w:br/>
+        <w:t># Raw values are supplied valid RGB integers. This code does not parse or validate a file.</w:t>
+        <w:br/>
+        <w:t># The simple mean is not a perceptual luminance formula.</w:t>
+        <w:br/>
+      </w:r>
+    </w:p>
+    <w:p>
+      <w:pPr>
+        <w:pStyle w:val="Heading2"/>
+      </w:pPr>
+      <w:r>
+        <w:t>Normal,boundary,malformed,missing-schema and value checks</w:t>
+      </w:r>
+    </w:p>
+    <w:tbl>
+      <w:tblPr>
+        <w:tblStyle w:val="LightShading-Accent1"/>
+        <w:tblW w:type="auto" w:w="0"/>
+        <w:tblLook w:firstColumn="1" w:firstRow="1" w:lastColumn="0" w:lastRow="0" w:noHBand="0" w:noVBand="1" w:val="04A0"/>
+      </w:tblPr>
+      <w:tblGrid>
+        <w:gridCol w:w="5112"/>
+        <w:gridCol w:w="5112"/>
+      </w:tblGrid>
+      <w:tr>
+        <w:trPr>
+          <w:tblHeader/>
+        </w:trPr>
+        <w:tc>
+          <w:tcPr>
+            <w:tcW w:type="dxa" w:w="5112"/>
+          </w:tcPr>
+          <w:p>
+            <w:r>
+              <w:t>Complete tensor/preprocessing probe</w:t>
+            </w:r>
+          </w:p>
+        </w:tc>
+        <w:tc>
+          <w:tcPr>
+            <w:tcW w:type="dxa" w:w="5112"/>
+          </w:tcPr>
+          <w:p>
+            <w:r>
+              <w:t>Expected answer / action</w:t>
+            </w:r>
+          </w:p>
+        </w:tc>
+      </w:tr>
+      <w:tr>
+        <w:tc>
+          <w:tcPr>
+            <w:tcW w:type="dxa" w:w="5112"/>
+          </w:tcPr>
+          <w:p>
+            <w:r>
+              <w:t>Normal main HWC/CHW round trip</w:t>
+            </w:r>
+          </w:p>
+        </w:tc>
+        <w:tc>
+          <w:tcPr>
+            <w:tcW w:type="dxa" w:w="5112"/>
+          </w:tcPr>
+          <w:p>
+            <w:r>
+              <w:t>2×2×3→3×2×2→sameoriginalimage</w:t>
+            </w:r>
+          </w:p>
+        </w:tc>
+      </w:tr>
+      <w:tr>
+        <w:tc>
+          <w:tcPr>
+            <w:tcW w:type="dxa" w:w="5112"/>
+          </w:tcPr>
+          <w:p>
+            <w:r>
+              <w:t>Top-left red test</w:t>
+            </w:r>
+          </w:p>
+        </w:tc>
+        <w:tc>
+          <w:tcPr>
+            <w:tcW w:type="dxa" w:w="5112"/>
+          </w:tcPr>
+          <w:p>
+            <w:r>
+              <w:t>Raw RGB[255, 0, 0], not swapped[0, 0, 255]</w:t>
+            </w:r>
+          </w:p>
+        </w:tc>
+      </w:tr>
+      <w:tr>
+        <w:tc>
+          <w:tcPr>
+            <w:tcW w:type="dxa" w:w="5112"/>
+          </w:tcPr>
+          <w:p>
+            <w:r>
+              <w:t>Zero/full channel boundaries</w:t>
+            </w:r>
+          </w:p>
+        </w:tc>
+        <w:tc>
+          <w:tcPr>
+            <w:tcW w:type="dxa" w:w="5112"/>
+          </w:tcPr>
+          <w:p>
+            <w:r>
+              <w:t>0/255=0, 255/255=1</w:t>
+            </w:r>
+          </w:p>
+        </w:tc>
+      </w:tr>
+      <w:tr>
+        <w:tc>
+          <w:tcPr>
+            <w:tcW w:type="dxa" w:w="5112"/>
+          </w:tcPr>
+          <w:p>
+            <w:r>
+              <w:t>Flatten first four HWC values</w:t>
+            </w:r>
+          </w:p>
+        </w:tc>
+        <w:tc>
+          <w:tcPr>
+            <w:tcW w:type="dxa" w:w="5112"/>
+          </w:tcPr>
+          <w:p>
+            <w:r>
+              <w:t>[255, 0, 0, 0]regroups towrongred[[255, 0], [0, 0]]; correct[[255, 0], [0, 255]]</w:t>
+            </w:r>
+          </w:p>
+        </w:tc>
+      </w:tr>
+      <w:tr>
+        <w:tc>
+          <w:tcPr>
+            <w:tcW w:type="dxa" w:w="5112"/>
+          </w:tcPr>
+          <w:p>
+            <w:r>
+              <w:t>Ragged row, missing channel or unknown RGB/BGR order</w:t>
+            </w:r>
+          </w:p>
+        </w:tc>
+        <w:tc>
+          <w:tcPr>
+            <w:tcW w:type="dxa" w:w="5112"/>
+          </w:tcPr>
+          <w:p>
+            <w:r>
+              <w:t>Outside declared rectangular RGB contract; inspect/reject/request schema before conversion</w:t>
+            </w:r>
+          </w:p>
+        </w:tc>
+      </w:tr>
+      <w:tr>
+        <w:tc>
+          <w:tcPr>
+            <w:tcW w:type="dxa" w:w="5112"/>
+          </w:tcPr>
+          <w:p>
+            <w:r>
+              <w:t>Five main images stacked NHWC</w:t>
+            </w:r>
+          </w:p>
+        </w:tc>
+        <w:tc>
+          <w:tcPr>
+            <w:tcW w:type="dxa" w:w="5112"/>
+          </w:tcPr>
+          <w:p>
+            <w:r>
+              <w:t>5×2×2×3=60 values; NCHW5×3×2×2</w:t>
+            </w:r>
+          </w:p>
+        </w:tc>
+      </w:tr>
+      <w:tr>
+        <w:tc>
+          <w:tcPr>
+            <w:tcW w:type="dxa" w:w="5112"/>
+          </w:tcPr>
+          <w:p>
+            <w:r>
+              <w:t>Already scaled full-red value 1 dividedagain</w:t>
+            </w:r>
+          </w:p>
+        </w:tc>
+        <w:tc>
+          <w:tcPr>
+            <w:tcW w:type="dxa" w:w="5112"/>
+          </w:tcPr>
+          <w:p>
+            <w:r>
+              <w:t>1/255≈.003922, not expected 1</w:t>
+            </w:r>
+          </w:p>
+        </w:tc>
+      </w:tr>
+      <w:tr>
+        <w:tc>
+          <w:tcPr>
+            <w:tcW w:type="dxa" w:w="5112"/>
+          </w:tcPr>
+          <w:p>
+            <w:r>
+              <w:t>Learned channel mean/spread instead of fixed division</w:t>
+            </w:r>
+          </w:p>
+        </w:tc>
+        <w:tc>
+          <w:tcPr>
+            <w:tcW w:type="dxa" w:w="5112"/>
+          </w:tcPr>
+          <w:p>
+            <w:r>
+              <w:t>Fit those statistics on training data only; record a different preprocessing rule</w:t>
+            </w:r>
+          </w:p>
+        </w:tc>
+      </w:tr>
+      <w:tr>
+        <w:tc>
+          <w:tcPr>
+            <w:tcW w:type="dxa" w:w="5112"/>
+          </w:tcPr>
+          <w:p>
+            <w:r>
+              <w:t>Correct shape alone</w:t>
+            </w:r>
+          </w:p>
+        </w:tc>
+        <w:tc>
+          <w:tcPr>
+            <w:tcW w:type="dxa" w:w="5112"/>
+          </w:tcPr>
+          <w:p>
+            <w:r>
+              <w:t>Still check channel names, a known pixel, value range, scale count and reversible layout</w:t>
+            </w:r>
+          </w:p>
+        </w:tc>
+      </w:tr>
+    </w:tbl>
+    <w:p>
+      <w:pPr>
+        <w:pStyle w:val="Heading2"/>
+      </w:pPr>
+      <w:r>
+        <w:t>Predict,convert,reconstruct and inspect actual values</w:t>
+      </w:r>
+    </w:p>
+    <w:p>
+      <w:pPr>
+        <w:pStyle w:val="ListNumber"/>
+      </w:pPr>
+      <w:r>
+        <w:t>Predict every plane and the two right-hand pixels before running or tracing the complete HWC/CHW program. Verify the full round trip and a known red/green/blue coordinate. Then use the complete scaling audit to compare one division, two divisions, RGB reversal and colour averaging. Keep raw/scaled status and original data with the record. The code assumes valid supplied arrays; it does not inspect arbitrary image files or validate missing channels. A shape match is one check, not proof of correct colour or preprocessing.</w:t>
+      </w:r>
+    </w:p>
+    <w:p>
+      <w:pPr>
+        <w:pStyle w:val="ListNumber"/>
+      </w:pPr>
+      <w:r>
+        <w:t>On paper, trace the supplied procedure. If code is provided, predict before running it in a local practice file. Never write an expected answer as though it were an observed run.</w:t>
+      </w:r>
+    </w:p>
+    <w:p>
+      <w:pPr>
+        <w:pStyle w:val="Heading2"/>
+      </w:pPr>
+      <w:r>
+        <w:t>Keep the evidence ledger</w:t>
       </w:r>
     </w:p>
     <w:tbl>
@@ -2699,7 +3634,15 @@
         <w:rPr>
           <w:b w:val="0"/>
         </w:rPr>
-        <w:t>On paper, trace the supplied procedure. If code is provided, predict before running it in a local practice file. Never write an expected answer as though it were an observed run.</w:t>
+        <w:t>Before trying: what do I expect, and why? While trying: which step could first go wrong? Afterwards: what did I actually observe, and what should change? Keep “not run” if you only traced the procedure.</w:t>
+      </w:r>
+    </w:p>
+    <w:p>
+      <w:pPr>
+        <w:pStyle w:val="Heading2"/>
+      </w:pPr>
+      <w:r>
+        <w:t>Earlier wording, alternatives and picture transcripts · reference / check after trying</w:t>
       </w:r>
     </w:p>
     <w:p>
@@ -2707,7 +3650,36 @@
         <w:pStyle w:val="Heading3"/>
       </w:pPr>
       <w:r>
+        <w:t>Predict, investigate and preserve the evidence</w:t>
+      </w:r>
+    </w:p>
+    <w:p>
+      <w:pPr>
+        <w:pStyle w:val="Heading3"/>
+      </w:pPr>
+      <w:r>
         <w:t>Plan → try → check</w:t>
+      </w:r>
+    </w:p>
+    <w:p>
+      <w:pPr>
+        <w:pStyle w:val="Heading1"/>
+      </w:pPr>
+      <w:r>
+        <w:t>14. Try alone: convert a different tiny image and batch</w:t>
+      </w:r>
+    </w:p>
+    <w:p>
+      <w:r>
+        <w:t>Use its height,width,pixel values and copy count.</w:t>
+      </w:r>
+    </w:p>
+    <w:p>
+      <w:pPr>
+        <w:pStyle w:val="Heading2"/>
+      </w:pPr>
+      <w:r>
+        <w:t>Complete new independent image and task</w:t>
       </w:r>
     </w:p>
     <w:p>
@@ -2718,28 +3690,7 @@
         <w:rPr>
           <w:b w:val="0"/>
         </w:rPr>
-        <w:t>Before trying: what do I expect, and why? While trying: which step could first go wrong? Afterwards: what did I actually observe, and what should change? Keep “not run” if you only traced the procedure.</w:t>
-      </w:r>
-    </w:p>
-    <w:p>
-      <w:pPr>
-        <w:pStyle w:val="Heading1"/>
-      </w:pPr>
-      <w:r>
-        <w:t>10. Build your understanding</w:t>
-      </w:r>
-    </w:p>
-    <w:p>
-      <w:r>
-        <w:t>Move from recall to tracing, diagnosis and transfer in Image tensors and channels. Explain why each step is justified.</w:t>
-      </w:r>
-    </w:p>
-    <w:p>
-      <w:pPr>
-        <w:pStyle w:val="Heading3"/>
-      </w:pPr>
-      <w:r>
-        <w:t>Explain → apply → challenge</w:t>
+        <w:t>A one-row two-column RGB image has pixels [10, 20, 30] then [40, 50, 60]. State its HWC shape and all three CHW planes. Give the green value at row 0 column 1 in both layouts.</w:t>
       </w:r>
     </w:p>
     <w:p>
@@ -2750,7 +3701,7 @@
         <w:rPr>
           <w:b w:val="0"/>
         </w:rPr>
-        <w:t xml:space="preserve">For the lesson image, give image[1][0], image[1][0][2], the HWC shape, pixel count and number of </w:t>
+        <w:t xml:space="preserve">A batch contains four copies: give its NHWC shape and total </w:t>
       </w:r>
       <w:r>
         <w:rPr>
@@ -2762,19 +3713,77 @@
         <w:rPr>
           <w:b w:val="0"/>
         </w:rPr>
-        <w:t xml:space="preserve"> values.</w:t>
+        <w:t>-value count.</w:t>
+      </w:r>
+    </w:p>
+    <w:p>
+      <w:pPr>
+        <w:pStyle w:val="Heading2"/>
+      </w:pPr>
+      <w:r>
+        <w:t>First attempt and support record</w:t>
+      </w:r>
+    </w:p>
+    <w:p>
+      <w:pPr>
+        <w:pStyle w:val="Heading3"/>
+      </w:pPr>
+      <w:r>
+        <w:t>My independent explanation, trace and limits</w:t>
+      </w:r>
+    </w:p>
+    <w:p>
+      <w:r>
+        <w:t>________________________________________________________________</w:t>
+      </w:r>
+    </w:p>
+    <w:p>
+      <w:r>
+        <w:t>________________________________________________________________</w:t>
+      </w:r>
+    </w:p>
+    <w:p>
+      <w:r>
+        <w:t>________________________________________________________________</w:t>
+      </w:r>
+    </w:p>
+    <w:p>
+      <w:r>
+        <w:t>________________________________________________________________</w:t>
+      </w:r>
+    </w:p>
+    <w:p>
+      <w:r>
+        <w:t>________________________________________________________________</w:t>
+      </w:r>
+    </w:p>
+    <w:p>
+      <w:r>
+        <w:t>________________________________________________________________</w:t>
+      </w:r>
+    </w:p>
+    <w:p>
+      <w:r>
+        <w:t>________________________________________________________________</w:t>
       </w:r>
     </w:p>
     <w:p>
       <w:pPr>
         <w:spacing w:line="336" w:lineRule="auto" w:after="180"/>
-        <w:shd w:fill="F5F1FB"/>
       </w:pPr>
       <w:r>
         <w:rPr>
           <w:b w:val="0"/>
         </w:rPr>
-        <w:t>Scale [255, 128, 0] by 255, keeping the middle value as a fraction. Then calculate the classroom RGB means of pure red and pure green. Which operation loses the distinction between those colours?</w:t>
+        <w:t>Attempt this case before feedback. Record any help. Earlier examples below are further practice; a case already practised with feedback cannot establish fresh transfer.</w:t>
+      </w:r>
+    </w:p>
+    <w:p>
+      <w:pPr>
+        <w:pStyle w:val="Heading2"/>
+      </w:pPr>
+      <w:r>
+        <w:t>Use feedback after trying</w:t>
       </w:r>
     </w:p>
     <w:p>
@@ -2785,7 +3794,26 @@
         <w:rPr>
           <w:b w:val="0"/>
         </w:rPr>
-        <w:t>The lesson image is loaded with red and blue exchanged, then scaled twice. Give two expected checks that would expose these errors even though the shape is correct.</w:t>
+        <w:t>Attempt the independent case before hints. Record whether you worked alone, used a hint or followed a model. After feedback, fix the first unsupported step and explain why it changed.</w:t>
+      </w:r>
+    </w:p>
+    <w:p>
+      <w:pPr>
+        <w:spacing w:line="336" w:lineRule="auto" w:after="180"/>
+      </w:pPr>
+      <w:r>
+        <w:rPr>
+          <w:b w:val="0"/>
+        </w:rPr>
+        <w:t>A later check uses a changed case, not a copied answer.</w:t>
+      </w:r>
+    </w:p>
+    <w:p>
+      <w:pPr>
+        <w:pStyle w:val="Heading2"/>
+      </w:pPr>
+      <w:r>
+        <w:t>Earlier wording, alternatives and picture transcripts · reference / check after trying</w:t>
       </w:r>
     </w:p>
     <w:p>
@@ -2793,7 +3821,57 @@
         <w:pStyle w:val="Heading3"/>
       </w:pPr>
       <w:r>
-        <w:t>Explain which evidence supports your conclusion and which claim remains unproved.</w:t>
+        <w:t>Independent case: Convert a new image independently</w:t>
+      </w:r>
+    </w:p>
+    <w:p>
+      <w:pPr>
+        <w:pStyle w:val="Heading3"/>
+      </w:pPr>
+      <w:r>
+        <w:t>Attempt this without hints</w:t>
+      </w:r>
+    </w:p>
+    <w:p>
+      <w:pPr>
+        <w:spacing w:line="336" w:lineRule="auto" w:after="180"/>
+      </w:pPr>
+      <w:r>
+        <w:rPr>
+          <w:b w:val="0"/>
+        </w:rPr>
+        <w:t>A one-row two-column RGB image has pixels [10, 20, 30] then [40, 50, 60]. State its HWC shape and all three CHW planes. Give the green value at row 0 column 1 in both layouts.</w:t>
+      </w:r>
+    </w:p>
+    <w:p>
+      <w:pPr>
+        <w:spacing w:line="336" w:lineRule="auto" w:after="180"/>
+      </w:pPr>
+      <w:r>
+        <w:rPr>
+          <w:b w:val="0"/>
+        </w:rPr>
+        <w:t xml:space="preserve">A batch contains four copies: give its NHWC shape and total </w:t>
+      </w:r>
+      <w:r>
+        <w:rPr>
+          <w:b/>
+        </w:rPr>
+        <w:t>channel</w:t>
+      </w:r>
+      <w:r>
+        <w:rPr>
+          <w:b w:val="0"/>
+        </w:rPr>
+        <w:t>-value count.</w:t>
+      </w:r>
+    </w:p>
+    <w:p>
+      <w:pPr>
+        <w:pStyle w:val="Heading3"/>
+      </w:pPr>
+      <w:r>
+        <w:t>My independent procedure, result and limitation</w:t>
       </w:r>
     </w:p>
     <w:p>
@@ -2822,16 +3900,58 @@
       </w:r>
     </w:p>
     <w:p>
+      <w:r>
+        <w:t>________________________________________________________________</w:t>
+      </w:r>
+    </w:p>
+    <w:p>
+      <w:r>
+        <w:t>________________________________________________________________</w:t>
+      </w:r>
+    </w:p>
+    <w:p>
+      <w:r>
+        <w:t>________________________________________________________________</w:t>
+      </w:r>
+    </w:p>
+    <w:p>
+      <w:pPr>
+        <w:spacing w:line="336" w:lineRule="auto" w:after="180"/>
+      </w:pPr>
+      <w:r>
+        <w:rPr>
+          <w:b w:val="0"/>
+        </w:rPr>
+        <w:t>Record support used: none, hint or teacher explanation. After feedback, a different case is needed to demonstrate independence.</w:t>
+      </w:r>
+    </w:p>
+    <w:p>
+      <w:pPr>
+        <w:pStyle w:val="Heading3"/>
+      </w:pPr>
+      <w:r>
+        <w:t>Use feedback to improve</w:t>
+      </w:r>
+    </w:p>
+    <w:p>
       <w:pPr>
         <w:pStyle w:val="Heading1"/>
       </w:pPr>
       <w:r>
-        <w:t>11. Connect your project</w:t>
-      </w:r>
-    </w:p>
-    <w:p>
-      <w:r>
-        <w:t>Apply this week’s idea to Image-pattern Network Investigation. Keep an annotated decision and the evidence supporting it.</w:t>
+        <w:t>11. Save every axis name and preprocessing convention</w:t>
+      </w:r>
+    </w:p>
+    <w:p>
+      <w:r>
+        <w:t>The project record should let a reader track the same pixel through the pipeline.</w:t>
+      </w:r>
+    </w:p>
+    <w:p>
+      <w:pPr>
+        <w:pStyle w:val="Heading2"/>
+      </w:pPr>
+      <w:r>
+        <w:t>Project artifact and evidence table</w:t>
       </w:r>
     </w:p>
     <w:p>
@@ -3046,10 +4166,10 @@
     </w:tbl>
     <w:p>
       <w:pPr>
-        <w:pStyle w:val="Heading3"/>
-      </w:pPr>
-      <w:r>
-        <w:t>Evidence for your project</w:t>
+        <w:pStyle w:val="Heading2"/>
+      </w:pPr>
+      <w:r>
+        <w:t>Actual run/trace and limits</w:t>
       </w:r>
     </w:p>
     <w:p>
@@ -3088,15 +4208,88 @@
     </w:p>
     <w:p>
       <w:pPr>
+        <w:pStyle w:val="Heading2"/>
+      </w:pPr>
+      <w:r>
+        <w:t>Earlier wording, alternatives and picture transcripts · reference / check after trying</w:t>
+      </w:r>
+    </w:p>
+    <w:p>
+      <w:pPr>
+        <w:pStyle w:val="Heading3"/>
+      </w:pPr>
+      <w:r>
+        <w:t>Evidence for your project</w:t>
+      </w:r>
+    </w:p>
+    <w:p>
+      <w:pPr>
         <w:pStyle w:val="Heading1"/>
       </w:pPr>
       <w:r>
-        <w:t>12. Show what you know</w:t>
-      </w:r>
-    </w:p>
-    <w:p>
-      <w:r>
-        <w:t>Use a genuinely new case for independent evidence. Previously discussed examples remain practice; use the separately named independent case before feedback.</w:t>
+        <w:t>16. Finish with one preserved pixel and one information-losing operation</w:t>
+      </w:r>
+    </w:p>
+    <w:p>
+      <w:r>
+        <w:t>Explain why axes,channels and value conventions belong together.</w:t>
+      </w:r>
+    </w:p>
+    <w:p>
+      <w:pPr>
+        <w:pStyle w:val="Heading2"/>
+      </w:pPr>
+      <w:r>
+        <w:t>Retrieve and explain</w:t>
+      </w:r>
+    </w:p>
+    <w:p>
+      <w:pPr>
+        <w:pStyle w:val="ListBullet"/>
+      </w:pPr>
+      <w:r>
+        <w:t>Close your notes. Explain this goal in your own words: Read a pixel using declared row column and channel axes</w:t>
+      </w:r>
+    </w:p>
+    <w:p>
+      <w:pPr>
+        <w:pStyle w:val="Heading3"/>
+      </w:pPr>
+      <w:r>
+        <w:t>My deciding step, evidence and one remaining question</w:t>
+      </w:r>
+    </w:p>
+    <w:p>
+      <w:r>
+        <w:t>________________________________________________________________</w:t>
+      </w:r>
+    </w:p>
+    <w:p>
+      <w:r>
+        <w:t>________________________________________________________________</w:t>
+      </w:r>
+    </w:p>
+    <w:p>
+      <w:r>
+        <w:t>________________________________________________________________</w:t>
+      </w:r>
+    </w:p>
+    <w:p>
+      <w:r>
+        <w:t>________________________________________________________________</w:t>
+      </w:r>
+    </w:p>
+    <w:p>
+      <w:r>
+        <w:t>________________________________________________________________</w:t>
+      </w:r>
+    </w:p>
+    <w:p>
+      <w:pPr>
+        <w:pStyle w:val="Heading2"/>
+      </w:pPr>
+      <w:r>
+        <w:t>Plan a changed-case return</w:t>
       </w:r>
     </w:p>
     <w:p>
@@ -3107,31 +4300,31 @@
         <w:rPr>
           <w:b w:val="0"/>
         </w:rPr>
-        <w:t xml:space="preserve">Stacking five same-size HWC images adds a leading example axis N. This batch has shape 5 by 2 by 2 by 3 and contains 60 </w:t>
+        <w:t xml:space="preserve">If you are unsure, return to the worked picture and explain one arrow. If you are ready, change an </w:t>
       </w:r>
       <w:r>
         <w:rPr>
           <w:b/>
         </w:rPr>
-        <w:t>channel</w:t>
+        <w:t>input</w:t>
       </w:r>
       <w:r>
         <w:rPr>
           <w:b w:val="0"/>
         </w:rPr>
-        <w:t xml:space="preserve"> values. With </w:t>
+        <w:t xml:space="preserve"> or assumption and justify your </w:t>
       </w:r>
       <w:r>
         <w:rPr>
           <w:b/>
         </w:rPr>
-        <w:t>channel</w:t>
+        <w:t>prediction</w:t>
       </w:r>
       <w:r>
         <w:rPr>
           <w:b w:val="0"/>
         </w:rPr>
-        <w:t>-first images, its shape is 5 by 3 by 2 by 2.</w:t>
+        <w:t>.</w:t>
       </w:r>
     </w:p>
     <w:p>
@@ -3142,26 +4335,317 @@
         <w:rPr>
           <w:b w:val="0"/>
         </w:rPr>
-        <w:t xml:space="preserve">The example axis is not another colour </w:t>
+        <w:t xml:space="preserve">Save your workbook </w:t>
       </w:r>
       <w:r>
         <w:rPr>
           <w:b/>
         </w:rPr>
-        <w:t>channel</w:t>
+        <w:t>evidence</w:t>
       </w:r>
       <w:r>
         <w:rPr>
           <w:b w:val="0"/>
         </w:rPr>
-        <w:t>. Every axis must keep its meaning through the model.</w:t>
-      </w:r>
-    </w:p>
+        <w:t>. At the next review, try a different case before opening your old answer.</w:t>
+      </w:r>
+    </w:p>
+    <w:p>
+      <w:pPr>
+        <w:pStyle w:val="Heading1"/>
+      </w:pPr>
+      <w:r>
+        <w:t>Reference bank and extra practice</w:t>
+      </w:r>
+    </w:p>
+    <w:p>
+      <w:pPr>
+        <w:pStyle w:val="Heading1"/>
+      </w:pPr>
+      <w:r>
+        <w:t>05. Reference · Use the mathematical words precisely</w:t>
+      </w:r>
+    </w:p>
+    <w:p>
+      <w:r>
+        <w:t>Connect each term to a value or step in the current example.</w:t>
+      </w:r>
+    </w:p>
+    <w:p>
+      <w:pPr>
+        <w:pStyle w:val="Heading2"/>
+      </w:pPr>
+      <w:r>
+        <w:t>Vocabulary and your explanation</w:t>
+      </w:r>
+    </w:p>
+    <w:tbl>
+      <w:tblPr>
+        <w:tblStyle w:val="LightShading-Accent1"/>
+        <w:tblW w:type="auto" w:w="0"/>
+        <w:tblLook w:firstColumn="1" w:firstRow="1" w:lastColumn="0" w:lastRow="0" w:noHBand="0" w:noVBand="1" w:val="04A0"/>
+      </w:tblPr>
+      <w:tblGrid>
+        <w:gridCol w:w="5112"/>
+        <w:gridCol w:w="5112"/>
+      </w:tblGrid>
+      <w:tr>
+        <w:trPr>
+          <w:tblHeader/>
+        </w:trPr>
+        <w:tc>
+          <w:tcPr>
+            <w:tcW w:type="dxa" w:w="5112"/>
+          </w:tcPr>
+          <w:p>
+            <w:r>
+              <w:t>Word</w:t>
+            </w:r>
+          </w:p>
+        </w:tc>
+        <w:tc>
+          <w:tcPr>
+            <w:tcW w:type="dxa" w:w="5112"/>
+          </w:tcPr>
+          <w:p>
+            <w:r>
+              <w:t>Meaning</w:t>
+            </w:r>
+          </w:p>
+        </w:tc>
+      </w:tr>
+      <w:tr>
+        <w:tc>
+          <w:tcPr>
+            <w:tcW w:type="dxa" w:w="5112"/>
+          </w:tcPr>
+          <w:p>
+            <w:r>
+              <w:t>Tensor</w:t>
+            </w:r>
+          </w:p>
+        </w:tc>
+        <w:tc>
+          <w:tcPr>
+            <w:tcW w:type="dxa" w:w="5112"/>
+          </w:tcPr>
+          <w:p>
+            <w:r>
+              <w:t>A numerical array with a declared set of axes</w:t>
+            </w:r>
+          </w:p>
+        </w:tc>
+      </w:tr>
+      <w:tr>
+        <w:tc>
+          <w:tcPr>
+            <w:tcW w:type="dxa" w:w="5112"/>
+          </w:tcPr>
+          <w:p>
+            <w:r>
+              <w:t>Channel</w:t>
+            </w:r>
+          </w:p>
+        </w:tc>
+        <w:tc>
+          <w:tcPr>
+            <w:tcW w:type="dxa" w:w="5112"/>
+          </w:tcPr>
+          <w:p>
+            <w:r>
+              <w:t>One component plane of an image such as red green or blue</w:t>
+            </w:r>
+          </w:p>
+        </w:tc>
+      </w:tr>
+      <w:tr>
+        <w:tc>
+          <w:tcPr>
+            <w:tcW w:type="dxa" w:w="5112"/>
+          </w:tcPr>
+          <w:p>
+            <w:r>
+              <w:t>Axis order</w:t>
+            </w:r>
+          </w:p>
+        </w:tc>
+        <w:tc>
+          <w:tcPr>
+            <w:tcW w:type="dxa" w:w="5112"/>
+          </w:tcPr>
+          <w:p>
+            <w:r>
+              <w:t>The sequence of meanings assigned to array dimensions</w:t>
+            </w:r>
+          </w:p>
+        </w:tc>
+      </w:tr>
+      <w:tr>
+        <w:tc>
+          <w:tcPr>
+            <w:tcW w:type="dxa" w:w="5112"/>
+          </w:tcPr>
+          <w:p>
+            <w:r>
+              <w:t>Value scaling</w:t>
+            </w:r>
+          </w:p>
+        </w:tc>
+        <w:tc>
+          <w:tcPr>
+            <w:tcW w:type="dxa" w:w="5112"/>
+          </w:tcPr>
+          <w:p>
+            <w:r>
+              <w:t>A declared numerical conversion applied to stored values</w:t>
+            </w:r>
+          </w:p>
+        </w:tc>
+      </w:tr>
+    </w:tbl>
     <w:p>
       <w:pPr>
         <w:pStyle w:val="Heading3"/>
       </w:pPr>
       <w:r>
+        <w:t>Use two terms to explain a step in this week’s example.</w:t>
+      </w:r>
+    </w:p>
+    <w:p>
+      <w:r>
+        <w:t>________________________________________________________________</w:t>
+      </w:r>
+    </w:p>
+    <w:p>
+      <w:r>
+        <w:t>________________________________________________________________</w:t>
+      </w:r>
+    </w:p>
+    <w:p>
+      <w:r>
+        <w:t>________________________________________________________________</w:t>
+      </w:r>
+    </w:p>
+    <w:p>
+      <w:pPr>
+        <w:pStyle w:val="Heading1"/>
+      </w:pPr>
+      <w:r>
+        <w:t>10. Extra challenge · Explain a stronger case</w:t>
+      </w:r>
+    </w:p>
+    <w:p>
+      <w:r>
+        <w:t>Choose the next challenge after the main route.</w:t>
+      </w:r>
+    </w:p>
+    <w:p>
+      <w:pPr>
+        <w:pStyle w:val="Heading2"/>
+      </w:pPr>
+      <w:r>
+        <w:t>Explain,repair and extend</w:t>
+      </w:r>
+    </w:p>
+    <w:p>
+      <w:pPr>
+        <w:pStyle w:val="Heading3"/>
+      </w:pPr>
+      <w:r>
+        <w:t>Explain → apply → challenge</w:t>
+      </w:r>
+    </w:p>
+    <w:p>
+      <w:pPr>
+        <w:pStyle w:val="ListBullet"/>
+      </w:pPr>
+      <w:r>
+        <w:t>For the lesson image, give image[1][0], image[1][0][2], the HWC shape, pixel count and number of channel values.</w:t>
+      </w:r>
+    </w:p>
+    <w:p>
+      <w:pPr>
+        <w:pStyle w:val="ListBullet"/>
+      </w:pPr>
+      <w:r>
+        <w:t>Scale [255, 128, 0] by 255, keeping the middle value as a fraction. Then calculate the classroom RGB means of pure red and pure green. Which operation loses the distinction between those colours?</w:t>
+      </w:r>
+    </w:p>
+    <w:p>
+      <w:pPr>
+        <w:pStyle w:val="ListBullet"/>
+      </w:pPr>
+      <w:r>
+        <w:t>The lesson image is loaded with red and blue exchanged, then scaled twice. Give two expected checks that would expose these errors even though the shape is correct.</w:t>
+      </w:r>
+    </w:p>
+    <w:p>
+      <w:pPr>
+        <w:pStyle w:val="Heading3"/>
+      </w:pPr>
+      <w:r>
+        <w:t>Explain which evidence supports your conclusion and which claim remains unproved.</w:t>
+      </w:r>
+    </w:p>
+    <w:p>
+      <w:r>
+        <w:t>________________________________________________________________</w:t>
+      </w:r>
+    </w:p>
+    <w:p>
+      <w:r>
+        <w:t>________________________________________________________________</w:t>
+      </w:r>
+    </w:p>
+    <w:p>
+      <w:r>
+        <w:t>________________________________________________________________</w:t>
+      </w:r>
+    </w:p>
+    <w:p>
+      <w:r>
+        <w:t>________________________________________________________________</w:t>
+      </w:r>
+    </w:p>
+    <w:p>
+      <w:r>
+        <w:t>________________________________________________________________</w:t>
+      </w:r>
+    </w:p>
+    <w:p>
+      <w:pPr>
+        <w:pStyle w:val="Heading1"/>
+      </w:pPr>
+      <w:r>
+        <w:t>12. Reference · Check the representation and its limits</w:t>
+      </w:r>
+    </w:p>
+    <w:p>
+      <w:r>
+        <w:t>Use after practice;reserve the new independent one-row two-pixel image and four-image batch for the first individual attempt.</w:t>
+      </w:r>
+    </w:p>
+    <w:p>
+      <w:pPr>
+        <w:pStyle w:val="Heading2"/>
+      </w:pPr>
+      <w:r>
+        <w:t>Current explanation and response</w:t>
+      </w:r>
+    </w:p>
+    <w:p>
+      <w:pPr>
+        <w:pStyle w:val="ListBullet"/>
+      </w:pPr>
+      <w:r>
+        <w:t>Stacking five same-size HWC images adds a leading example axis N. This batch has shape 5 by 2 by 2 by 3 and contains 60 channel values. With channel-first images, its shape is 5 by 3 by 2 by 2. The example axis is not another colour channel. Every axis must keep its meaning through the model.</w:t>
+      </w:r>
+    </w:p>
+    <w:p>
+      <w:pPr>
+        <w:pStyle w:val="Heading3"/>
+      </w:pPr>
+      <w:r>
         <w:t>A loader returns the expected shape, but red and blue channels were exchanged and already scaled values were divided by 255 again. Does the shape check establish correctness? Name an exact pixel check and a value check that expose these faults.</w:t>
       </w:r>
     </w:p>
@@ -3187,46 +4671,17 @@
     </w:p>
     <w:p>
       <w:pPr>
-        <w:spacing w:line="336" w:lineRule="auto" w:after="180"/>
-      </w:pPr>
-      <w:r>
-        <w:rPr>
-          <w:b w:val="0"/>
-        </w:rPr>
-        <w:t xml:space="preserve">Use a tiny known image, named axis meanings and expected </w:t>
-      </w:r>
-      <w:r>
-        <w:rPr>
-          <w:b/>
-        </w:rPr>
-        <w:t>channel</w:t>
-      </w:r>
-      <w:r>
-        <w:rPr>
-          <w:b w:val="0"/>
-        </w:rPr>
-        <w:t xml:space="preserve"> values to check a pipeline. Keep original images when testing transformations.</w:t>
-      </w:r>
-    </w:p>
-    <w:p>
-      <w:pPr>
-        <w:spacing w:line="336" w:lineRule="auto" w:after="180"/>
-      </w:pPr>
-      <w:r>
-        <w:rPr>
-          <w:b w:val="0"/>
-        </w:rPr>
-        <w:t>Flattening can be reversed if shape and traversal order are retained; averaging colours generally cannot. Next week reads small neighbourhoods with a convolution operation.</w:t>
-      </w:r>
-    </w:p>
-    <w:p>
-      <w:pPr>
-        <w:spacing w:line="336" w:lineRule="auto" w:after="180"/>
-      </w:pPr>
-      <w:r>
-        <w:rPr>
-          <w:b w:val="0"/>
-        </w:rPr>
+        <w:pStyle w:val="ListBullet"/>
+      </w:pPr>
+      <w:r>
+        <w:t>Use a tiny known image, named axis meanings and expected channel values to check a pipeline. Keep original images when testing transformations. Flattening can be reversed if shape and traversal order are retained; averaging colours generally cannot. Next week reads small neighbourhoods with a convolution operation.</w:t>
+      </w:r>
+    </w:p>
+    <w:p>
+      <w:pPr>
+        <w:pStyle w:val="ListBullet"/>
+      </w:pPr>
+      <w:r>
         <w:t>The lesson image is loaded with red and blue exchanged, then scaled twice. Give two expected checks that would expose these errors even though the shape is correct.</w:t>
       </w:r>
     </w:p>
@@ -3263,12 +4718,20 @@
         <w:pStyle w:val="Heading1"/>
       </w:pPr>
       <w:r>
-        <w:t>13. Study a complete case</w:t>
-      </w:r>
-    </w:p>
-    <w:p>
-      <w:r>
-        <w:t>Revisit the complete Image tensors and channels case for supported practice. Repeated examples do not become fresh assessments.</w:t>
+        <w:t>13. Extra practice · Revisit the complete trace</w:t>
+      </w:r>
+    </w:p>
+    <w:p>
+      <w:r>
+        <w:t>Predict before reading the supplied steps.</w:t>
+      </w:r>
+    </w:p>
+    <w:p>
+      <w:pPr>
+        <w:pStyle w:val="Heading2"/>
+      </w:pPr>
+      <w:r>
+        <w:t>Complete trace and evidence</w:t>
       </w:r>
     </w:p>
     <w:p>
@@ -3501,252 +4964,20 @@
         <w:pStyle w:val="Heading1"/>
       </w:pPr>
       <w:r>
-        <w:t>14. Try a new case independently</w:t>
-      </w:r>
-    </w:p>
-    <w:p>
-      <w:r>
-        <w:t>Attempt the reserved new case before feedback. Record support; the earlier examples below remain additional practice.</w:t>
-      </w:r>
-    </w:p>
-    <w:p>
-      <w:pPr>
-        <w:pStyle w:val="Heading3"/>
-      </w:pPr>
-      <w:r>
-        <w:t>Independent case: Convert a new image independently</w:t>
-      </w:r>
-    </w:p>
-    <w:p>
-      <w:pPr>
-        <w:spacing w:line="336" w:lineRule="auto" w:after="180"/>
-      </w:pPr>
-      <w:r>
-        <w:rPr>
-          <w:b w:val="0"/>
-        </w:rPr>
-        <w:t>A one-row two-column RGB image has pixels [10, 20, 30] then [40, 50, 60]. State its HWC shape and all three CHW planes. Give the green value at row 0 column 1 in both layouts.</w:t>
-      </w:r>
-    </w:p>
-    <w:p>
-      <w:pPr>
-        <w:spacing w:line="336" w:lineRule="auto" w:after="180"/>
-      </w:pPr>
-      <w:r>
-        <w:rPr>
-          <w:b w:val="0"/>
-        </w:rPr>
-        <w:t xml:space="preserve">A batch contains four copies: give its NHWC shape and total </w:t>
-      </w:r>
-      <w:r>
-        <w:rPr>
-          <w:b/>
-        </w:rPr>
-        <w:t>channel</w:t>
-      </w:r>
-      <w:r>
-        <w:rPr>
-          <w:b w:val="0"/>
-        </w:rPr>
-        <w:t>-value count.</w:t>
-      </w:r>
-    </w:p>
-    <w:p>
-      <w:pPr>
-        <w:pStyle w:val="Heading3"/>
-      </w:pPr>
-      <w:r>
-        <w:t>My independent explanation, trace and limits</w:t>
-      </w:r>
-    </w:p>
-    <w:p>
-      <w:r>
-        <w:t>________________________________________________________________</w:t>
-      </w:r>
-    </w:p>
-    <w:p>
-      <w:r>
-        <w:t>________________________________________________________________</w:t>
-      </w:r>
-    </w:p>
-    <w:p>
-      <w:r>
-        <w:t>________________________________________________________________</w:t>
-      </w:r>
-    </w:p>
-    <w:p>
-      <w:r>
-        <w:t>________________________________________________________________</w:t>
-      </w:r>
-    </w:p>
-    <w:p>
-      <w:r>
-        <w:t>________________________________________________________________</w:t>
-      </w:r>
-    </w:p>
-    <w:p>
-      <w:r>
-        <w:t>________________________________________________________________</w:t>
-      </w:r>
-    </w:p>
-    <w:p>
-      <w:r>
-        <w:t>________________________________________________________________</w:t>
-      </w:r>
-    </w:p>
-    <w:p>
-      <w:pPr>
-        <w:spacing w:line="336" w:lineRule="auto" w:after="180"/>
-      </w:pPr>
-      <w:r>
-        <w:rPr>
-          <w:b w:val="0"/>
-        </w:rPr>
-        <w:t>Attempt this case before feedback. Record any help. Earlier examples below are further practice; a case already practised with feedback cannot establish fresh transfer.</w:t>
-      </w:r>
-    </w:p>
-    <w:p>
-      <w:pPr>
-        <w:pStyle w:val="Heading3"/>
-      </w:pPr>
-      <w:r>
-        <w:t>Attempt this without hints</w:t>
-      </w:r>
-    </w:p>
-    <w:p>
-      <w:pPr>
-        <w:spacing w:line="336" w:lineRule="auto" w:after="180"/>
-      </w:pPr>
-      <w:r>
-        <w:rPr>
-          <w:b w:val="0"/>
-        </w:rPr>
-        <w:t>A one-row two-column RGB image has pixels [10, 20, 30] then [40, 50, 60]. State its HWC shape and all three CHW planes. Give the green value at row 0 column 1 in both layouts.</w:t>
-      </w:r>
-    </w:p>
-    <w:p>
-      <w:pPr>
-        <w:spacing w:line="336" w:lineRule="auto" w:after="180"/>
-      </w:pPr>
-      <w:r>
-        <w:rPr>
-          <w:b w:val="0"/>
-        </w:rPr>
-        <w:t xml:space="preserve">A batch contains four copies: give its NHWC shape and total </w:t>
-      </w:r>
-      <w:r>
-        <w:rPr>
-          <w:b/>
-        </w:rPr>
-        <w:t>channel</w:t>
-      </w:r>
-      <w:r>
-        <w:rPr>
-          <w:b w:val="0"/>
-        </w:rPr>
-        <w:t>-value count.</w:t>
-      </w:r>
-    </w:p>
-    <w:p>
-      <w:pPr>
-        <w:pStyle w:val="Heading3"/>
-      </w:pPr>
-      <w:r>
-        <w:t>My independent procedure, result and limitation</w:t>
-      </w:r>
-    </w:p>
-    <w:p>
-      <w:r>
-        <w:t>________________________________________________________________</w:t>
-      </w:r>
-    </w:p>
-    <w:p>
-      <w:r>
-        <w:t>________________________________________________________________</w:t>
-      </w:r>
-    </w:p>
-    <w:p>
-      <w:r>
-        <w:t>________________________________________________________________</w:t>
-      </w:r>
-    </w:p>
-    <w:p>
-      <w:r>
-        <w:t>________________________________________________________________</w:t>
-      </w:r>
-    </w:p>
-    <w:p>
-      <w:r>
-        <w:t>________________________________________________________________</w:t>
-      </w:r>
-    </w:p>
-    <w:p>
-      <w:r>
-        <w:t>________________________________________________________________</w:t>
-      </w:r>
-    </w:p>
-    <w:p>
-      <w:r>
-        <w:t>________________________________________________________________</w:t>
-      </w:r>
-    </w:p>
-    <w:p>
-      <w:r>
-        <w:t>________________________________________________________________</w:t>
-      </w:r>
-    </w:p>
-    <w:p>
-      <w:pPr>
-        <w:spacing w:line="336" w:lineRule="auto" w:after="180"/>
-      </w:pPr>
-      <w:r>
-        <w:rPr>
-          <w:b w:val="0"/>
-        </w:rPr>
-        <w:t>Record support used: none, hint or teacher explanation. After feedback, a different case is needed to demonstrate independence.</w:t>
-      </w:r>
-    </w:p>
-    <w:p>
-      <w:pPr>
-        <w:pStyle w:val="Heading3"/>
-      </w:pPr>
-      <w:r>
-        <w:t>Use feedback to improve</w:t>
-      </w:r>
-    </w:p>
-    <w:p>
-      <w:pPr>
-        <w:spacing w:line="336" w:lineRule="auto" w:after="180"/>
-      </w:pPr>
-      <w:r>
-        <w:rPr>
-          <w:b w:val="0"/>
-        </w:rPr>
-        <w:t>Attempt the independent case before hints. Record whether you worked alone, used a hint or followed a model. After feedback, fix the first unsupported step and explain why it changed.</w:t>
-      </w:r>
-    </w:p>
-    <w:p>
-      <w:pPr>
-        <w:spacing w:line="336" w:lineRule="auto" w:after="180"/>
-      </w:pPr>
-      <w:r>
-        <w:rPr>
-          <w:b w:val="0"/>
-        </w:rPr>
-        <w:t>A later check uses a changed case, not a copied answer.</w:t>
-      </w:r>
-    </w:p>
-    <w:p>
-      <w:pPr>
-        <w:pStyle w:val="Heading1"/>
-      </w:pPr>
-      <w:r>
-        <w:t>15. Your lesson route</w:t>
-      </w:r>
-    </w:p>
-    <w:p>
-      <w:r>
-        <w:t>Use this map to navigate Image tensors and channels, connect the goals to tasks and keep one evidence record for each attempt.</w:t>
+        <w:t>15. Reference · The earlier route checklist</w:t>
+      </w:r>
+    </w:p>
+    <w:p>
+      <w:r>
+        <w:t>Use one main route rather than repeating the lesson.</w:t>
+      </w:r>
+    </w:p>
+    <w:p>
+      <w:pPr>
+        <w:pStyle w:val="Heading2"/>
+      </w:pPr>
+      <w:r>
+        <w:t>Targets,route and first prediction</w:t>
       </w:r>
     </w:p>
     <w:p>
@@ -3937,12 +5168,117 @@
         <w:pStyle w:val="Heading1"/>
       </w:pPr>
       <w:r>
-        <w:t>16. Finish and return</w:t>
-      </w:r>
-    </w:p>
-    <w:p>
-      <w:r>
-        <w:t>Explain Image tensors and channels without notes, identify a remaining question and plan a later check with a changed case.</w:t>
+        <w:t>17. Extra practice · Predict,check and repair</w:t>
+      </w:r>
+    </w:p>
+    <w:p>
+      <w:r>
+        <w:t>Keep supported feedback separate from the independent case.</w:t>
+      </w:r>
+    </w:p>
+    <w:p>
+      <w:pPr>
+        <w:pStyle w:val="Heading2"/>
+      </w:pPr>
+      <w:r>
+        <w:t>First supported question and optional hint</w:t>
+      </w:r>
+    </w:p>
+    <w:p>
+      <w:pPr>
+        <w:pStyle w:val="ListBullet"/>
+      </w:pPr>
+      <w:r>
+        <w:t>Move colour values between tensor layouts without changing the pixels.</w:t>
+      </w:r>
+    </w:p>
+    <w:p>
+      <w:pPr>
+        <w:pStyle w:val="Heading3"/>
+      </w:pPr>
+      <w:r>
+        <w:t>Practice 1: explain the deciding evidence</w:t>
+      </w:r>
+    </w:p>
+    <w:p>
+      <w:pPr>
+        <w:pStyle w:val="ListBullet"/>
+      </w:pPr>
+      <w:r>
+        <w:t>Which labelled step matches this detail? Bottom green is HWC [1, 0, 1]=5 and CHW [1, 1, 0]=5.</w:t>
+      </w:r>
+    </w:p>
+    <w:p>
+      <w:pPr>
+        <w:pStyle w:val="ListBullet"/>
+      </w:pPr>
+      <w:r>
+        <w:t>1. Record HWC shape</w:t>
+      </w:r>
+    </w:p>
+    <w:p>
+      <w:pPr>
+        <w:pStyle w:val="ListBullet"/>
+      </w:pPr>
+      <w:r>
+        <w:t>2. Reorder to CHW</w:t>
+      </w:r>
+    </w:p>
+    <w:p>
+      <w:pPr>
+        <w:pStyle w:val="ListBullet"/>
+      </w:pPr>
+      <w:r>
+        <w:t>3. Check same pixel</w:t>
+      </w:r>
+    </w:p>
+    <w:p>
+      <w:pPr>
+        <w:pStyle w:val="Heading3"/>
+      </w:pPr>
+      <w:r>
+        <w:t>My selected conclusion, deciding fact and explanation</w:t>
+      </w:r>
+    </w:p>
+    <w:p>
+      <w:r>
+        <w:t>________________________________________________________________</w:t>
+      </w:r>
+    </w:p>
+    <w:p>
+      <w:r>
+        <w:t>________________________________________________________________</w:t>
+      </w:r>
+    </w:p>
+    <w:p>
+      <w:r>
+        <w:t>________________________________________________________________</w:t>
+      </w:r>
+    </w:p>
+    <w:p>
+      <w:r>
+        <w:t>________________________________________________________________</w:t>
+      </w:r>
+    </w:p>
+    <w:p>
+      <w:r>
+        <w:t>________________________________________________________________</w:t>
+      </w:r>
+    </w:p>
+    <w:p>
+      <w:pPr>
+        <w:pStyle w:val="ListBullet"/>
+      </w:pPr>
+      <w:r>
+        <w:t>Hint if needed: Read the steps in the pictorial case. Match the supplied detail to the stage that performs or records it.</w:t>
+      </w:r>
+    </w:p>
+    <w:p>
+      <w:pPr>
+        <w:pStyle w:val="Heading2"/>
+      </w:pPr>
+      <w:r>
+        <w:t>Check after the first attempt · reference / check after trying</w:t>
       </w:r>
     </w:p>
     <w:p>
@@ -3953,7 +5289,41 @@
         <w:rPr>
           <w:b w:val="0"/>
         </w:rPr>
-        <w:t xml:space="preserve">Close your notes. Explain this goal in your own words: Read a pixel using declared row column and </w:t>
+        <w:t xml:space="preserve">After your attempt, compare with the supported explanation: Check same pixel Bottom green is HWC [1, 0, 1]=5 and CHW [1, 1, 0]=5. A </w:t>
+      </w:r>
+      <w:r>
+        <w:rPr>
+          <w:b/>
+        </w:rPr>
+        <w:t>tensor</w:t>
+      </w:r>
+      <w:r>
+        <w:rPr>
+          <w:b w:val="0"/>
+        </w:rPr>
+        <w:t xml:space="preserve"> is an array with named dimensions.</w:t>
+      </w:r>
+    </w:p>
+    <w:p>
+      <w:pPr>
+        <w:spacing w:line="336" w:lineRule="auto" w:after="180"/>
+      </w:pPr>
+      <w:r>
+        <w:rPr>
+          <w:b w:val="0"/>
+        </w:rPr>
+        <w:t>HWC orders height, width and colour; CHW puts colour first. Rearranging the layout changes where values are stored, not the colour measurement itself. Trace a named pixel through both layouts using zero-based indices.</w:t>
+      </w:r>
+    </w:p>
+    <w:p>
+      <w:pPr>
+        <w:spacing w:line="336" w:lineRule="auto" w:after="180"/>
+      </w:pPr>
+      <w:r>
+        <w:rPr>
+          <w:b w:val="0"/>
+        </w:rPr>
+        <w:t xml:space="preserve">Adding a batch dimension counts images and does not add a new colour </w:t>
       </w:r>
       <w:r>
         <w:rPr>
@@ -3965,7 +5335,15 @@
         <w:rPr>
           <w:b w:val="0"/>
         </w:rPr>
-        <w:t xml:space="preserve"> axes</w:t>
+        <w:t>.</w:t>
+      </w:r>
+    </w:p>
+    <w:p>
+      <w:pPr>
+        <w:pStyle w:val="Heading2"/>
+      </w:pPr>
+      <w:r>
+        <w:t>Changed-case question and optional hint</w:t>
       </w:r>
     </w:p>
     <w:p>
@@ -3973,7 +5351,47 @@
         <w:pStyle w:val="Heading3"/>
       </w:pPr>
       <w:r>
-        <w:t>My deciding step, evidence and one remaining question</w:t>
+        <w:t>Practice 2: explain the deciding evidence</w:t>
+      </w:r>
+    </w:p>
+    <w:p>
+      <w:pPr>
+        <w:pStyle w:val="ListBullet"/>
+      </w:pPr>
+      <w:r>
+        <w:t>Changed-case practice: Add a batch containing three identical images in NHWC layout. Which conclusion is supported by the supplied facts?</w:t>
+      </w:r>
+    </w:p>
+    <w:p>
+      <w:pPr>
+        <w:pStyle w:val="ListBullet"/>
+      </w:pPr>
+      <w:r>
+        <w:t>1. Batch shape is [3, 2, 1, 3].</w:t>
+      </w:r>
+    </w:p>
+    <w:p>
+      <w:pPr>
+        <w:pStyle w:val="ListBullet"/>
+      </w:pPr>
+      <w:r>
+        <w:t>2. We can decide the result without examining the changed input or the procedure.</w:t>
+      </w:r>
+    </w:p>
+    <w:p>
+      <w:pPr>
+        <w:pStyle w:val="ListBullet"/>
+      </w:pPr>
+      <w:r>
+        <w:t>3. This one example guarantees correct results for every future input.</w:t>
+      </w:r>
+    </w:p>
+    <w:p>
+      <w:pPr>
+        <w:pStyle w:val="Heading3"/>
+      </w:pPr>
+      <w:r>
+        <w:t>My selected conclusion, deciding fact and explanation</w:t>
       </w:r>
     </w:p>
     <w:p>
@@ -3999,6 +5417,22 @@
     <w:p>
       <w:r>
         <w:t>________________________________________________________________</w:t>
+      </w:r>
+    </w:p>
+    <w:p>
+      <w:pPr>
+        <w:pStyle w:val="ListBullet"/>
+      </w:pPr>
+      <w:r>
+        <w:t>Hint if needed: Use the changed condition and the deciding step in the pictorial trace. The answer must say what follows from those facts.</w:t>
+      </w:r>
+    </w:p>
+    <w:p>
+      <w:pPr>
+        <w:pStyle w:val="Heading2"/>
+      </w:pPr>
+      <w:r>
+        <w:t>Check after the changed attempt · reference / check after trying</w:t>
       </w:r>
     </w:p>
     <w:p>
@@ -4009,7 +5443,38 @@
         <w:rPr>
           <w:b w:val="0"/>
         </w:rPr>
-        <w:t xml:space="preserve">If you are unsure, return to the worked picture and explain one arrow. If you are ready, change an </w:t>
+        <w:t xml:space="preserve">After your attempt, compare with the supported explanation: Batch shape is [3, 2, 1, 3]. The new first dimension counts images; it does not add a fourth colour </w:t>
+      </w:r>
+      <w:r>
+        <w:rPr>
+          <w:b/>
+        </w:rPr>
+        <w:t>channel</w:t>
+      </w:r>
+      <w:r>
+        <w:rPr>
+          <w:b w:val="0"/>
+        </w:rPr>
+        <w:t>.</w:t>
+      </w:r>
+    </w:p>
+    <w:p>
+      <w:pPr>
+        <w:pStyle w:val="Heading2"/>
+      </w:pPr>
+      <w:r>
+        <w:t>Repair and retain the record</w:t>
+      </w:r>
+    </w:p>
+    <w:p>
+      <w:pPr>
+        <w:spacing w:line="336" w:lineRule="auto" w:after="180"/>
+      </w:pPr>
+      <w:r>
+        <w:rPr>
+          <w:b w:val="0"/>
+        </w:rPr>
+        <w:t xml:space="preserve">Review Learned representations (ai-5/19). Goal: Trace an </w:t>
       </w:r>
       <w:r>
         <w:rPr>
@@ -4021,7 +5486,156 @@
         <w:rPr>
           <w:b w:val="0"/>
         </w:rPr>
-        <w:t xml:space="preserve"> or assumption and justify your </w:t>
+        <w:t xml:space="preserve"> through a hidden representation and a decision rule. Short practice: Why can no deterministic head using only the sum classify both correctly?</w:t>
+      </w:r>
+    </w:p>
+    <w:p>
+      <w:pPr>
+        <w:spacing w:line="336" w:lineRule="auto" w:after="180"/>
+      </w:pPr>
+      <w:r>
+        <w:rPr>
+          <w:b w:val="0"/>
+        </w:rPr>
+        <w:t xml:space="preserve">Point to the relevant step in the picture, then write the changed result and the rule or </w:t>
+      </w:r>
+      <w:r>
+        <w:rPr>
+          <w:b/>
+        </w:rPr>
+        <w:t>evidence</w:t>
+      </w:r>
+      <w:r>
+        <w:rPr>
+          <w:b w:val="0"/>
+        </w:rPr>
+        <w:t xml:space="preserve"> that supports it.. Return to this week and explain what you changed.</w:t>
+      </w:r>
+    </w:p>
+    <w:p>
+      <w:pPr>
+        <w:spacing w:line="336" w:lineRule="auto" w:after="180"/>
+      </w:pPr>
+      <w:r>
+        <w:rPr>
+          <w:b w:val="0"/>
+        </w:rPr>
+        <w:t xml:space="preserve">Review Initialisation and reproducibility (ai-5/17). Goal: Trace how starting values affect a fixed </w:t>
+      </w:r>
+      <w:r>
+        <w:rPr>
+          <w:b/>
+        </w:rPr>
+        <w:t>training</w:t>
+      </w:r>
+      <w:r>
+        <w:rPr>
+          <w:b w:val="0"/>
+        </w:rPr>
+        <w:t xml:space="preserve"> budget. Short practice: Does the matching final loss mean the parameter values are equal?</w:t>
+      </w:r>
+    </w:p>
+    <w:p>
+      <w:pPr>
+        <w:spacing w:line="336" w:lineRule="auto" w:after="180"/>
+      </w:pPr>
+      <w:r>
+        <w:rPr>
+          <w:b w:val="0"/>
+        </w:rPr>
+        <w:t xml:space="preserve">Point to the relevant step in the picture, then write the changed result and the rule or </w:t>
+      </w:r>
+      <w:r>
+        <w:rPr>
+          <w:b/>
+        </w:rPr>
+        <w:t>evidence</w:t>
+      </w:r>
+      <w:r>
+        <w:rPr>
+          <w:b w:val="0"/>
+        </w:rPr>
+        <w:t xml:space="preserve"> that supports it.. Return to this week and explain what you changed.</w:t>
+      </w:r>
+    </w:p>
+    <w:p>
+      <w:pPr>
+        <w:spacing w:line="336" w:lineRule="auto" w:after="180"/>
+      </w:pPr>
+      <w:r>
+        <w:rPr>
+          <w:b w:val="0"/>
+        </w:rPr>
+        <w:t>Review Learning rate experiments (ai-5/14). Goal: Run a controlled comparison of learning rates. Short practice: What should a fair rate comparison hold fixed?</w:t>
+      </w:r>
+    </w:p>
+    <w:p>
+      <w:pPr>
+        <w:spacing w:line="336" w:lineRule="auto" w:after="180"/>
+      </w:pPr>
+      <w:r>
+        <w:rPr>
+          <w:b w:val="0"/>
+        </w:rPr>
+        <w:t xml:space="preserve">Point to the relevant step in the picture, then write the changed result and the rule or </w:t>
+      </w:r>
+      <w:r>
+        <w:rPr>
+          <w:b/>
+        </w:rPr>
+        <w:t>evidence</w:t>
+      </w:r>
+      <w:r>
+        <w:rPr>
+          <w:b w:val="0"/>
+        </w:rPr>
+        <w:t xml:space="preserve"> that supports it.. Return to this week and explain what you changed.</w:t>
+      </w:r>
+    </w:p>
+    <w:p>
+      <w:pPr>
+        <w:spacing w:line="336" w:lineRule="auto" w:after="180"/>
+      </w:pPr>
+      <w:r>
+        <w:rPr>
+          <w:b w:val="0"/>
+        </w:rPr>
+        <w:t xml:space="preserve">The browser lab lets you edit the supported Python examples already included in this lesson. Predict first, run, inspect the actual </w:t>
+      </w:r>
+      <w:r>
+        <w:rPr>
+          <w:b/>
+        </w:rPr>
+        <w:t>output</w:t>
+      </w:r>
+      <w:r>
+        <w:rPr>
+          <w:b w:val="0"/>
+        </w:rPr>
+        <w:t xml:space="preserve"> or error, change one </w:t>
+      </w:r>
+      <w:r>
+        <w:rPr>
+          <w:b/>
+        </w:rPr>
+        <w:t>input</w:t>
+      </w:r>
+      <w:r>
+        <w:rPr>
+          <w:b w:val="0"/>
+        </w:rPr>
+        <w:t>, then run again.</w:t>
+      </w:r>
+    </w:p>
+    <w:p>
+      <w:pPr>
+        <w:spacing w:line="336" w:lineRule="auto" w:after="180"/>
+      </w:pPr>
+      <w:r>
+        <w:rPr>
+          <w:b w:val="0"/>
+        </w:rPr>
+        <w:t xml:space="preserve">Keep code, </w:t>
       </w:r>
       <w:r>
         <w:rPr>
@@ -4033,7 +5647,7 @@
         <w:rPr>
           <w:b w:val="0"/>
         </w:rPr>
-        <w:t>.</w:t>
+        <w:t>s, actual results and a reasoned revision together. On paper, label your result as a trace rather than an execution.</w:t>
       </w:r>
     </w:p>
     <w:p>
@@ -4044,7 +5658,7 @@
         <w:rPr>
           <w:b w:val="0"/>
         </w:rPr>
-        <w:t xml:space="preserve">Save your workbook </w:t>
+        <w:t xml:space="preserve">Use Download completed work in the hosted lesson to export your answers, reflections, practice feedback and code-run </w:t>
       </w:r>
       <w:r>
         <w:rPr>
@@ -4056,20 +5670,26 @@
         <w:rPr>
           <w:b w:val="0"/>
         </w:rPr>
-        <w:t>. At the next review, try a different case before opening your old answer.</w:t>
-      </w:r>
-    </w:p>
-    <w:p>
-      <w:pPr>
-        <w:pStyle w:val="Heading1"/>
-      </w:pPr>
-      <w:r>
-        <w:t>17. Supported practice, repair and portfolio</w:t>
-      </w:r>
-    </w:p>
-    <w:p>
-      <w:r>
-        <w:t>Attempt supported questions before using hints or feedback. Review a missing building block, then keep the completed work.</w:t>
+        <w:t>. Open the HTML copy to read or print it.</w:t>
+      </w:r>
+    </w:p>
+    <w:p>
+      <w:pPr>
+        <w:spacing w:line="336" w:lineRule="auto" w:after="180"/>
+      </w:pPr>
+      <w:r>
+        <w:rPr>
+          <w:b w:val="0"/>
+        </w:rPr>
+        <w:t>Drafts stay in this browser when storage is available; clear drafts on a shared device.</w:t>
+      </w:r>
+    </w:p>
+    <w:p>
+      <w:pPr>
+        <w:pStyle w:val="Heading2"/>
+      </w:pPr>
+      <w:r>
+        <w:t>Earlier wording, alternatives and picture transcripts · reference / check after trying</w:t>
       </w:r>
     </w:p>
     <w:p>
@@ -4085,80 +5705,10 @@
     </w:p>
     <w:p>
       <w:pPr>
-        <w:spacing w:line="336" w:lineRule="auto" w:after="180"/>
-      </w:pPr>
-      <w:r>
-        <w:rPr>
-          <w:b w:val="0"/>
-        </w:rPr>
-        <w:t xml:space="preserve">Move colour values between </w:t>
-      </w:r>
-      <w:r>
-        <w:rPr>
-          <w:b/>
-        </w:rPr>
-        <w:t>tensor</w:t>
-      </w:r>
-      <w:r>
-        <w:rPr>
-          <w:b w:val="0"/>
-        </w:rPr>
-        <w:t xml:space="preserve"> layouts without changing the pixels.</w:t>
-      </w:r>
-    </w:p>
-    <w:p>
-      <w:pPr>
         <w:pStyle w:val="Heading3"/>
       </w:pPr>
       <w:r>
-        <w:t>Practice 1: explain the deciding evidence</w:t>
-      </w:r>
-    </w:p>
-    <w:p>
-      <w:pPr>
-        <w:spacing w:line="336" w:lineRule="auto" w:after="180"/>
-      </w:pPr>
-      <w:r>
-        <w:rPr>
-          <w:b w:val="0"/>
-        </w:rPr>
-        <w:t>Which labelled step matches this detail? Bottom green is HWC [1, 0, 1]=5 and CHW [1, 1, 0]=5.</w:t>
-      </w:r>
-    </w:p>
-    <w:p>
-      <w:pPr>
-        <w:spacing w:line="336" w:lineRule="auto" w:after="180"/>
-        <w:shd w:fill="F4F9FC"/>
-      </w:pPr>
-      <w:r>
-        <w:rPr>
-          <w:b w:val="0"/>
-        </w:rPr>
-        <w:t>1. Record HWC shape</w:t>
-      </w:r>
-    </w:p>
-    <w:p>
-      <w:pPr>
-        <w:spacing w:line="336" w:lineRule="auto" w:after="180"/>
-        <w:shd w:fill="F4F9FC"/>
-      </w:pPr>
-      <w:r>
-        <w:rPr>
-          <w:b w:val="0"/>
-        </w:rPr>
-        <w:t>2. Reorder to CHW</w:t>
-      </w:r>
-    </w:p>
-    <w:p>
-      <w:pPr>
-        <w:spacing w:line="336" w:lineRule="auto" w:after="180"/>
-        <w:shd w:fill="F4F9FC"/>
-      </w:pPr>
-      <w:r>
-        <w:rPr>
-          <w:b w:val="0"/>
-        </w:rPr>
-        <w:t>3. Check same pixel</w:t>
+        <w:t>Repair a missing building block</w:t>
       </w:r>
     </w:p>
     <w:p>
@@ -4166,32 +5716,7 @@
         <w:pStyle w:val="Heading3"/>
       </w:pPr>
       <w:r>
-        <w:t>My selected conclusion, deciding fact and explanation</w:t>
-      </w:r>
-    </w:p>
-    <w:p>
-      <w:r>
-        <w:t>________________________________________________________________</w:t>
-      </w:r>
-    </w:p>
-    <w:p>
-      <w:r>
-        <w:t>________________________________________________________________</w:t>
-      </w:r>
-    </w:p>
-    <w:p>
-      <w:r>
-        <w:t>________________________________________________________________</w:t>
-      </w:r>
-    </w:p>
-    <w:p>
-      <w:r>
-        <w:t>________________________________________________________________</w:t>
-      </w:r>
-    </w:p>
-    <w:p>
-      <w:r>
-        <w:t>________________________________________________________________</w:t>
+        <w:t>Predict, run and debug</w:t>
       </w:r>
     </w:p>
     <w:p>
@@ -4199,520 +5724,25 @@
         <w:pStyle w:val="Heading3"/>
       </w:pPr>
       <w:r>
-        <w:t>Hint · try first</w:t>
-      </w:r>
-    </w:p>
-    <w:p>
-      <w:pPr>
-        <w:spacing w:line="336" w:lineRule="auto" w:after="180"/>
-        <w:shd w:fill="F1F6F8"/>
-      </w:pPr>
-      <w:r>
-        <w:rPr>
-          <w:b w:val="0"/>
-        </w:rPr>
-        <w:t>Hint if needed: Read the steps in the pictorial case. Match the supplied detail to the stage that performs or records it.</w:t>
-      </w:r>
-    </w:p>
-    <w:p>
-      <w:pPr>
-        <w:pStyle w:val="Heading3"/>
-      </w:pPr>
-      <w:r>
-        <w:t>Feedback · compare after trying</w:t>
-      </w:r>
-    </w:p>
-    <w:p>
-      <w:pPr>
-        <w:spacing w:line="336" w:lineRule="auto" w:after="180"/>
-        <w:shd w:fill="F1F6FC"/>
-      </w:pPr>
-      <w:r>
-        <w:rPr>
-          <w:b w:val="0"/>
-        </w:rPr>
-        <w:t xml:space="preserve">After your attempt, compare with the supported explanation: Check same pixel Bottom green is HWC [1, 0, 1]=5 and CHW [1, 1, 0]=5. A </w:t>
-      </w:r>
-      <w:r>
-        <w:rPr>
-          <w:b/>
-        </w:rPr>
-        <w:t>tensor</w:t>
-      </w:r>
-      <w:r>
-        <w:rPr>
-          <w:b w:val="0"/>
-        </w:rPr>
-        <w:t xml:space="preserve"> is an array with named dimensions.</w:t>
-      </w:r>
-    </w:p>
-    <w:p>
-      <w:pPr>
-        <w:spacing w:line="336" w:lineRule="auto" w:after="180"/>
-        <w:shd w:fill="F1F6FC"/>
-      </w:pPr>
-      <w:r>
-        <w:rPr>
-          <w:b w:val="0"/>
-        </w:rPr>
-        <w:t>HWC orders height, width and colour; CHW puts colour first. Rearranging the layout changes where values are stored, not the colour measurement itself. Trace a named pixel through both layouts using zero-based indices.</w:t>
-      </w:r>
-    </w:p>
-    <w:p>
-      <w:pPr>
-        <w:spacing w:line="336" w:lineRule="auto" w:after="180"/>
-        <w:shd w:fill="F1F6FC"/>
-      </w:pPr>
-      <w:r>
-        <w:rPr>
-          <w:b w:val="0"/>
-        </w:rPr>
-        <w:t xml:space="preserve">Adding a batch dimension counts images and does not add a new colour </w:t>
-      </w:r>
-      <w:r>
-        <w:rPr>
-          <w:b/>
-        </w:rPr>
-        <w:t>channel</w:t>
-      </w:r>
-      <w:r>
-        <w:rPr>
-          <w:b w:val="0"/>
-        </w:rPr>
-        <w:t>.</w:t>
-      </w:r>
-    </w:p>
-    <w:p>
-      <w:pPr>
-        <w:pStyle w:val="Heading3"/>
-      </w:pPr>
-      <w:r>
-        <w:t>Practice 2: explain the deciding evidence</w:t>
-      </w:r>
-    </w:p>
-    <w:p>
-      <w:pPr>
-        <w:pStyle w:val="Heading3"/>
-      </w:pPr>
-      <w:r>
-        <w:t>Changed case · predict first</w:t>
-      </w:r>
-    </w:p>
-    <w:p>
-      <w:pPr>
-        <w:spacing w:line="336" w:lineRule="auto" w:after="180"/>
-        <w:shd w:fill="F5F1FB"/>
-      </w:pPr>
-      <w:r>
-        <w:rPr>
-          <w:b w:val="0"/>
-        </w:rPr>
-        <w:t>Changed-case practice: Add a batch containing three identical images in NHWC layout. Which conclusion is supported by the supplied facts?</w:t>
-      </w:r>
-    </w:p>
-    <w:p>
-      <w:pPr>
-        <w:spacing w:line="336" w:lineRule="auto" w:after="180"/>
-        <w:shd w:fill="F4F9FC"/>
-      </w:pPr>
-      <w:r>
-        <w:rPr>
-          <w:b w:val="0"/>
-        </w:rPr>
-        <w:t>1. Batch shape is [3, 2, 1, 3].</w:t>
-      </w:r>
-    </w:p>
-    <w:p>
-      <w:pPr>
-        <w:spacing w:line="336" w:lineRule="auto" w:after="180"/>
-        <w:shd w:fill="F4F9FC"/>
-      </w:pPr>
-      <w:r>
-        <w:rPr>
-          <w:b w:val="0"/>
-        </w:rPr>
-        <w:t xml:space="preserve">2. We can decide the result without examining the changed </w:t>
-      </w:r>
-      <w:r>
-        <w:rPr>
-          <w:b/>
-        </w:rPr>
-        <w:t>input</w:t>
-      </w:r>
-      <w:r>
-        <w:rPr>
-          <w:b w:val="0"/>
-        </w:rPr>
-        <w:t xml:space="preserve"> or the procedure.</w:t>
-      </w:r>
-    </w:p>
-    <w:p>
-      <w:pPr>
-        <w:spacing w:line="336" w:lineRule="auto" w:after="180"/>
-        <w:shd w:fill="F4F9FC"/>
-      </w:pPr>
-      <w:r>
-        <w:rPr>
-          <w:b w:val="0"/>
-        </w:rPr>
-        <w:t xml:space="preserve">3. This one example guarantees correct results for every future </w:t>
-      </w:r>
-      <w:r>
-        <w:rPr>
-          <w:b/>
-        </w:rPr>
-        <w:t>input</w:t>
-      </w:r>
-      <w:r>
-        <w:rPr>
-          <w:b w:val="0"/>
-        </w:rPr>
-        <w:t>.</w:t>
-      </w:r>
-    </w:p>
-    <w:p>
-      <w:pPr>
-        <w:pStyle w:val="Heading3"/>
-      </w:pPr>
-      <w:r>
-        <w:t>My selected conclusion, deciding fact and explanation</w:t>
-      </w:r>
-    </w:p>
-    <w:p>
-      <w:r>
-        <w:t>________________________________________________________________</w:t>
-      </w:r>
-    </w:p>
-    <w:p>
-      <w:r>
-        <w:t>________________________________________________________________</w:t>
-      </w:r>
-    </w:p>
-    <w:p>
-      <w:r>
-        <w:t>________________________________________________________________</w:t>
-      </w:r>
-    </w:p>
-    <w:p>
-      <w:r>
-        <w:t>________________________________________________________________</w:t>
-      </w:r>
-    </w:p>
-    <w:p>
-      <w:r>
-        <w:t>________________________________________________________________</w:t>
-      </w:r>
-    </w:p>
-    <w:p>
-      <w:pPr>
-        <w:pStyle w:val="Heading3"/>
-      </w:pPr>
-      <w:r>
-        <w:t>Hint · try first</w:t>
-      </w:r>
-    </w:p>
-    <w:p>
-      <w:pPr>
-        <w:spacing w:line="336" w:lineRule="auto" w:after="180"/>
-        <w:shd w:fill="F1F6F8"/>
-      </w:pPr>
-      <w:r>
-        <w:rPr>
-          <w:b w:val="0"/>
-        </w:rPr>
-        <w:t>Hint if needed: Use the changed condition and the deciding step in the pictorial trace. The answer must say what follows from those facts.</w:t>
-      </w:r>
-    </w:p>
-    <w:p>
-      <w:pPr>
-        <w:pStyle w:val="Heading3"/>
-      </w:pPr>
-      <w:r>
-        <w:t>Feedback · compare after trying</w:t>
-      </w:r>
-    </w:p>
-    <w:p>
-      <w:pPr>
-        <w:spacing w:line="336" w:lineRule="auto" w:after="180"/>
-        <w:shd w:fill="F1F6FC"/>
-      </w:pPr>
-      <w:r>
-        <w:rPr>
-          <w:b w:val="0"/>
-        </w:rPr>
-        <w:t xml:space="preserve">After your attempt, compare with the supported explanation: Batch shape is [3, 2, 1, 3]. The new first dimension counts images; it does not add a fourth colour </w:t>
-      </w:r>
-      <w:r>
-        <w:rPr>
-          <w:b/>
-        </w:rPr>
-        <w:t>channel</w:t>
-      </w:r>
-      <w:r>
-        <w:rPr>
-          <w:b w:val="0"/>
-        </w:rPr>
-        <w:t>.</w:t>
-      </w:r>
-    </w:p>
-    <w:p>
-      <w:pPr>
-        <w:pStyle w:val="Heading3"/>
-      </w:pPr>
-      <w:r>
-        <w:t>Repair a missing building block</w:t>
-      </w:r>
-    </w:p>
-    <w:p>
-      <w:pPr>
-        <w:spacing w:line="336" w:lineRule="auto" w:after="180"/>
-      </w:pPr>
-      <w:r>
-        <w:rPr>
-          <w:b w:val="0"/>
-        </w:rPr>
-        <w:t xml:space="preserve">Review Learned representations (ai-5/19). Goal: Trace an </w:t>
-      </w:r>
-      <w:r>
-        <w:rPr>
-          <w:b/>
-        </w:rPr>
-        <w:t>input</w:t>
-      </w:r>
-      <w:r>
-        <w:rPr>
-          <w:b w:val="0"/>
-        </w:rPr>
-        <w:t xml:space="preserve"> through a hidden representation and a decision rule. Short practice: Why can no deterministic head using only the sum classify both correctly?</w:t>
-      </w:r>
-    </w:p>
-    <w:p>
-      <w:pPr>
-        <w:spacing w:line="336" w:lineRule="auto" w:after="180"/>
-      </w:pPr>
-      <w:r>
-        <w:rPr>
-          <w:b w:val="0"/>
-        </w:rPr>
-        <w:t xml:space="preserve">Point to the relevant step in the picture, then write the changed result and the rule or </w:t>
-      </w:r>
-      <w:r>
-        <w:rPr>
-          <w:b/>
-        </w:rPr>
-        <w:t>evidence</w:t>
-      </w:r>
-      <w:r>
-        <w:rPr>
-          <w:b w:val="0"/>
-        </w:rPr>
-        <w:t xml:space="preserve"> that supports it.. Return to this week and explain what you changed.</w:t>
-      </w:r>
-    </w:p>
-    <w:p>
-      <w:pPr>
-        <w:spacing w:line="336" w:lineRule="auto" w:after="180"/>
-      </w:pPr>
-      <w:r>
-        <w:rPr>
-          <w:b w:val="0"/>
-        </w:rPr>
-        <w:t xml:space="preserve">Review Initialisation and reproducibility (ai-5/17). Goal: Trace how starting values affect a fixed </w:t>
-      </w:r>
-      <w:r>
-        <w:rPr>
-          <w:b/>
-        </w:rPr>
-        <w:t>training</w:t>
-      </w:r>
-      <w:r>
-        <w:rPr>
-          <w:b w:val="0"/>
-        </w:rPr>
-        <w:t xml:space="preserve"> budget. Short practice: Does the matching final loss mean the parameter values are equal?</w:t>
-      </w:r>
-    </w:p>
-    <w:p>
-      <w:pPr>
-        <w:spacing w:line="336" w:lineRule="auto" w:after="180"/>
-      </w:pPr>
-      <w:r>
-        <w:rPr>
-          <w:b w:val="0"/>
-        </w:rPr>
-        <w:t xml:space="preserve">Point to the relevant step in the picture, then write the changed result and the rule or </w:t>
-      </w:r>
-      <w:r>
-        <w:rPr>
-          <w:b/>
-        </w:rPr>
-        <w:t>evidence</w:t>
-      </w:r>
-      <w:r>
-        <w:rPr>
-          <w:b w:val="0"/>
-        </w:rPr>
-        <w:t xml:space="preserve"> that supports it.. Return to this week and explain what you changed.</w:t>
-      </w:r>
-    </w:p>
-    <w:p>
-      <w:pPr>
-        <w:spacing w:line="336" w:lineRule="auto" w:after="180"/>
-      </w:pPr>
-      <w:r>
-        <w:rPr>
-          <w:b w:val="0"/>
-        </w:rPr>
-        <w:t>Review Learning rate experiments (ai-5/14). Goal: Run a controlled comparison of learning rates. Short practice: What should a fair rate comparison hold fixed?</w:t>
-      </w:r>
-    </w:p>
-    <w:p>
-      <w:pPr>
-        <w:spacing w:line="336" w:lineRule="auto" w:after="180"/>
-      </w:pPr>
-      <w:r>
-        <w:rPr>
-          <w:b w:val="0"/>
-        </w:rPr>
-        <w:t xml:space="preserve">Point to the relevant step in the picture, then write the changed result and the rule or </w:t>
-      </w:r>
-      <w:r>
-        <w:rPr>
-          <w:b/>
-        </w:rPr>
-        <w:t>evidence</w:t>
-      </w:r>
-      <w:r>
-        <w:rPr>
-          <w:b w:val="0"/>
-        </w:rPr>
-        <w:t xml:space="preserve"> that supports it.. Return to this week and explain what you changed.</w:t>
-      </w:r>
-    </w:p>
-    <w:p>
-      <w:pPr>
-        <w:pStyle w:val="Heading3"/>
-      </w:pPr>
-      <w:r>
-        <w:t>Predict, run and debug</w:t>
-      </w:r>
-    </w:p>
-    <w:p>
-      <w:pPr>
-        <w:spacing w:line="336" w:lineRule="auto" w:after="180"/>
-      </w:pPr>
-      <w:r>
-        <w:rPr>
-          <w:b w:val="0"/>
-        </w:rPr>
-        <w:t xml:space="preserve">The browser lab lets you edit the supported Python examples already included in this lesson. Predict first, run, inspect the actual </w:t>
-      </w:r>
-      <w:r>
-        <w:rPr>
-          <w:b/>
-        </w:rPr>
-        <w:t>output</w:t>
-      </w:r>
-      <w:r>
-        <w:rPr>
-          <w:b w:val="0"/>
-        </w:rPr>
-        <w:t xml:space="preserve"> or error, change one </w:t>
-      </w:r>
-      <w:r>
-        <w:rPr>
-          <w:b/>
-        </w:rPr>
-        <w:t>input</w:t>
-      </w:r>
-      <w:r>
-        <w:rPr>
-          <w:b w:val="0"/>
-        </w:rPr>
-        <w:t>, then run again.</w:t>
-      </w:r>
-    </w:p>
-    <w:p>
-      <w:pPr>
-        <w:spacing w:line="336" w:lineRule="auto" w:after="180"/>
-      </w:pPr>
-      <w:r>
-        <w:rPr>
-          <w:b w:val="0"/>
-        </w:rPr>
-        <w:t xml:space="preserve">Keep code, </w:t>
-      </w:r>
-      <w:r>
-        <w:rPr>
-          <w:b/>
-        </w:rPr>
-        <w:t>prediction</w:t>
-      </w:r>
-      <w:r>
-        <w:rPr>
-          <w:b w:val="0"/>
-        </w:rPr>
-        <w:t>s, actual results and a reasoned revision together. On paper, label your result as a trace rather than an execution.</w:t>
-      </w:r>
-    </w:p>
-    <w:p>
-      <w:pPr>
-        <w:pStyle w:val="Heading3"/>
-      </w:pPr>
-      <w:r>
         <w:t>Keep your completed work</w:t>
       </w:r>
     </w:p>
     <w:p>
       <w:pPr>
-        <w:spacing w:line="336" w:lineRule="auto" w:after="180"/>
-      </w:pPr>
-      <w:r>
-        <w:rPr>
-          <w:b w:val="0"/>
-        </w:rPr>
-        <w:t xml:space="preserve">Use Download completed work in the hosted lesson to export your answers, reflections, practice feedback and code-run </w:t>
-      </w:r>
-      <w:r>
-        <w:rPr>
-          <w:b/>
-        </w:rPr>
-        <w:t>evidence</w:t>
-      </w:r>
-      <w:r>
-        <w:rPr>
-          <w:b w:val="0"/>
-        </w:rPr>
-        <w:t>. Open the HTML copy to read or print it.</w:t>
-      </w:r>
-    </w:p>
-    <w:p>
-      <w:pPr>
-        <w:spacing w:line="336" w:lineRule="auto" w:after="180"/>
-      </w:pPr>
-      <w:r>
-        <w:rPr>
-          <w:b w:val="0"/>
-        </w:rPr>
-        <w:t>Drafts stay in this browser when storage is available; clear drafts on a shared device.</w:t>
-      </w:r>
-    </w:p>
-    <w:p>
-      <w:pPr>
         <w:pStyle w:val="Heading1"/>
       </w:pPr>
       <w:r>
-        <w:t>18. Visual concept journey</w:t>
-      </w:r>
-    </w:p>
-    <w:p>
-      <w:r>
-        <w:t>Explain each Image tensors and channels graphic using its labels, deciding evidence and relevant limitation.</w:t>
-      </w:r>
-    </w:p>
-    <w:p>
-      <w:pPr>
-        <w:pStyle w:val="Heading3"/>
+        <w:t>18. Reference · Six-picture concept journey</w:t>
+      </w:r>
+    </w:p>
+    <w:p>
+      <w:r>
+        <w:t>Choose the picture that supports the current explanation.</w:t>
+      </w:r>
+    </w:p>
+    <w:p>
+      <w:pPr>
+        <w:pStyle w:val="Heading2"/>
       </w:pPr>
       <w:r>
         <w:t>01. Image tensors and channels: the case</w:t>
@@ -4723,7 +5753,7 @@
         <w:drawing>
           <wp:inline xmlns:a="http://schemas.openxmlformats.org/drawingml/2006/main" xmlns:pic="http://schemas.openxmlformats.org/drawingml/2006/picture">
             <wp:extent cx="5486400" cy="3142488"/>
-            <wp:docPr id="3" name="Picture 3" descr="Move colour values between tensor layouts without changing the pixels. Supplied facts: Toy RGB image has 2 rows, 1 column. Top pixel [1, 4, 7]; bottom [2, 5, 8]. HWC means height, width, channel. All inputs and outcomes in this worked example are invented classroom data; no real model run is claimed."/>
+            <wp:docPr id="6" name="Picture 6" descr="Move colour values between tensor layouts without changing the pixels. Supplied facts: Toy RGB image has 2 rows, 1 column. Top pixel [1, 4, 7]; bottom [2, 5, 8]. HWC means height, width, channel. All inputs and outcomes in this worked example are invented classroom data; no real model run is claimed."/>
             <wp:cNvGraphicFramePr>
               <a:graphicFrameLocks noChangeAspect="1"/>
             </wp:cNvGraphicFramePr>
@@ -4735,7 +5765,7 @@
                     <pic:cNvPicPr/>
                   </pic:nvPicPr>
                   <pic:blipFill>
-                    <a:blip r:embed="rId11"/>
+                    <a:blip r:embed="rId14"/>
                     <a:stretch>
                       <a:fillRect/>
                     </a:stretch>
@@ -4815,7 +5845,6 @@
     <w:p>
       <w:pPr>
         <w:spacing w:line="336" w:lineRule="auto" w:after="180"/>
-        <w:shd w:fill="F5F1FB"/>
       </w:pPr>
       <w:r>
         <w:rPr>
@@ -4826,7 +5855,7 @@
     </w:p>
     <w:p>
       <w:pPr>
-        <w:pStyle w:val="Heading3"/>
+        <w:pStyle w:val="Heading2"/>
       </w:pPr>
       <w:r>
         <w:t>02. Follow the deciding steps</w:t>
@@ -4837,7 +5866,7 @@
         <w:drawing>
           <wp:inline xmlns:a="http://schemas.openxmlformats.org/drawingml/2006/main" xmlns:pic="http://schemas.openxmlformats.org/drawingml/2006/picture">
             <wp:extent cx="5486400" cy="3182112"/>
-            <wp:docPr id="4" name="Picture 4" descr="Record HWC shape: Shape is [2, 1, 3]; top green is 4 and bottom green 5. → Reorder to CHW: Shape [3, 2, 1]; red plane [[1],[2]], green [[4],[5]], blue [[7],[8]]. → Check same pixel: Bottom green is HWC [1, 0, 1]=5 and CHW [1, 1, 0]=5."/>
+            <wp:docPr id="7" name="Picture 7" descr="Record HWC shape: Shape is [2, 1, 3]; top green is 4 and bottom green 5. → Reorder to CHW: Shape [3, 2, 1]; red plane [[1],[2]], green [[4],[5]], blue [[7],[8]]. → Check same pixel: Bottom green is HWC [1, 0, 1]=5 and CHW [1, 1, 0]=5."/>
             <wp:cNvGraphicFramePr>
               <a:graphicFrameLocks noChangeAspect="1"/>
             </wp:cNvGraphicFramePr>
@@ -4849,7 +5878,7 @@
                     <pic:cNvPicPr/>
                   </pic:nvPicPr>
                   <pic:blipFill>
-                    <a:blip r:embed="rId12"/>
+                    <a:blip r:embed="rId10"/>
                     <a:stretch>
                       <a:fillRect/>
                     </a:stretch>
@@ -4882,7 +5911,6 @@
     <w:p>
       <w:pPr>
         <w:spacing w:line="336" w:lineRule="auto" w:after="180"/>
-        <w:shd w:fill="F5F1FB"/>
       </w:pPr>
       <w:r>
         <w:rPr>
@@ -4905,7 +5933,7 @@
     </w:p>
     <w:p>
       <w:pPr>
-        <w:pStyle w:val="Heading3"/>
+        <w:pStyle w:val="Heading2"/>
       </w:pPr>
       <w:r>
         <w:t>03. Two RGB pixels before layout conversion</w:t>
@@ -4916,7 +5944,7 @@
         <w:drawing>
           <wp:inline xmlns:a="http://schemas.openxmlformats.org/drawingml/2006/main" xmlns:pic="http://schemas.openxmlformats.org/drawingml/2006/picture">
             <wp:extent cx="5486400" cy="3096768"/>
-            <wp:docPr id="5" name="Picture 5" descr="Two RGB pixels before layout conversion. top pixel: red = 1, green = 4, blue = 7. bottom pixel: red = 2, green = 5, blue = 8."/>
+            <wp:docPr id="8" name="Picture 8" descr="Two RGB pixels before layout conversion. top pixel: red = 1, green = 4, blue = 7. bottom pixel: red = 2, green = 5, blue = 8."/>
             <wp:cNvGraphicFramePr>
               <a:graphicFrameLocks noChangeAspect="1"/>
             </wp:cNvGraphicFramePr>
@@ -4928,7 +5956,7 @@
                     <pic:cNvPicPr/>
                   </pic:nvPicPr>
                   <pic:blipFill>
-                    <a:blip r:embed="rId13"/>
+                    <a:blip r:embed="rId15"/>
                     <a:stretch>
                       <a:fillRect/>
                     </a:stretch>
@@ -4961,7 +5989,6 @@
     <w:p>
       <w:pPr>
         <w:spacing w:line="336" w:lineRule="auto" w:after="180"/>
-        <w:shd w:fill="F5F1FB"/>
       </w:pPr>
       <w:r>
         <w:rPr>
@@ -4972,7 +5999,7 @@
     </w:p>
     <w:p>
       <w:pPr>
-        <w:pStyle w:val="Heading3"/>
+        <w:pStyle w:val="Heading2"/>
       </w:pPr>
       <w:r>
         <w:t>04. Change one thing. Trace what follows.</w:t>
@@ -4983,7 +6010,7 @@
         <w:drawing>
           <wp:inline xmlns:a="http://schemas.openxmlformats.org/drawingml/2006/main" xmlns:pic="http://schemas.openxmlformats.org/drawingml/2006/picture">
             <wp:extent cx="5486400" cy="3026664"/>
-            <wp:docPr id="6" name="Picture 6" descr="Original case: Bottom green is HWC [1, 0, 1]=5 and CHW [1, 1, 0]=5. Changed condition: Add a batch containing three identical images in NHWC layout. Expected result: Batch shape is [3, 2, 1, 3]. Reason: The new first dimension counts images; it does not add a fourth colour channel."/>
+            <wp:docPr id="9" name="Picture 9" descr="Original case: Bottom green is HWC [1, 0, 1]=5 and CHW [1, 1, 0]=5. Changed condition: Add a batch containing three identical images in NHWC layout. Expected result: Batch shape is [3, 2, 1, 3]. Reason: The new first dimension counts images; it does not add a fourth colour channel."/>
             <wp:cNvGraphicFramePr>
               <a:graphicFrameLocks noChangeAspect="1"/>
             </wp:cNvGraphicFramePr>
@@ -4995,7 +6022,7 @@
                     <pic:cNvPicPr/>
                   </pic:nvPicPr>
                   <pic:blipFill>
-                    <a:blip r:embed="rId14"/>
+                    <a:blip r:embed="rId11"/>
                     <a:stretch>
                       <a:fillRect/>
                     </a:stretch>
@@ -5051,7 +6078,6 @@
     <w:p>
       <w:pPr>
         <w:spacing w:line="336" w:lineRule="auto" w:after="180"/>
-        <w:shd w:fill="F5F1FB"/>
       </w:pPr>
       <w:r>
         <w:rPr>
@@ -5062,7 +6088,7 @@
     </w:p>
     <w:p>
       <w:pPr>
-        <w:pStyle w:val="Heading3"/>
+        <w:pStyle w:val="Heading2"/>
       </w:pPr>
       <w:r>
         <w:t>05. Connect the explanation to its limit</w:t>
@@ -5073,7 +6099,7 @@
         <w:drawing>
           <wp:inline xmlns:a="http://schemas.openxmlformats.org/drawingml/2006/main" xmlns:pic="http://schemas.openxmlformats.org/drawingml/2006/picture">
             <wp:extent cx="5486400" cy="2834640"/>
-            <wp:docPr id="7" name="Picture 7" descr="A tensor is an array with named dimensions. HWC orders height, width and colour; CHW puts colour first. Rearranging the layout changes where values are stored, not the colour measurement itself. Trace a named pixel through both layouts using zero-based indices. Adding a batch dimension counts images and does not add a new colour channel. Limit: Shape consistency does not prove correct colour order or value range; document channel names and preprocessing."/>
+            <wp:docPr id="10" name="Picture 10" descr="A tensor is an array with named dimensions. HWC orders height, width and colour; CHW puts colour first. Rearranging the layout changes where values are stored, not the colour measurement itself. Trace a named pixel through both layouts using zero-based indices. Adding a batch dimension counts images and does not add a new colour channel. Limit: Shape consistency does not prove correct colour order or value range; document channel names and preprocessing."/>
             <wp:cNvGraphicFramePr>
               <a:graphicFrameLocks noChangeAspect="1"/>
             </wp:cNvGraphicFramePr>
@@ -5085,7 +6111,7 @@
                     <pic:cNvPicPr/>
                   </pic:nvPicPr>
                   <pic:blipFill>
-                    <a:blip r:embed="rId15"/>
+                    <a:blip r:embed="rId16"/>
                     <a:stretch>
                       <a:fillRect/>
                     </a:stretch>
@@ -5188,7 +6214,6 @@
     <w:p>
       <w:pPr>
         <w:spacing w:line="336" w:lineRule="auto" w:after="180"/>
-        <w:shd w:fill="F5F1FB"/>
       </w:pPr>
       <w:r>
         <w:rPr>
@@ -5199,7 +6224,7 @@
     </w:p>
     <w:p>
       <w:pPr>
-        <w:pStyle w:val="Heading3"/>
+        <w:pStyle w:val="Heading2"/>
       </w:pPr>
       <w:r>
         <w:t>06. Make the idea visible in your project</w:t>
@@ -5210,7 +6235,7 @@
         <w:drawing>
           <wp:inline xmlns:a="http://schemas.openxmlformats.org/drawingml/2006/main" xmlns:pic="http://schemas.openxmlformats.org/drawingml/2006/picture">
             <wp:extent cx="5486400" cy="3681984"/>
-            <wp:docPr id="8" name="Picture 8" descr="For your Image-pattern Network Investigation, save the input, procedure, observed result and limitation of this check. Label this worked example as practice; use a different, previously unreviewed case when checking independent understanding. Draw your input, deciding step, result and limit. Supported question: Where is the bottom green pixel in the first batched image? Point to the relevant step in the picture, then write the changed result and the rule or evidence that supports it."/>
+            <wp:docPr id="11" name="Picture 11" descr="For your Image-pattern Network Investigation, save the input, procedure, observed result and limitation of this check. Label this worked example as practice; use a different, previously unreviewed case when checking independent understanding. Draw your input, deciding step, result and limit. Supported question: Where is the bottom green pixel in the first batched image? Point to the relevant step in the picture, then write the changed result and the rule or evidence that supports it."/>
             <wp:cNvGraphicFramePr>
               <a:graphicFrameLocks noChangeAspect="1"/>
             </wp:cNvGraphicFramePr>
@@ -5222,7 +6247,7 @@
                     <pic:cNvPicPr/>
                   </pic:nvPicPr>
                   <pic:blipFill>
-                    <a:blip r:embed="rId16"/>
+                    <a:blip r:embed="rId17"/>
                     <a:stretch>
                       <a:fillRect/>
                     </a:stretch>
@@ -5313,7 +6338,6 @@
     <w:p>
       <w:pPr>
         <w:spacing w:line="336" w:lineRule="auto" w:after="180"/>
-        <w:shd w:fill="F5F1FB"/>
       </w:pPr>
       <w:r>
         <w:rPr>
@@ -5332,6 +6356,62 @@
           <w:b w:val="0"/>
         </w:rPr>
         <w:t>.</w:t>
+      </w:r>
+    </w:p>
+    <w:p>
+      <w:pPr>
+        <w:pStyle w:val="Heading2"/>
+      </w:pPr>
+      <w:r>
+        <w:t>Earlier wording, alternatives and picture transcripts · reference / check after trying</w:t>
+      </w:r>
+    </w:p>
+    <w:p>
+      <w:pPr>
+        <w:pStyle w:val="Heading3"/>
+      </w:pPr>
+      <w:r>
+        <w:t>01. Image tensors and channels: the case</w:t>
+      </w:r>
+    </w:p>
+    <w:p>
+      <w:pPr>
+        <w:pStyle w:val="Heading3"/>
+      </w:pPr>
+      <w:r>
+        <w:t>02. Follow the deciding steps</w:t>
+      </w:r>
+    </w:p>
+    <w:p>
+      <w:pPr>
+        <w:pStyle w:val="Heading3"/>
+      </w:pPr>
+      <w:r>
+        <w:t>03. Two RGB pixels before layout conversion</w:t>
+      </w:r>
+    </w:p>
+    <w:p>
+      <w:pPr>
+        <w:pStyle w:val="Heading3"/>
+      </w:pPr>
+      <w:r>
+        <w:t>04. Change one thing. Trace what follows.</w:t>
+      </w:r>
+    </w:p>
+    <w:p>
+      <w:pPr>
+        <w:pStyle w:val="Heading3"/>
+      </w:pPr>
+      <w:r>
+        <w:t>05. Connect the explanation to its limit</w:t>
+      </w:r>
+    </w:p>
+    <w:p>
+      <w:pPr>
+        <w:pStyle w:val="Heading3"/>
+      </w:pPr>
+      <w:r>
+        <w:t>06. Make the idea visible in your project</w:t>
       </w:r>
     </w:p>
     <w:sectPr>
